--- a/reports/project report.docx
+++ b/reports/project report.docx
@@ -13,9 +13,6 @@
           <w:szCs w:val="36"/>
         </w:rPr>
       </w:pPr>
-      <w:r>
-        <w:br/>
-      </w:r>
     </w:p>
     <w:p>
       <w:pPr>
@@ -80,21 +77,7 @@
           <w:lang w:val="en-IN"/>
           <w14:ligatures w14:val="standardContextual"/>
         </w:rPr>
-        <w:t>UCS761</w:t>
-      </w:r>
-      <w:r>
-        <w:rPr>
-          <w:rFonts w:ascii="Times New Roman" w:eastAsiaTheme="minorHAnsi" w:hAnsi="Times New Roman" w:cs="Times New Roman"/>
-          <w:b/>
-          <w:bCs/>
-          <w:color w:val="000000"/>
-          <w:kern w:val="2"/>
-          <w:sz w:val="28"/>
-          <w:szCs w:val="28"/>
-          <w:lang w:val="en-IN"/>
-          <w14:ligatures w14:val="standardContextual"/>
-        </w:rPr>
-        <w:t xml:space="preserve"> Deep Learning Project Report</w:t>
+        <w:t>UCS761 Deep Learning Project Report</w:t>
       </w:r>
     </w:p>
     <w:p>
@@ -150,7 +133,40 @@
           <w:sz w:val="28"/>
           <w:szCs w:val="28"/>
         </w:rPr>
-        <w:t>102316 – Sahil Kumar</w:t>
+        <w:t>102316</w:t>
+      </w:r>
+      <w:r>
+        <w:rPr>
+          <w:rFonts w:ascii="Times New Roman" w:hAnsi="Times New Roman" w:cs="Times New Roman"/>
+          <w:b/>
+          <w:bCs/>
+          <w:color w:val="000000"/>
+          <w:sz w:val="28"/>
+          <w:szCs w:val="28"/>
+        </w:rPr>
+        <w:t>091</w:t>
+      </w:r>
+      <w:r>
+        <w:rPr>
+          <w:rFonts w:ascii="Times New Roman" w:hAnsi="Times New Roman" w:cs="Times New Roman"/>
+          <w:b/>
+          <w:bCs/>
+          <w:color w:val="000000"/>
+          <w:sz w:val="28"/>
+          <w:szCs w:val="28"/>
+        </w:rPr>
+        <w:t xml:space="preserve"> </w:t>
+      </w:r>
+      <w:r>
+        <w:rPr>
+          <w:rFonts w:ascii="Times New Roman" w:hAnsi="Times New Roman" w:cs="Times New Roman"/>
+          <w:b/>
+          <w:bCs/>
+          <w:color w:val="000000"/>
+          <w:sz w:val="28"/>
+          <w:szCs w:val="28"/>
+        </w:rPr>
+        <w:t>– Sahil Kumar</w:t>
       </w:r>
     </w:p>
     <w:p>
@@ -265,33 +281,7 @@
           <w:szCs w:val="28"/>
           <w14:ligatures w14:val="standardContextual"/>
         </w:rPr>
-        <w:t xml:space="preserve">BE Third Year </w:t>
-      </w:r>
-      <w:r>
-        <w:rPr>
-          <w:rFonts w:ascii="Times New Roman" w:eastAsiaTheme="minorHAnsi" w:hAnsi="Times New Roman" w:cs="Times New Roman"/>
-          <w:b/>
-          <w:bCs/>
-          <w:color w:val="000000"/>
-          <w:kern w:val="2"/>
-          <w:sz w:val="28"/>
-          <w:szCs w:val="28"/>
-          <w14:ligatures w14:val="standardContextual"/>
-        </w:rPr>
-        <w:t>–</w:t>
-      </w:r>
-      <w:r>
-        <w:rPr>
-          <w:rFonts w:ascii="Times New Roman" w:eastAsiaTheme="minorHAnsi" w:hAnsi="Times New Roman" w:cs="Times New Roman"/>
-          <w:b/>
-          <w:bCs/>
-          <w:color w:val="000000"/>
-          <w:kern w:val="2"/>
-          <w:sz w:val="28"/>
-          <w:szCs w:val="28"/>
-          <w14:ligatures w14:val="standardContextual"/>
-        </w:rPr>
-        <w:t xml:space="preserve"> CSE</w:t>
+        <w:t>BE Third Year – CSE</w:t>
       </w:r>
     </w:p>
     <w:p>
@@ -456,21 +446,7 @@
           <w:lang w:val="en-IN"/>
           <w14:ligatures w14:val="standardContextual"/>
         </w:rPr>
-        <w:t>Submitted to</w:t>
-      </w:r>
-      <w:r>
-        <w:rPr>
-          <w:rFonts w:ascii="Times New Roman" w:eastAsiaTheme="minorHAnsi" w:hAnsi="Times New Roman" w:cs="Times New Roman"/>
-          <w:b/>
-          <w:bCs/>
-          <w:color w:val="000000"/>
-          <w:kern w:val="2"/>
-          <w:sz w:val="28"/>
-          <w:szCs w:val="28"/>
-          <w:lang w:val="en-IN"/>
-          <w14:ligatures w14:val="standardContextual"/>
-        </w:rPr>
-        <w:t>:</w:t>
+        <w:t>Submitted to:</w:t>
       </w:r>
     </w:p>
     <w:p>
@@ -488,20 +464,24 @@
           <w14:ligatures w14:val="standardContextual"/>
         </w:rPr>
       </w:pPr>
-    </w:p>
-    <w:p>
-      <w:pPr>
-        <w:jc w:val="center"/>
+      <w:r>
         <w:rPr>
           <w:rFonts w:ascii="Times New Roman" w:eastAsiaTheme="minorHAnsi" w:hAnsi="Times New Roman" w:cs="Times New Roman"/>
           <w:b/>
           <w:bCs/>
           <w:color w:val="000000"/>
           <w:kern w:val="2"/>
+          <w:sz w:val="32"/>
+          <w:szCs w:val="32"/>
+          <w:lang w:val="en-IN"/>
           <w14:ligatures w14:val="standardContextual"/>
         </w:rPr>
-      </w:pPr>
-      <w:r>
+        <w:t>Dr. Reeta</w:t>
+      </w:r>
+    </w:p>
+    <w:p>
+      <w:pPr>
+        <w:jc w:val="center"/>
         <w:rPr>
           <w:rFonts w:ascii="Times New Roman" w:eastAsiaTheme="minorHAnsi" w:hAnsi="Times New Roman" w:cs="Times New Roman"/>
           <w:b/>
@@ -512,6 +492,18 @@
           <w:szCs w:val="24"/>
           <w14:ligatures w14:val="standardContextual"/>
         </w:rPr>
+      </w:pPr>
+      <w:r>
+        <w:rPr>
+          <w:rFonts w:ascii="Times New Roman" w:eastAsiaTheme="minorHAnsi" w:hAnsi="Times New Roman" w:cs="Times New Roman"/>
+          <w:b/>
+          <w:bCs/>
+          <w:color w:val="000000"/>
+          <w:kern w:val="2"/>
+          <w:sz w:val="28"/>
+          <w:szCs w:val="28"/>
+          <w14:ligatures w14:val="standardContextual"/>
+        </w:rPr>
         <w:t>Thapar Institute of Engineering and Technology, Patiala</w:t>
       </w:r>
     </w:p>
@@ -609,34 +601,7 @@
           <w:szCs w:val="28"/>
           <w:lang w:eastAsia="en-IN"/>
         </w:rPr>
-        <w:t>Introduction</w:t>
-      </w:r>
-      <w:r>
-        <w:rPr>
-          <w:rFonts w:ascii="Times New Roman" w:eastAsia="Times New Roman" w:hAnsi="Times New Roman" w:cs="Times New Roman"/>
-          <w:sz w:val="28"/>
-          <w:szCs w:val="28"/>
-          <w:lang w:eastAsia="en-IN"/>
-        </w:rPr>
-        <w:t>…</w:t>
-      </w:r>
-      <w:r>
-        <w:rPr>
-          <w:rFonts w:ascii="Times New Roman" w:eastAsia="Times New Roman" w:hAnsi="Times New Roman" w:cs="Times New Roman"/>
-          <w:sz w:val="28"/>
-          <w:szCs w:val="28"/>
-          <w:lang w:eastAsia="en-IN"/>
-        </w:rPr>
-        <w:t>………..</w:t>
-      </w:r>
-      <w:r>
-        <w:rPr>
-          <w:rFonts w:ascii="Times New Roman" w:eastAsia="Times New Roman" w:hAnsi="Times New Roman" w:cs="Times New Roman"/>
-          <w:sz w:val="28"/>
-          <w:szCs w:val="28"/>
-          <w:lang w:eastAsia="en-IN"/>
-        </w:rPr>
-        <w:t>……………………………………………………………</w:t>
+        <w:t>Introduction…………..……………………………………………………………</w:t>
       </w:r>
       <w:r>
         <w:rPr>
@@ -678,16 +643,7 @@
           <w:szCs w:val="28"/>
           <w:lang w:eastAsia="en-IN"/>
         </w:rPr>
-        <w:t>Review</w:t>
-      </w:r>
-      <w:r>
-        <w:rPr>
-          <w:rFonts w:ascii="Times New Roman" w:eastAsia="Times New Roman" w:hAnsi="Times New Roman" w:cs="Times New Roman"/>
-          <w:sz w:val="28"/>
-          <w:szCs w:val="28"/>
-          <w:lang w:eastAsia="en-IN"/>
-        </w:rPr>
-        <w:t>……………………</w:t>
+        <w:t>Review……………………</w:t>
       </w:r>
       <w:r>
         <w:rPr>
@@ -827,6 +783,15 @@
         </w:rPr>
         <w:t>……………………………………………</w:t>
       </w:r>
+      <w:r>
+        <w:rPr>
+          <w:rFonts w:ascii="Times New Roman" w:eastAsia="Times New Roman" w:hAnsi="Times New Roman" w:cs="Times New Roman"/>
+          <w:sz w:val="28"/>
+          <w:szCs w:val="28"/>
+          <w:lang w:eastAsia="en-IN"/>
+        </w:rPr>
+        <w:t>4</w:t>
+      </w:r>
     </w:p>
     <w:p>
       <w:pPr>
@@ -869,6 +834,15 @@
         </w:rPr>
         <w:t>....</w:t>
       </w:r>
+      <w:r>
+        <w:rPr>
+          <w:rFonts w:ascii="Times New Roman" w:eastAsia="Times New Roman" w:hAnsi="Times New Roman" w:cs="Times New Roman"/>
+          <w:sz w:val="28"/>
+          <w:szCs w:val="28"/>
+          <w:lang w:eastAsia="en-IN"/>
+        </w:rPr>
+        <w:t>5</w:t>
+      </w:r>
     </w:p>
     <w:p>
       <w:pPr>
@@ -929,6 +903,15 @@
         </w:rPr>
         <w:t>……………………………………………</w:t>
       </w:r>
+      <w:r>
+        <w:rPr>
+          <w:rFonts w:ascii="Times New Roman" w:eastAsia="Times New Roman" w:hAnsi="Times New Roman" w:cs="Times New Roman"/>
+          <w:sz w:val="28"/>
+          <w:szCs w:val="28"/>
+          <w:lang w:eastAsia="en-IN"/>
+        </w:rPr>
+        <w:t>7</w:t>
+      </w:r>
     </w:p>
     <w:p>
       <w:pPr>
@@ -953,6 +936,15 @@
         </w:rPr>
         <w:t>References…………………………………………………………………………</w:t>
       </w:r>
+      <w:r>
+        <w:rPr>
+          <w:rFonts w:ascii="Times New Roman" w:eastAsia="Times New Roman" w:hAnsi="Times New Roman" w:cs="Times New Roman"/>
+          <w:sz w:val="28"/>
+          <w:szCs w:val="28"/>
+          <w:lang w:eastAsia="en-IN"/>
+        </w:rPr>
+        <w:t>8</w:t>
+      </w:r>
     </w:p>
     <w:p>
       <w:pPr>
@@ -1150,6 +1142,7 @@
     <w:p>
       <w:pPr>
         <w:pStyle w:val="NormalWeb"/>
+        <w:jc w:val="both"/>
       </w:pPr>
       <w:r>
         <w:t>Human Action Recognition (HAR) is a key problem in computer vision with applications in surveillance, healthcare, human–computer interaction, and sports analytics. Its goal is to automatically identify human activities from visual data. Traditional RGB-based approaches, while effective, are often sensitive to background noise, lighting conditions, and viewpoint variations. To overcome these limitations, skeleton-based representations have gained prominence due to their robustness and efficiency.</w:t>
@@ -1158,6 +1151,7 @@
     <w:p>
       <w:pPr>
         <w:pStyle w:val="NormalWeb"/>
+        <w:jc w:val="both"/>
       </w:pPr>
       <w:r>
         <w:t>Skeleton-based HAR models represent the human body as a set of joints connected in a structured form, capturing spatial and temporal motion patterns while discarding irrelevant visual details. This abstraction reduces computational complexity and improves invariance to environmental changes. With advancements in pose estimation techniques, obtaining accurate skeletal data has become more feasible, further driving research in this domain.</w:t>
@@ -1166,6 +1160,7 @@
     <w:p>
       <w:pPr>
         <w:pStyle w:val="NormalWeb"/>
+        <w:jc w:val="both"/>
       </w:pPr>
       <w:r>
         <w:t>However, several challenges persist. Real-world skeleton data is often noisy due to pose estimation errors, leading to unstable joint trajectories. Additionally, distinguishing between actions with similar motion patterns remains difficult. Variations in execution speed, viewpoint, and individual differences further complicate the task. Addressing these issues requires models capable of learning robust spatial-temporal features while handling noise effectively.</w:t>
@@ -1174,6 +1169,7 @@
     <w:p>
       <w:pPr>
         <w:pStyle w:val="NormalWeb"/>
+        <w:jc w:val="both"/>
       </w:pPr>
       <w:r>
         <w:t>Recent approaches leverage deep learning techniques such as Graph Convolutional Networks (GCNs) and Transformers to model joint relationships and temporal dependencies. These methods, along with data augmentation and improved feature learning strategies, have significantly enhanced performance.</w:t>
@@ -1182,6 +1178,7 @@
     <w:p>
       <w:pPr>
         <w:pStyle w:val="NormalWeb"/>
+        <w:jc w:val="both"/>
       </w:pPr>
       <w:r>
         <w:t>This project aims to develop a reliable skeleton-based HAR system that balances accuracy, robustness, and computational efficiency, making it suitable for real-world applications.</w:t>
@@ -1226,6 +1223,7 @@
     </w:p>
     <w:p>
       <w:pPr>
+        <w:jc w:val="both"/>
         <w:rPr>
           <w:rFonts w:ascii="Times New Roman" w:hAnsi="Times New Roman" w:cs="Times New Roman"/>
           <w:sz w:val="24"/>
@@ -1243,6 +1241,7 @@
     </w:p>
     <w:p>
       <w:pPr>
+        <w:jc w:val="both"/>
         <w:rPr>
           <w:rFonts w:ascii="Times New Roman" w:hAnsi="Times New Roman" w:cs="Times New Roman"/>
           <w:sz w:val="24"/>
@@ -1316,6 +1315,7 @@
     </w:p>
     <w:p>
       <w:pPr>
+        <w:jc w:val="both"/>
         <w:rPr>
           <w:rFonts w:ascii="Times New Roman" w:hAnsi="Times New Roman" w:cs="Times New Roman"/>
           <w:sz w:val="24"/>
@@ -1378,6 +1378,7 @@
     </w:p>
     <w:p>
       <w:pPr>
+        <w:jc w:val="both"/>
         <w:rPr>
           <w:rFonts w:ascii="Times New Roman" w:hAnsi="Times New Roman" w:cs="Times New Roman"/>
           <w:sz w:val="24"/>
@@ -1431,6 +1432,7 @@
     </w:p>
     <w:p>
       <w:pPr>
+        <w:jc w:val="both"/>
         <w:rPr>
           <w:rFonts w:ascii="Times New Roman" w:hAnsi="Times New Roman" w:cs="Times New Roman"/>
           <w:sz w:val="24"/>
@@ -1465,6 +1467,7 @@
     </w:p>
     <w:p>
       <w:pPr>
+        <w:jc w:val="both"/>
         <w:rPr>
           <w:rFonts w:ascii="Times New Roman" w:hAnsi="Times New Roman" w:cs="Times New Roman"/>
           <w:sz w:val="24"/>
@@ -1528,6 +1531,7 @@
     </w:p>
     <w:p>
       <w:pPr>
+        <w:jc w:val="both"/>
         <w:rPr>
           <w:rFonts w:ascii="Times New Roman" w:hAnsi="Times New Roman" w:cs="Times New Roman"/>
           <w:sz w:val="24"/>
@@ -1591,6 +1595,7 @@
     </w:p>
     <w:p>
       <w:pPr>
+        <w:jc w:val="both"/>
         <w:rPr>
           <w:rFonts w:ascii="Times New Roman" w:hAnsi="Times New Roman" w:cs="Times New Roman"/>
           <w:sz w:val="24"/>
@@ -1644,6 +1649,7 @@
     </w:p>
     <w:p>
       <w:pPr>
+        <w:jc w:val="both"/>
         <w:rPr>
           <w:rFonts w:ascii="Times New Roman" w:hAnsi="Times New Roman" w:cs="Times New Roman"/>
           <w:sz w:val="28"/>
@@ -1771,6 +1777,306 @@
     </w:p>
     <w:p>
       <w:pPr>
+        <w:numPr>
+          <w:ilvl w:val="0"/>
+          <w:numId w:val="14"/>
+        </w:numPr>
+        <w:jc w:val="both"/>
+        <w:rPr>
+          <w:rFonts w:ascii="Times New Roman" w:hAnsi="Times New Roman" w:cs="Times New Roman"/>
+          <w:sz w:val="24"/>
+          <w:szCs w:val="24"/>
+          <w:lang w:val="en-IN"/>
+        </w:rPr>
+      </w:pPr>
+      <w:r>
+        <w:rPr>
+          <w:rFonts w:ascii="Times New Roman" w:hAnsi="Times New Roman" w:cs="Times New Roman"/>
+          <w:b/>
+          <w:bCs/>
+          <w:sz w:val="24"/>
+          <w:szCs w:val="24"/>
+          <w:lang w:val="en-IN"/>
+        </w:rPr>
+        <w:t xml:space="preserve">Type of model: </w:t>
+      </w:r>
+      <w:r>
+        <w:rPr>
+          <w:rFonts w:ascii="Times New Roman" w:hAnsi="Times New Roman" w:cs="Times New Roman"/>
+          <w:sz w:val="24"/>
+          <w:szCs w:val="24"/>
+          <w:lang w:val="en-IN"/>
+        </w:rPr>
+        <w:t>Graph Convolutional Network (GCN) with Channel-wise Topology Refinement (CTR-GCN). The model is implemented as a 2-stream ensemble, with one network trained on Joint Stream (raw coordinates) and another on Bone Stream (vector differences between joints). Final predictions combine outputs through Late Fusion with 1:1 weighting.</w:t>
+      </w:r>
+    </w:p>
+    <w:p>
+      <w:pPr>
+        <w:numPr>
+          <w:ilvl w:val="0"/>
+          <w:numId w:val="14"/>
+        </w:numPr>
+        <w:jc w:val="both"/>
+        <w:rPr>
+          <w:rFonts w:ascii="Times New Roman" w:hAnsi="Times New Roman" w:cs="Times New Roman"/>
+          <w:sz w:val="24"/>
+          <w:szCs w:val="24"/>
+          <w:lang w:val="en-IN"/>
+        </w:rPr>
+      </w:pPr>
+      <w:r>
+        <w:rPr>
+          <w:rFonts w:ascii="Times New Roman" w:hAnsi="Times New Roman" w:cs="Times New Roman"/>
+          <w:b/>
+          <w:bCs/>
+          <w:sz w:val="24"/>
+          <w:szCs w:val="24"/>
+          <w:lang w:val="en-IN"/>
+        </w:rPr>
+        <w:t xml:space="preserve">Layers used: </w:t>
+      </w:r>
+      <w:r>
+        <w:rPr>
+          <w:rFonts w:ascii="Times New Roman" w:hAnsi="Times New Roman" w:cs="Times New Roman"/>
+          <w:sz w:val="24"/>
+          <w:szCs w:val="24"/>
+          <w:lang w:val="en-IN"/>
+        </w:rPr>
+        <w:t xml:space="preserve">Three main stages of GCN and TCN blocks: </w:t>
+      </w:r>
+    </w:p>
+    <w:p>
+      <w:pPr>
+        <w:numPr>
+          <w:ilvl w:val="1"/>
+          <w:numId w:val="14"/>
+        </w:numPr>
+        <w:jc w:val="both"/>
+        <w:rPr>
+          <w:rFonts w:ascii="Times New Roman" w:hAnsi="Times New Roman" w:cs="Times New Roman"/>
+          <w:sz w:val="24"/>
+          <w:szCs w:val="24"/>
+          <w:lang w:val="en-IN"/>
+        </w:rPr>
+      </w:pPr>
+      <w:r>
+        <w:rPr>
+          <w:rFonts w:ascii="Times New Roman" w:hAnsi="Times New Roman" w:cs="Times New Roman"/>
+          <w:b/>
+          <w:bCs/>
+          <w:sz w:val="24"/>
+          <w:szCs w:val="24"/>
+          <w:lang w:val="en-IN"/>
+        </w:rPr>
+        <w:t>Stage 1</w:t>
+      </w:r>
+      <w:r>
+        <w:rPr>
+          <w:rFonts w:ascii="Times New Roman" w:hAnsi="Times New Roman" w:cs="Times New Roman"/>
+          <w:sz w:val="24"/>
+          <w:szCs w:val="24"/>
+          <w:lang w:val="en-IN"/>
+        </w:rPr>
+        <w:t>: AdaptiveGCN (2-3 channels to 64) + MultiScaleTCN (64 to 64);</w:t>
+      </w:r>
+    </w:p>
+    <w:p>
+      <w:pPr>
+        <w:numPr>
+          <w:ilvl w:val="1"/>
+          <w:numId w:val="14"/>
+        </w:numPr>
+        <w:jc w:val="both"/>
+        <w:rPr>
+          <w:rFonts w:ascii="Times New Roman" w:hAnsi="Times New Roman" w:cs="Times New Roman"/>
+          <w:sz w:val="24"/>
+          <w:szCs w:val="24"/>
+          <w:lang w:val="en-IN"/>
+        </w:rPr>
+      </w:pPr>
+      <w:r>
+        <w:rPr>
+          <w:rFonts w:ascii="Times New Roman" w:hAnsi="Times New Roman" w:cs="Times New Roman"/>
+          <w:b/>
+          <w:bCs/>
+          <w:sz w:val="24"/>
+          <w:szCs w:val="24"/>
+          <w:lang w:val="en-IN"/>
+        </w:rPr>
+        <w:t>Stage 2</w:t>
+      </w:r>
+      <w:r>
+        <w:rPr>
+          <w:rFonts w:ascii="Times New Roman" w:hAnsi="Times New Roman" w:cs="Times New Roman"/>
+          <w:sz w:val="24"/>
+          <w:szCs w:val="24"/>
+          <w:lang w:val="en-IN"/>
+        </w:rPr>
+        <w:t>: AdaptiveGCN (64 to 128) + MultiScaleTCN (128 to 128, stride=2);</w:t>
+      </w:r>
+    </w:p>
+    <w:p>
+      <w:pPr>
+        <w:numPr>
+          <w:ilvl w:val="1"/>
+          <w:numId w:val="14"/>
+        </w:numPr>
+        <w:jc w:val="both"/>
+        <w:rPr>
+          <w:rFonts w:ascii="Times New Roman" w:hAnsi="Times New Roman" w:cs="Times New Roman"/>
+          <w:sz w:val="24"/>
+          <w:szCs w:val="24"/>
+          <w:lang w:val="en-IN"/>
+        </w:rPr>
+      </w:pPr>
+      <w:r>
+        <w:rPr>
+          <w:rFonts w:ascii="Times New Roman" w:hAnsi="Times New Roman" w:cs="Times New Roman"/>
+          <w:b/>
+          <w:bCs/>
+          <w:sz w:val="24"/>
+          <w:szCs w:val="24"/>
+          <w:lang w:val="en-IN"/>
+        </w:rPr>
+        <w:t>Stage 3</w:t>
+      </w:r>
+      <w:r>
+        <w:rPr>
+          <w:rFonts w:ascii="Times New Roman" w:hAnsi="Times New Roman" w:cs="Times New Roman"/>
+          <w:sz w:val="24"/>
+          <w:szCs w:val="24"/>
+          <w:lang w:val="en-IN"/>
+        </w:rPr>
+        <w:t>: AdaptiveGCN (128 to 256) + MultiScaleTCN (256 to 256, stride=2). Global average pooling followed by FC layer mapping to 60 output classes.</w:t>
+      </w:r>
+    </w:p>
+    <w:p>
+      <w:pPr>
+        <w:pStyle w:val="ListParagraph"/>
+        <w:numPr>
+          <w:ilvl w:val="0"/>
+          <w:numId w:val="14"/>
+        </w:numPr>
+        <w:jc w:val="both"/>
+        <w:rPr>
+          <w:rFonts w:ascii="Times New Roman" w:hAnsi="Times New Roman" w:cs="Times New Roman"/>
+          <w:b/>
+          <w:bCs/>
+          <w:sz w:val="24"/>
+          <w:szCs w:val="24"/>
+          <w:lang w:val="en-IN"/>
+        </w:rPr>
+      </w:pPr>
+      <w:r>
+        <w:rPr>
+          <w:rFonts w:ascii="Times New Roman" w:hAnsi="Times New Roman" w:cs="Times New Roman"/>
+          <w:b/>
+          <w:bCs/>
+          <w:sz w:val="24"/>
+          <w:szCs w:val="24"/>
+          <w:lang w:val="en-IN"/>
+        </w:rPr>
+        <w:t xml:space="preserve">Activation functions: </w:t>
+      </w:r>
+      <w:r>
+        <w:rPr>
+          <w:rFonts w:ascii="Times New Roman" w:hAnsi="Times New Roman" w:cs="Times New Roman"/>
+          <w:sz w:val="24"/>
+          <w:szCs w:val="24"/>
+          <w:lang w:val="en-IN"/>
+        </w:rPr>
+        <w:t>ReLU activation functions are used throughout, specifically after each BatchNorm layer in AdaptiveGCNBlock and MultiScaleTCN modules.</w:t>
+      </w:r>
+    </w:p>
+    <w:p>
+      <w:pPr>
+        <w:numPr>
+          <w:ilvl w:val="0"/>
+          <w:numId w:val="14"/>
+        </w:numPr>
+        <w:jc w:val="both"/>
+        <w:rPr>
+          <w:rFonts w:ascii="Times New Roman" w:hAnsi="Times New Roman" w:cs="Times New Roman"/>
+          <w:sz w:val="24"/>
+          <w:szCs w:val="24"/>
+          <w:lang w:val="en-IN"/>
+        </w:rPr>
+      </w:pPr>
+      <w:r>
+        <w:rPr>
+          <w:rFonts w:ascii="Times New Roman" w:hAnsi="Times New Roman" w:cs="Times New Roman"/>
+          <w:b/>
+          <w:bCs/>
+          <w:sz w:val="24"/>
+          <w:szCs w:val="24"/>
+          <w:lang w:val="en-IN"/>
+        </w:rPr>
+        <w:t xml:space="preserve">Loss function: </w:t>
+      </w:r>
+      <w:r>
+        <w:rPr>
+          <w:rFonts w:ascii="Times New Roman" w:hAnsi="Times New Roman" w:cs="Times New Roman"/>
+          <w:sz w:val="24"/>
+          <w:szCs w:val="24"/>
+          <w:lang w:val="en-IN"/>
+        </w:rPr>
+        <w:t>CrossEntropyLoss is used as the standard multi-class classification loss function, applied to both Joint and Bone streams during training.</w:t>
+      </w:r>
+    </w:p>
+    <w:p>
+      <w:pPr>
+        <w:pStyle w:val="ListParagraph"/>
+        <w:numPr>
+          <w:ilvl w:val="0"/>
+          <w:numId w:val="14"/>
+        </w:numPr>
+        <w:jc w:val="both"/>
+        <w:rPr>
+          <w:rFonts w:ascii="Times New Roman" w:hAnsi="Times New Roman" w:cs="Times New Roman"/>
+          <w:b/>
+          <w:bCs/>
+          <w:sz w:val="24"/>
+          <w:szCs w:val="24"/>
+          <w:lang w:val="en-IN"/>
+        </w:rPr>
+      </w:pPr>
+      <w:r>
+        <w:rPr>
+          <w:rFonts w:ascii="Times New Roman" w:hAnsi="Times New Roman" w:cs="Times New Roman"/>
+          <w:b/>
+          <w:bCs/>
+          <w:sz w:val="24"/>
+          <w:szCs w:val="24"/>
+          <w:lang w:val="en-IN"/>
+        </w:rPr>
+        <w:t xml:space="preserve">Optimizer: </w:t>
+      </w:r>
+      <w:r>
+        <w:rPr>
+          <w:rFonts w:ascii="Times New Roman" w:hAnsi="Times New Roman" w:cs="Times New Roman"/>
+          <w:sz w:val="24"/>
+          <w:szCs w:val="24"/>
+          <w:lang w:val="en-IN"/>
+        </w:rPr>
+        <w:t>Stochastic Gradient Descent (SGD) with Nesterov momentum (0.9), weight decay (1e-4), and Nesterov Accelerated Gradient enabled. CosineAnnealingLR scheduler decays learning rate from 0.1 to near zero over training period.</w:t>
+      </w:r>
+    </w:p>
+    <w:p>
+      <w:pPr>
+        <w:ind w:left="360"/>
+        <w:jc w:val="both"/>
+        <w:rPr>
+          <w:rFonts w:ascii="Times New Roman" w:hAnsi="Times New Roman" w:cs="Times New Roman"/>
+          <w:b/>
+          <w:bCs/>
+          <w:sz w:val="24"/>
+          <w:szCs w:val="24"/>
+          <w:lang w:val="en-IN"/>
+        </w:rPr>
+      </w:pPr>
+    </w:p>
+    <w:p>
+      <w:pPr>
         <w:rPr>
           <w:rFonts w:ascii="Times New Roman" w:hAnsi="Times New Roman" w:cs="Times New Roman"/>
           <w:b/>
@@ -1794,6 +2100,2080 @@
     </w:p>
     <w:p>
       <w:pPr>
+        <w:pStyle w:val="ListParagraph"/>
+        <w:numPr>
+          <w:ilvl w:val="0"/>
+          <w:numId w:val="14"/>
+        </w:numPr>
+        <w:spacing w:after="0"/>
+        <w:jc w:val="both"/>
+        <w:rPr>
+          <w:rFonts w:ascii="Times New Roman" w:eastAsia="Times New Roman" w:hAnsi="Times New Roman" w:cs="Times New Roman"/>
+          <w:sz w:val="24"/>
+          <w:szCs w:val="24"/>
+          <w:lang w:val="en-IN" w:eastAsia="en-IN"/>
+        </w:rPr>
+      </w:pPr>
+      <w:r>
+        <w:rPr>
+          <w:rStyle w:val="Strong"/>
+          <w:rFonts w:ascii="Times New Roman" w:hAnsi="Times New Roman" w:cs="Times New Roman"/>
+          <w:sz w:val="24"/>
+          <w:szCs w:val="24"/>
+        </w:rPr>
+        <w:t>Data</w:t>
+      </w:r>
+      <w:r>
+        <w:rPr>
+          <w:rFonts w:ascii="Times New Roman" w:hAnsi="Times New Roman" w:cs="Times New Roman"/>
+          <w:sz w:val="24"/>
+          <w:szCs w:val="24"/>
+        </w:rPr>
+        <w:t xml:space="preserve"> – NTU RGB+D (NTU-60) dataset with ~56k sequences, 60 action classes, using Cross-View split (≈37k train, ≈19k test) with skeleton joints and temporal sequences.</w:t>
+      </w:r>
+    </w:p>
+    <w:p>
+      <w:pPr>
+        <w:pStyle w:val="ListParagraph"/>
+        <w:numPr>
+          <w:ilvl w:val="0"/>
+          <w:numId w:val="14"/>
+        </w:numPr>
+        <w:spacing w:after="0"/>
+        <w:jc w:val="both"/>
+        <w:rPr>
+          <w:rFonts w:ascii="Times New Roman" w:eastAsia="Times New Roman" w:hAnsi="Times New Roman" w:cs="Times New Roman"/>
+          <w:sz w:val="24"/>
+          <w:szCs w:val="24"/>
+          <w:lang w:val="en-IN" w:eastAsia="en-IN"/>
+        </w:rPr>
+      </w:pPr>
+      <w:r>
+        <w:rPr>
+          <w:rStyle w:val="Strong"/>
+          <w:rFonts w:ascii="Times New Roman" w:hAnsi="Times New Roman" w:cs="Times New Roman"/>
+          <w:sz w:val="24"/>
+          <w:szCs w:val="24"/>
+        </w:rPr>
+        <w:t>Preprocessing</w:t>
+      </w:r>
+      <w:r>
+        <w:rPr>
+          <w:rFonts w:ascii="Times New Roman" w:hAnsi="Times New Roman" w:cs="Times New Roman"/>
+          <w:sz w:val="24"/>
+          <w:szCs w:val="24"/>
+        </w:rPr>
+        <w:t xml:space="preserve"> – Temporal normalization to 64 frames, skeleton centralization, Gaussian noise augmentation, and extraction of bone features to form a dual-stream input.</w:t>
+      </w:r>
+      <w:r>
+        <w:rPr>
+          <w:rFonts w:ascii="Times New Roman" w:eastAsia="Times New Roman" w:hAnsi="Times New Roman" w:cs="Times New Roman"/>
+          <w:sz w:val="24"/>
+          <w:szCs w:val="24"/>
+          <w:lang w:val="en-IN" w:eastAsia="en-IN"/>
+        </w:rPr>
+        <w:t xml:space="preserve"> </w:t>
+      </w:r>
+    </w:p>
+    <w:p>
+      <w:pPr>
+        <w:pStyle w:val="ListParagraph"/>
+        <w:numPr>
+          <w:ilvl w:val="0"/>
+          <w:numId w:val="14"/>
+        </w:numPr>
+        <w:spacing w:after="0"/>
+        <w:jc w:val="both"/>
+        <w:rPr>
+          <w:rFonts w:ascii="Times New Roman" w:eastAsia="Times New Roman" w:hAnsi="Times New Roman" w:cs="Times New Roman"/>
+          <w:sz w:val="24"/>
+          <w:szCs w:val="24"/>
+          <w:lang w:val="en-IN" w:eastAsia="en-IN"/>
+        </w:rPr>
+      </w:pPr>
+      <w:r>
+        <w:rPr>
+          <w:rStyle w:val="Strong"/>
+          <w:rFonts w:ascii="Times New Roman" w:hAnsi="Times New Roman" w:cs="Times New Roman"/>
+          <w:sz w:val="24"/>
+          <w:szCs w:val="24"/>
+        </w:rPr>
+        <w:t>Training</w:t>
+      </w:r>
+      <w:r>
+        <w:rPr>
+          <w:rFonts w:ascii="Times New Roman" w:hAnsi="Times New Roman" w:cs="Times New Roman"/>
+          <w:sz w:val="24"/>
+          <w:szCs w:val="24"/>
+        </w:rPr>
+        <w:t xml:space="preserve"> – Two separate streams (joint and bone) trained for 60 epochs using SGD with Nesterov momentum and cosine annealing; best model selected via validation accuracy.</w:t>
+      </w:r>
+    </w:p>
+    <w:p>
+      <w:pPr>
+        <w:pStyle w:val="ListParagraph"/>
+        <w:numPr>
+          <w:ilvl w:val="0"/>
+          <w:numId w:val="14"/>
+        </w:numPr>
+        <w:spacing w:after="0"/>
+        <w:jc w:val="both"/>
+        <w:rPr>
+          <w:rFonts w:ascii="Times New Roman" w:hAnsi="Times New Roman" w:cs="Times New Roman"/>
+          <w:b/>
+          <w:bCs/>
+          <w:sz w:val="24"/>
+          <w:szCs w:val="24"/>
+          <w:lang w:val="en-IN"/>
+        </w:rPr>
+      </w:pPr>
+      <w:r>
+        <w:rPr>
+          <w:rStyle w:val="Strong"/>
+          <w:rFonts w:ascii="Times New Roman" w:hAnsi="Times New Roman" w:cs="Times New Roman"/>
+          <w:sz w:val="24"/>
+          <w:szCs w:val="24"/>
+        </w:rPr>
+        <w:t>Testing</w:t>
+      </w:r>
+      <w:r>
+        <w:rPr>
+          <w:rFonts w:ascii="Times New Roman" w:hAnsi="Times New Roman" w:cs="Times New Roman"/>
+          <w:sz w:val="24"/>
+          <w:szCs w:val="24"/>
+        </w:rPr>
+        <w:t xml:space="preserve"> – Evaluation performed on unseen test split using late fusion, where logits from both streams are combined with equal weighting for final prediction.</w:t>
+      </w:r>
+      <w:r>
+        <w:rPr>
+          <w:rFonts w:ascii="Times New Roman" w:eastAsia="Times New Roman" w:hAnsi="Times New Roman" w:cs="Times New Roman"/>
+          <w:sz w:val="24"/>
+          <w:szCs w:val="24"/>
+          <w:lang w:val="en-IN" w:eastAsia="en-IN"/>
+        </w:rPr>
+        <w:t xml:space="preserve"> </w:t>
+      </w:r>
+    </w:p>
+    <w:p>
+      <w:pPr>
+        <w:pStyle w:val="ListParagraph"/>
+        <w:numPr>
+          <w:ilvl w:val="0"/>
+          <w:numId w:val="14"/>
+        </w:numPr>
+        <w:spacing w:after="0"/>
+        <w:jc w:val="both"/>
+        <w:rPr>
+          <w:rFonts w:ascii="Times New Roman" w:hAnsi="Times New Roman" w:cs="Times New Roman"/>
+          <w:b/>
+          <w:bCs/>
+          <w:sz w:val="24"/>
+          <w:szCs w:val="24"/>
+          <w:lang w:val="en-IN"/>
+        </w:rPr>
+      </w:pPr>
+      <w:r>
+        <w:rPr>
+          <w:rStyle w:val="Strong"/>
+          <w:rFonts w:ascii="Times New Roman" w:hAnsi="Times New Roman" w:cs="Times New Roman"/>
+          <w:sz w:val="24"/>
+          <w:szCs w:val="24"/>
+        </w:rPr>
+        <w:t>Evaluation</w:t>
+      </w:r>
+      <w:r>
+        <w:rPr>
+          <w:rFonts w:ascii="Times New Roman" w:hAnsi="Times New Roman" w:cs="Times New Roman"/>
+          <w:sz w:val="24"/>
+          <w:szCs w:val="24"/>
+        </w:rPr>
+        <w:t xml:space="preserve"> – Metrics include Top-1 accuracy (~95.76%), precision, recall, F1-score per class, and confusion matrix analysis to identify misclassification patterns. </w:t>
+      </w:r>
+    </w:p>
+    <w:p>
+      <w:pPr>
+        <w:jc w:val="center"/>
+        <w:rPr>
+          <w:rFonts w:ascii="Times New Roman" w:hAnsi="Times New Roman" w:cs="Times New Roman"/>
+          <w:b/>
+          <w:bCs/>
+          <w:sz w:val="32"/>
+          <w:szCs w:val="32"/>
+          <w:lang w:val="en-IN"/>
+        </w:rPr>
+      </w:pPr>
+    </w:p>
+    <w:p>
+      <w:pPr>
+        <w:jc w:val="center"/>
+        <w:rPr>
+          <w:rFonts w:ascii="Times New Roman" w:hAnsi="Times New Roman" w:cs="Times New Roman"/>
+          <w:b/>
+          <w:bCs/>
+          <w:sz w:val="32"/>
+          <w:szCs w:val="32"/>
+          <w:lang w:val="en-IN"/>
+        </w:rPr>
+      </w:pPr>
+    </w:p>
+    <w:p>
+      <w:pPr>
+        <w:jc w:val="center"/>
+        <w:rPr>
+          <w:rFonts w:ascii="Times New Roman" w:hAnsi="Times New Roman" w:cs="Times New Roman"/>
+          <w:b/>
+          <w:bCs/>
+          <w:sz w:val="32"/>
+          <w:szCs w:val="32"/>
+          <w:lang w:val="en-IN"/>
+        </w:rPr>
+      </w:pPr>
+    </w:p>
+    <w:p>
+      <w:pPr>
+        <w:rPr>
+          <w:rFonts w:ascii="Times New Roman" w:hAnsi="Times New Roman" w:cs="Times New Roman"/>
+          <w:b/>
+          <w:bCs/>
+          <w:sz w:val="32"/>
+          <w:szCs w:val="32"/>
+          <w:lang w:val="en-IN"/>
+        </w:rPr>
+      </w:pPr>
+    </w:p>
+    <w:p>
+      <w:pPr>
+        <w:jc w:val="center"/>
+        <w:rPr>
+          <w:rFonts w:ascii="Times New Roman" w:hAnsi="Times New Roman" w:cs="Times New Roman"/>
+          <w:b/>
+          <w:bCs/>
+          <w:sz w:val="32"/>
+          <w:szCs w:val="32"/>
+          <w:lang w:val="en-IN"/>
+        </w:rPr>
+      </w:pPr>
+      <w:r>
+        <w:rPr>
+          <w:rFonts w:ascii="Times New Roman" w:hAnsi="Times New Roman" w:cs="Times New Roman"/>
+          <w:b/>
+          <w:bCs/>
+          <w:sz w:val="32"/>
+          <w:szCs w:val="32"/>
+          <w:lang w:val="en-IN"/>
+        </w:rPr>
+        <w:t>Implementation Details</w:t>
+      </w:r>
+    </w:p>
+    <w:p>
+      <w:pPr>
+        <w:rPr>
+          <w:rFonts w:ascii="Times New Roman" w:hAnsi="Times New Roman" w:cs="Times New Roman"/>
+          <w:b/>
+          <w:bCs/>
+          <w:sz w:val="32"/>
+          <w:szCs w:val="32"/>
+          <w:lang w:val="en-IN"/>
+        </w:rPr>
+      </w:pPr>
+      <w:r>
+        <w:rPr>
+          <w:rFonts w:ascii="Times New Roman" w:hAnsi="Times New Roman" w:cs="Times New Roman"/>
+          <w:b/>
+          <w:bCs/>
+          <w:sz w:val="28"/>
+          <w:szCs w:val="28"/>
+        </w:rPr>
+        <w:t>Training &amp; Optimization Parameters</w:t>
+      </w:r>
+    </w:p>
+    <w:tbl>
+      <w:tblPr>
+        <w:tblW w:w="0" w:type="auto"/>
+        <w:tblCellSpacing w:w="15" w:type="dxa"/>
+        <w:tblBorders>
+          <w:top w:val="single" w:sz="4" w:space="0" w:color="auto"/>
+          <w:left w:val="single" w:sz="4" w:space="0" w:color="auto"/>
+          <w:bottom w:val="single" w:sz="4" w:space="0" w:color="auto"/>
+          <w:right w:val="single" w:sz="4" w:space="0" w:color="auto"/>
+          <w:insideH w:val="single" w:sz="4" w:space="0" w:color="auto"/>
+          <w:insideV w:val="single" w:sz="4" w:space="0" w:color="auto"/>
+        </w:tblBorders>
+        <w:tblLayout w:type="fixed"/>
+        <w:tblCellMar>
+          <w:top w:w="15" w:type="dxa"/>
+          <w:left w:w="15" w:type="dxa"/>
+          <w:bottom w:w="15" w:type="dxa"/>
+          <w:right w:w="15" w:type="dxa"/>
+        </w:tblCellMar>
+        <w:tblLook w:val="04A0" w:firstRow="1" w:lastRow="0" w:firstColumn="1" w:lastColumn="0" w:noHBand="0" w:noVBand="1"/>
+      </w:tblPr>
+      <w:tblGrid>
+        <w:gridCol w:w="1756"/>
+        <w:gridCol w:w="2552"/>
+        <w:gridCol w:w="4111"/>
+      </w:tblGrid>
+      <w:tr>
+        <w:trPr>
+          <w:tblHeader/>
+          <w:tblCellSpacing w:w="15" w:type="dxa"/>
+        </w:trPr>
+        <w:tc>
+          <w:tcPr>
+            <w:tcW w:w="1711" w:type="dxa"/>
+            <w:vAlign w:val="center"/>
+            <w:hideMark/>
+          </w:tcPr>
+          <w:p>
+            <w:pPr>
+              <w:spacing w:after="0" w:line="240" w:lineRule="auto"/>
+              <w:jc w:val="both"/>
+              <w:rPr>
+                <w:rFonts w:ascii="Times New Roman" w:eastAsia="Times New Roman" w:hAnsi="Times New Roman" w:cs="Times New Roman"/>
+                <w:b/>
+                <w:bCs/>
+                <w:sz w:val="24"/>
+                <w:szCs w:val="24"/>
+                <w:lang w:val="en-IN" w:eastAsia="en-IN"/>
+              </w:rPr>
+            </w:pPr>
+            <w:r>
+              <w:rPr>
+                <w:rFonts w:ascii="Times New Roman" w:eastAsia="Times New Roman" w:hAnsi="Times New Roman" w:cs="Times New Roman"/>
+                <w:b/>
+                <w:bCs/>
+                <w:sz w:val="24"/>
+                <w:szCs w:val="24"/>
+                <w:lang w:val="en-IN" w:eastAsia="en-IN"/>
+              </w:rPr>
+              <w:t>Parameter</w:t>
+            </w:r>
+          </w:p>
+        </w:tc>
+        <w:tc>
+          <w:tcPr>
+            <w:tcW w:w="2522" w:type="dxa"/>
+            <w:vAlign w:val="center"/>
+            <w:hideMark/>
+          </w:tcPr>
+          <w:p>
+            <w:pPr>
+              <w:spacing w:after="0" w:line="240" w:lineRule="auto"/>
+              <w:jc w:val="both"/>
+              <w:rPr>
+                <w:rFonts w:ascii="Times New Roman" w:eastAsia="Times New Roman" w:hAnsi="Times New Roman" w:cs="Times New Roman"/>
+                <w:b/>
+                <w:bCs/>
+                <w:sz w:val="24"/>
+                <w:szCs w:val="24"/>
+                <w:lang w:val="en-IN" w:eastAsia="en-IN"/>
+              </w:rPr>
+            </w:pPr>
+            <w:r>
+              <w:rPr>
+                <w:rFonts w:ascii="Times New Roman" w:eastAsia="Times New Roman" w:hAnsi="Times New Roman" w:cs="Times New Roman"/>
+                <w:b/>
+                <w:bCs/>
+                <w:sz w:val="24"/>
+                <w:szCs w:val="24"/>
+                <w:lang w:val="en-IN" w:eastAsia="en-IN"/>
+              </w:rPr>
+              <w:t>Value</w:t>
+            </w:r>
+          </w:p>
+        </w:tc>
+        <w:tc>
+          <w:tcPr>
+            <w:tcW w:w="4066" w:type="dxa"/>
+            <w:vAlign w:val="center"/>
+            <w:hideMark/>
+          </w:tcPr>
+          <w:p>
+            <w:pPr>
+              <w:spacing w:after="0" w:line="240" w:lineRule="auto"/>
+              <w:jc w:val="both"/>
+              <w:rPr>
+                <w:rFonts w:ascii="Times New Roman" w:eastAsia="Times New Roman" w:hAnsi="Times New Roman" w:cs="Times New Roman"/>
+                <w:b/>
+                <w:bCs/>
+                <w:sz w:val="24"/>
+                <w:szCs w:val="24"/>
+                <w:lang w:val="en-IN" w:eastAsia="en-IN"/>
+              </w:rPr>
+            </w:pPr>
+            <w:r>
+              <w:rPr>
+                <w:rFonts w:ascii="Times New Roman" w:eastAsia="Times New Roman" w:hAnsi="Times New Roman" w:cs="Times New Roman"/>
+                <w:b/>
+                <w:bCs/>
+                <w:sz w:val="24"/>
+                <w:szCs w:val="24"/>
+                <w:lang w:val="en-IN" w:eastAsia="en-IN"/>
+              </w:rPr>
+              <w:t>Description</w:t>
+            </w:r>
+          </w:p>
+        </w:tc>
+      </w:tr>
+      <w:tr>
+        <w:trPr>
+          <w:tblCellSpacing w:w="15" w:type="dxa"/>
+        </w:trPr>
+        <w:tc>
+          <w:tcPr>
+            <w:tcW w:w="1711" w:type="dxa"/>
+            <w:vAlign w:val="center"/>
+            <w:hideMark/>
+          </w:tcPr>
+          <w:p>
+            <w:pPr>
+              <w:spacing w:after="0" w:line="240" w:lineRule="auto"/>
+              <w:jc w:val="both"/>
+              <w:rPr>
+                <w:rFonts w:ascii="Times New Roman" w:eastAsia="Times New Roman" w:hAnsi="Times New Roman" w:cs="Times New Roman"/>
+                <w:sz w:val="24"/>
+                <w:szCs w:val="24"/>
+                <w:lang w:val="en-IN" w:eastAsia="en-IN"/>
+              </w:rPr>
+            </w:pPr>
+            <w:r>
+              <w:rPr>
+                <w:rFonts w:ascii="Times New Roman" w:eastAsia="Times New Roman" w:hAnsi="Times New Roman" w:cs="Times New Roman"/>
+                <w:sz w:val="24"/>
+                <w:szCs w:val="24"/>
+                <w:lang w:val="en-IN" w:eastAsia="en-IN"/>
+              </w:rPr>
+              <w:t>Optimizer</w:t>
+            </w:r>
+          </w:p>
+        </w:tc>
+        <w:tc>
+          <w:tcPr>
+            <w:tcW w:w="2522" w:type="dxa"/>
+            <w:vAlign w:val="center"/>
+            <w:hideMark/>
+          </w:tcPr>
+          <w:p>
+            <w:pPr>
+              <w:spacing w:after="0" w:line="240" w:lineRule="auto"/>
+              <w:jc w:val="both"/>
+              <w:rPr>
+                <w:rFonts w:ascii="Times New Roman" w:eastAsia="Times New Roman" w:hAnsi="Times New Roman" w:cs="Times New Roman"/>
+                <w:sz w:val="24"/>
+                <w:szCs w:val="24"/>
+                <w:lang w:val="en-IN" w:eastAsia="en-IN"/>
+              </w:rPr>
+            </w:pPr>
+            <w:r>
+              <w:rPr>
+                <w:rFonts w:ascii="Times New Roman" w:eastAsia="Times New Roman" w:hAnsi="Times New Roman" w:cs="Times New Roman"/>
+                <w:sz w:val="24"/>
+                <w:szCs w:val="24"/>
+                <w:lang w:val="en-IN" w:eastAsia="en-IN"/>
+              </w:rPr>
+              <w:t>SGD</w:t>
+            </w:r>
+          </w:p>
+        </w:tc>
+        <w:tc>
+          <w:tcPr>
+            <w:tcW w:w="4066" w:type="dxa"/>
+            <w:vAlign w:val="center"/>
+            <w:hideMark/>
+          </w:tcPr>
+          <w:p>
+            <w:pPr>
+              <w:spacing w:after="0" w:line="240" w:lineRule="auto"/>
+              <w:jc w:val="both"/>
+              <w:rPr>
+                <w:rFonts w:ascii="Times New Roman" w:eastAsia="Times New Roman" w:hAnsi="Times New Roman" w:cs="Times New Roman"/>
+                <w:sz w:val="24"/>
+                <w:szCs w:val="24"/>
+                <w:lang w:val="en-IN" w:eastAsia="en-IN"/>
+              </w:rPr>
+            </w:pPr>
+            <w:r>
+              <w:rPr>
+                <w:rFonts w:ascii="Times New Roman" w:eastAsia="Times New Roman" w:hAnsi="Times New Roman" w:cs="Times New Roman"/>
+                <w:sz w:val="24"/>
+                <w:szCs w:val="24"/>
+                <w:lang w:val="en-IN" w:eastAsia="en-IN"/>
+              </w:rPr>
+              <w:t>Stochastic Gradient Descent</w:t>
+            </w:r>
+          </w:p>
+        </w:tc>
+      </w:tr>
+      <w:tr>
+        <w:trPr>
+          <w:tblCellSpacing w:w="15" w:type="dxa"/>
+        </w:trPr>
+        <w:tc>
+          <w:tcPr>
+            <w:tcW w:w="1711" w:type="dxa"/>
+            <w:vAlign w:val="center"/>
+            <w:hideMark/>
+          </w:tcPr>
+          <w:p>
+            <w:pPr>
+              <w:spacing w:after="0" w:line="240" w:lineRule="auto"/>
+              <w:jc w:val="both"/>
+              <w:rPr>
+                <w:rFonts w:ascii="Times New Roman" w:eastAsia="Times New Roman" w:hAnsi="Times New Roman" w:cs="Times New Roman"/>
+                <w:sz w:val="24"/>
+                <w:szCs w:val="24"/>
+                <w:lang w:val="en-IN" w:eastAsia="en-IN"/>
+              </w:rPr>
+            </w:pPr>
+            <w:r>
+              <w:rPr>
+                <w:rFonts w:ascii="Times New Roman" w:eastAsia="Times New Roman" w:hAnsi="Times New Roman" w:cs="Times New Roman"/>
+                <w:sz w:val="24"/>
+                <w:szCs w:val="24"/>
+                <w:lang w:val="en-IN" w:eastAsia="en-IN"/>
+              </w:rPr>
+              <w:t>Learning Rate</w:t>
+            </w:r>
+          </w:p>
+        </w:tc>
+        <w:tc>
+          <w:tcPr>
+            <w:tcW w:w="2522" w:type="dxa"/>
+            <w:vAlign w:val="center"/>
+            <w:hideMark/>
+          </w:tcPr>
+          <w:p>
+            <w:pPr>
+              <w:spacing w:after="0" w:line="240" w:lineRule="auto"/>
+              <w:jc w:val="both"/>
+              <w:rPr>
+                <w:rFonts w:ascii="Times New Roman" w:eastAsia="Times New Roman" w:hAnsi="Times New Roman" w:cs="Times New Roman"/>
+                <w:sz w:val="24"/>
+                <w:szCs w:val="24"/>
+                <w:lang w:val="en-IN" w:eastAsia="en-IN"/>
+              </w:rPr>
+            </w:pPr>
+            <w:r>
+              <w:rPr>
+                <w:rFonts w:ascii="Times New Roman" w:eastAsia="Times New Roman" w:hAnsi="Times New Roman" w:cs="Times New Roman"/>
+                <w:sz w:val="24"/>
+                <w:szCs w:val="24"/>
+                <w:lang w:val="en-IN" w:eastAsia="en-IN"/>
+              </w:rPr>
+              <w:t>0.1</w:t>
+            </w:r>
+          </w:p>
+        </w:tc>
+        <w:tc>
+          <w:tcPr>
+            <w:tcW w:w="4066" w:type="dxa"/>
+            <w:vAlign w:val="center"/>
+            <w:hideMark/>
+          </w:tcPr>
+          <w:p>
+            <w:pPr>
+              <w:spacing w:after="0" w:line="240" w:lineRule="auto"/>
+              <w:jc w:val="both"/>
+              <w:rPr>
+                <w:rFonts w:ascii="Times New Roman" w:eastAsia="Times New Roman" w:hAnsi="Times New Roman" w:cs="Times New Roman"/>
+                <w:sz w:val="24"/>
+                <w:szCs w:val="24"/>
+                <w:lang w:val="en-IN" w:eastAsia="en-IN"/>
+              </w:rPr>
+            </w:pPr>
+            <w:r>
+              <w:rPr>
+                <w:rFonts w:ascii="Times New Roman" w:eastAsia="Times New Roman" w:hAnsi="Times New Roman" w:cs="Times New Roman"/>
+                <w:sz w:val="24"/>
+                <w:szCs w:val="24"/>
+                <w:lang w:val="en-IN" w:eastAsia="en-IN"/>
+              </w:rPr>
+              <w:t>Initial learning rate</w:t>
+            </w:r>
+          </w:p>
+        </w:tc>
+      </w:tr>
+      <w:tr>
+        <w:trPr>
+          <w:tblCellSpacing w:w="15" w:type="dxa"/>
+        </w:trPr>
+        <w:tc>
+          <w:tcPr>
+            <w:tcW w:w="1711" w:type="dxa"/>
+            <w:vAlign w:val="center"/>
+            <w:hideMark/>
+          </w:tcPr>
+          <w:p>
+            <w:pPr>
+              <w:spacing w:after="0" w:line="240" w:lineRule="auto"/>
+              <w:jc w:val="both"/>
+              <w:rPr>
+                <w:rFonts w:ascii="Times New Roman" w:eastAsia="Times New Roman" w:hAnsi="Times New Roman" w:cs="Times New Roman"/>
+                <w:sz w:val="24"/>
+                <w:szCs w:val="24"/>
+                <w:lang w:val="en-IN" w:eastAsia="en-IN"/>
+              </w:rPr>
+            </w:pPr>
+            <w:r>
+              <w:rPr>
+                <w:rFonts w:ascii="Times New Roman" w:eastAsia="Times New Roman" w:hAnsi="Times New Roman" w:cs="Times New Roman"/>
+                <w:sz w:val="24"/>
+                <w:szCs w:val="24"/>
+                <w:lang w:val="en-IN" w:eastAsia="en-IN"/>
+              </w:rPr>
+              <w:t>Momentum</w:t>
+            </w:r>
+          </w:p>
+        </w:tc>
+        <w:tc>
+          <w:tcPr>
+            <w:tcW w:w="2522" w:type="dxa"/>
+            <w:vAlign w:val="center"/>
+            <w:hideMark/>
+          </w:tcPr>
+          <w:p>
+            <w:pPr>
+              <w:spacing w:after="0" w:line="240" w:lineRule="auto"/>
+              <w:jc w:val="both"/>
+              <w:rPr>
+                <w:rFonts w:ascii="Times New Roman" w:eastAsia="Times New Roman" w:hAnsi="Times New Roman" w:cs="Times New Roman"/>
+                <w:sz w:val="24"/>
+                <w:szCs w:val="24"/>
+                <w:lang w:val="en-IN" w:eastAsia="en-IN"/>
+              </w:rPr>
+            </w:pPr>
+            <w:r>
+              <w:rPr>
+                <w:rFonts w:ascii="Times New Roman" w:eastAsia="Times New Roman" w:hAnsi="Times New Roman" w:cs="Times New Roman"/>
+                <w:sz w:val="24"/>
+                <w:szCs w:val="24"/>
+                <w:lang w:val="en-IN" w:eastAsia="en-IN"/>
+              </w:rPr>
+              <w:t>0.9</w:t>
+            </w:r>
+          </w:p>
+        </w:tc>
+        <w:tc>
+          <w:tcPr>
+            <w:tcW w:w="4066" w:type="dxa"/>
+            <w:vAlign w:val="center"/>
+            <w:hideMark/>
+          </w:tcPr>
+          <w:p>
+            <w:pPr>
+              <w:spacing w:after="0" w:line="240" w:lineRule="auto"/>
+              <w:jc w:val="both"/>
+              <w:rPr>
+                <w:rFonts w:ascii="Times New Roman" w:eastAsia="Times New Roman" w:hAnsi="Times New Roman" w:cs="Times New Roman"/>
+                <w:sz w:val="24"/>
+                <w:szCs w:val="24"/>
+                <w:lang w:val="en-IN" w:eastAsia="en-IN"/>
+              </w:rPr>
+            </w:pPr>
+            <w:r>
+              <w:rPr>
+                <w:rFonts w:ascii="Times New Roman" w:eastAsia="Times New Roman" w:hAnsi="Times New Roman" w:cs="Times New Roman"/>
+                <w:sz w:val="24"/>
+                <w:szCs w:val="24"/>
+                <w:lang w:val="en-IN" w:eastAsia="en-IN"/>
+              </w:rPr>
+              <w:t>SGD momentum factor</w:t>
+            </w:r>
+          </w:p>
+        </w:tc>
+      </w:tr>
+      <w:tr>
+        <w:trPr>
+          <w:tblCellSpacing w:w="15" w:type="dxa"/>
+        </w:trPr>
+        <w:tc>
+          <w:tcPr>
+            <w:tcW w:w="1711" w:type="dxa"/>
+            <w:vAlign w:val="center"/>
+            <w:hideMark/>
+          </w:tcPr>
+          <w:p>
+            <w:pPr>
+              <w:spacing w:after="0" w:line="240" w:lineRule="auto"/>
+              <w:jc w:val="both"/>
+              <w:rPr>
+                <w:rFonts w:ascii="Times New Roman" w:eastAsia="Times New Roman" w:hAnsi="Times New Roman" w:cs="Times New Roman"/>
+                <w:sz w:val="24"/>
+                <w:szCs w:val="24"/>
+                <w:lang w:val="en-IN" w:eastAsia="en-IN"/>
+              </w:rPr>
+            </w:pPr>
+            <w:r>
+              <w:rPr>
+                <w:rFonts w:ascii="Times New Roman" w:eastAsia="Times New Roman" w:hAnsi="Times New Roman" w:cs="Times New Roman"/>
+                <w:sz w:val="24"/>
+                <w:szCs w:val="24"/>
+                <w:lang w:val="en-IN" w:eastAsia="en-IN"/>
+              </w:rPr>
+              <w:t>Nesterov</w:t>
+            </w:r>
+          </w:p>
+        </w:tc>
+        <w:tc>
+          <w:tcPr>
+            <w:tcW w:w="2522" w:type="dxa"/>
+            <w:vAlign w:val="center"/>
+            <w:hideMark/>
+          </w:tcPr>
+          <w:p>
+            <w:pPr>
+              <w:spacing w:after="0" w:line="240" w:lineRule="auto"/>
+              <w:jc w:val="both"/>
+              <w:rPr>
+                <w:rFonts w:ascii="Times New Roman" w:eastAsia="Times New Roman" w:hAnsi="Times New Roman" w:cs="Times New Roman"/>
+                <w:sz w:val="24"/>
+                <w:szCs w:val="24"/>
+                <w:lang w:val="en-IN" w:eastAsia="en-IN"/>
+              </w:rPr>
+            </w:pPr>
+            <w:r>
+              <w:rPr>
+                <w:rFonts w:ascii="Times New Roman" w:eastAsia="Times New Roman" w:hAnsi="Times New Roman" w:cs="Times New Roman"/>
+                <w:sz w:val="24"/>
+                <w:szCs w:val="24"/>
+                <w:lang w:val="en-IN" w:eastAsia="en-IN"/>
+              </w:rPr>
+              <w:t>True</w:t>
+            </w:r>
+          </w:p>
+        </w:tc>
+        <w:tc>
+          <w:tcPr>
+            <w:tcW w:w="4066" w:type="dxa"/>
+            <w:vAlign w:val="center"/>
+            <w:hideMark/>
+          </w:tcPr>
+          <w:p>
+            <w:pPr>
+              <w:spacing w:after="0" w:line="240" w:lineRule="auto"/>
+              <w:jc w:val="both"/>
+              <w:rPr>
+                <w:rFonts w:ascii="Times New Roman" w:eastAsia="Times New Roman" w:hAnsi="Times New Roman" w:cs="Times New Roman"/>
+                <w:sz w:val="24"/>
+                <w:szCs w:val="24"/>
+                <w:lang w:val="en-IN" w:eastAsia="en-IN"/>
+              </w:rPr>
+            </w:pPr>
+            <w:r>
+              <w:rPr>
+                <w:rFonts w:ascii="Times New Roman" w:eastAsia="Times New Roman" w:hAnsi="Times New Roman" w:cs="Times New Roman"/>
+                <w:sz w:val="24"/>
+                <w:szCs w:val="24"/>
+                <w:lang w:val="en-IN" w:eastAsia="en-IN"/>
+              </w:rPr>
+              <w:t>Enables Nesterov Accelerated Gradient</w:t>
+            </w:r>
+          </w:p>
+        </w:tc>
+      </w:tr>
+      <w:tr>
+        <w:trPr>
+          <w:tblCellSpacing w:w="15" w:type="dxa"/>
+        </w:trPr>
+        <w:tc>
+          <w:tcPr>
+            <w:tcW w:w="1711" w:type="dxa"/>
+            <w:vAlign w:val="center"/>
+            <w:hideMark/>
+          </w:tcPr>
+          <w:p>
+            <w:pPr>
+              <w:spacing w:after="0" w:line="240" w:lineRule="auto"/>
+              <w:jc w:val="both"/>
+              <w:rPr>
+                <w:rFonts w:ascii="Times New Roman" w:eastAsia="Times New Roman" w:hAnsi="Times New Roman" w:cs="Times New Roman"/>
+                <w:sz w:val="24"/>
+                <w:szCs w:val="24"/>
+                <w:lang w:val="en-IN" w:eastAsia="en-IN"/>
+              </w:rPr>
+            </w:pPr>
+            <w:r>
+              <w:rPr>
+                <w:rFonts w:ascii="Times New Roman" w:eastAsia="Times New Roman" w:hAnsi="Times New Roman" w:cs="Times New Roman"/>
+                <w:sz w:val="24"/>
+                <w:szCs w:val="24"/>
+                <w:lang w:val="en-IN" w:eastAsia="en-IN"/>
+              </w:rPr>
+              <w:t>Weight Decay</w:t>
+            </w:r>
+          </w:p>
+        </w:tc>
+        <w:tc>
+          <w:tcPr>
+            <w:tcW w:w="2522" w:type="dxa"/>
+            <w:vAlign w:val="center"/>
+            <w:hideMark/>
+          </w:tcPr>
+          <w:p>
+            <w:pPr>
+              <w:spacing w:after="0" w:line="240" w:lineRule="auto"/>
+              <w:jc w:val="both"/>
+              <w:rPr>
+                <w:rFonts w:ascii="Times New Roman" w:eastAsia="Times New Roman" w:hAnsi="Times New Roman" w:cs="Times New Roman"/>
+                <w:sz w:val="24"/>
+                <w:szCs w:val="24"/>
+                <w:lang w:val="en-IN" w:eastAsia="en-IN"/>
+              </w:rPr>
+            </w:pPr>
+            <w:r>
+              <w:rPr>
+                <w:rFonts w:ascii="Times New Roman" w:eastAsia="Times New Roman" w:hAnsi="Times New Roman" w:cs="Times New Roman"/>
+                <w:sz w:val="24"/>
+                <w:szCs w:val="24"/>
+                <w:lang w:val="en-IN" w:eastAsia="en-IN"/>
+              </w:rPr>
+              <w:t>1e-4</w:t>
+            </w:r>
+          </w:p>
+        </w:tc>
+        <w:tc>
+          <w:tcPr>
+            <w:tcW w:w="4066" w:type="dxa"/>
+            <w:vAlign w:val="center"/>
+            <w:hideMark/>
+          </w:tcPr>
+          <w:p>
+            <w:pPr>
+              <w:spacing w:after="0" w:line="240" w:lineRule="auto"/>
+              <w:jc w:val="both"/>
+              <w:rPr>
+                <w:rFonts w:ascii="Times New Roman" w:eastAsia="Times New Roman" w:hAnsi="Times New Roman" w:cs="Times New Roman"/>
+                <w:sz w:val="24"/>
+                <w:szCs w:val="24"/>
+                <w:lang w:val="en-IN" w:eastAsia="en-IN"/>
+              </w:rPr>
+            </w:pPr>
+            <w:r>
+              <w:rPr>
+                <w:rFonts w:ascii="Times New Roman" w:eastAsia="Times New Roman" w:hAnsi="Times New Roman" w:cs="Times New Roman"/>
+                <w:sz w:val="24"/>
+                <w:szCs w:val="24"/>
+                <w:lang w:val="en-IN" w:eastAsia="en-IN"/>
+              </w:rPr>
+              <w:t>L2 regularization</w:t>
+            </w:r>
+          </w:p>
+        </w:tc>
+      </w:tr>
+      <w:tr>
+        <w:trPr>
+          <w:tblCellSpacing w:w="15" w:type="dxa"/>
+        </w:trPr>
+        <w:tc>
+          <w:tcPr>
+            <w:tcW w:w="1711" w:type="dxa"/>
+            <w:vAlign w:val="center"/>
+            <w:hideMark/>
+          </w:tcPr>
+          <w:p>
+            <w:pPr>
+              <w:spacing w:after="0" w:line="240" w:lineRule="auto"/>
+              <w:jc w:val="both"/>
+              <w:rPr>
+                <w:rFonts w:ascii="Times New Roman" w:eastAsia="Times New Roman" w:hAnsi="Times New Roman" w:cs="Times New Roman"/>
+                <w:sz w:val="24"/>
+                <w:szCs w:val="24"/>
+                <w:lang w:val="en-IN" w:eastAsia="en-IN"/>
+              </w:rPr>
+            </w:pPr>
+            <w:r>
+              <w:rPr>
+                <w:rFonts w:ascii="Times New Roman" w:eastAsia="Times New Roman" w:hAnsi="Times New Roman" w:cs="Times New Roman"/>
+                <w:sz w:val="24"/>
+                <w:szCs w:val="24"/>
+                <w:lang w:val="en-IN" w:eastAsia="en-IN"/>
+              </w:rPr>
+              <w:t>LR Scheduler</w:t>
+            </w:r>
+          </w:p>
+        </w:tc>
+        <w:tc>
+          <w:tcPr>
+            <w:tcW w:w="2522" w:type="dxa"/>
+            <w:vAlign w:val="center"/>
+            <w:hideMark/>
+          </w:tcPr>
+          <w:p>
+            <w:pPr>
+              <w:spacing w:after="0" w:line="240" w:lineRule="auto"/>
+              <w:jc w:val="both"/>
+              <w:rPr>
+                <w:rFonts w:ascii="Times New Roman" w:eastAsia="Times New Roman" w:hAnsi="Times New Roman" w:cs="Times New Roman"/>
+                <w:sz w:val="24"/>
+                <w:szCs w:val="24"/>
+                <w:lang w:val="en-IN" w:eastAsia="en-IN"/>
+              </w:rPr>
+            </w:pPr>
+            <w:r>
+              <w:rPr>
+                <w:rFonts w:ascii="Times New Roman" w:eastAsia="Times New Roman" w:hAnsi="Times New Roman" w:cs="Times New Roman"/>
+                <w:sz w:val="24"/>
+                <w:szCs w:val="24"/>
+                <w:lang w:val="en-IN" w:eastAsia="en-IN"/>
+              </w:rPr>
+              <w:t>CosineAnnealingLR</w:t>
+            </w:r>
+          </w:p>
+        </w:tc>
+        <w:tc>
+          <w:tcPr>
+            <w:tcW w:w="4066" w:type="dxa"/>
+            <w:vAlign w:val="center"/>
+            <w:hideMark/>
+          </w:tcPr>
+          <w:p>
+            <w:pPr>
+              <w:spacing w:after="0" w:line="240" w:lineRule="auto"/>
+              <w:jc w:val="both"/>
+              <w:rPr>
+                <w:rFonts w:ascii="Times New Roman" w:eastAsia="Times New Roman" w:hAnsi="Times New Roman" w:cs="Times New Roman"/>
+                <w:sz w:val="24"/>
+                <w:szCs w:val="24"/>
+                <w:lang w:val="en-IN" w:eastAsia="en-IN"/>
+              </w:rPr>
+            </w:pPr>
+            <w:r>
+              <w:rPr>
+                <w:rFonts w:ascii="Times New Roman" w:eastAsia="Times New Roman" w:hAnsi="Times New Roman" w:cs="Times New Roman"/>
+                <w:sz w:val="24"/>
+                <w:szCs w:val="24"/>
+                <w:lang w:val="en-IN" w:eastAsia="en-IN"/>
+              </w:rPr>
+              <w:t>Learning rate decay strategy</w:t>
+            </w:r>
+          </w:p>
+        </w:tc>
+      </w:tr>
+      <w:tr>
+        <w:trPr>
+          <w:tblCellSpacing w:w="15" w:type="dxa"/>
+        </w:trPr>
+        <w:tc>
+          <w:tcPr>
+            <w:tcW w:w="1711" w:type="dxa"/>
+            <w:vAlign w:val="center"/>
+            <w:hideMark/>
+          </w:tcPr>
+          <w:p>
+            <w:pPr>
+              <w:spacing w:after="0" w:line="240" w:lineRule="auto"/>
+              <w:jc w:val="both"/>
+              <w:rPr>
+                <w:rFonts w:ascii="Times New Roman" w:eastAsia="Times New Roman" w:hAnsi="Times New Roman" w:cs="Times New Roman"/>
+                <w:sz w:val="24"/>
+                <w:szCs w:val="24"/>
+                <w:lang w:val="en-IN" w:eastAsia="en-IN"/>
+              </w:rPr>
+            </w:pPr>
+            <w:r>
+              <w:rPr>
+                <w:rFonts w:ascii="Times New Roman" w:eastAsia="Times New Roman" w:hAnsi="Times New Roman" w:cs="Times New Roman"/>
+                <w:sz w:val="24"/>
+                <w:szCs w:val="24"/>
+                <w:lang w:val="en-IN" w:eastAsia="en-IN"/>
+              </w:rPr>
+              <w:t>T_max</w:t>
+            </w:r>
+          </w:p>
+        </w:tc>
+        <w:tc>
+          <w:tcPr>
+            <w:tcW w:w="2522" w:type="dxa"/>
+            <w:vAlign w:val="center"/>
+            <w:hideMark/>
+          </w:tcPr>
+          <w:p>
+            <w:pPr>
+              <w:spacing w:after="0" w:line="240" w:lineRule="auto"/>
+              <w:jc w:val="both"/>
+              <w:rPr>
+                <w:rFonts w:ascii="Times New Roman" w:eastAsia="Times New Roman" w:hAnsi="Times New Roman" w:cs="Times New Roman"/>
+                <w:sz w:val="24"/>
+                <w:szCs w:val="24"/>
+                <w:lang w:val="en-IN" w:eastAsia="en-IN"/>
+              </w:rPr>
+            </w:pPr>
+            <w:r>
+              <w:rPr>
+                <w:rFonts w:ascii="Times New Roman" w:eastAsia="Times New Roman" w:hAnsi="Times New Roman" w:cs="Times New Roman"/>
+                <w:sz w:val="24"/>
+                <w:szCs w:val="24"/>
+                <w:lang w:val="en-IN" w:eastAsia="en-IN"/>
+              </w:rPr>
+              <w:t>60</w:t>
+            </w:r>
+          </w:p>
+        </w:tc>
+        <w:tc>
+          <w:tcPr>
+            <w:tcW w:w="4066" w:type="dxa"/>
+            <w:vAlign w:val="center"/>
+            <w:hideMark/>
+          </w:tcPr>
+          <w:p>
+            <w:pPr>
+              <w:spacing w:after="0" w:line="240" w:lineRule="auto"/>
+              <w:jc w:val="both"/>
+              <w:rPr>
+                <w:rFonts w:ascii="Times New Roman" w:eastAsia="Times New Roman" w:hAnsi="Times New Roman" w:cs="Times New Roman"/>
+                <w:sz w:val="24"/>
+                <w:szCs w:val="24"/>
+                <w:lang w:val="en-IN" w:eastAsia="en-IN"/>
+              </w:rPr>
+            </w:pPr>
+            <w:r>
+              <w:rPr>
+                <w:rFonts w:ascii="Times New Roman" w:eastAsia="Times New Roman" w:hAnsi="Times New Roman" w:cs="Times New Roman"/>
+                <w:sz w:val="24"/>
+                <w:szCs w:val="24"/>
+                <w:lang w:val="en-IN" w:eastAsia="en-IN"/>
+              </w:rPr>
+              <w:t>Max iterations for cosine schedule</w:t>
+            </w:r>
+          </w:p>
+        </w:tc>
+      </w:tr>
+      <w:tr>
+        <w:trPr>
+          <w:tblCellSpacing w:w="15" w:type="dxa"/>
+        </w:trPr>
+        <w:tc>
+          <w:tcPr>
+            <w:tcW w:w="1711" w:type="dxa"/>
+            <w:vAlign w:val="center"/>
+            <w:hideMark/>
+          </w:tcPr>
+          <w:p>
+            <w:pPr>
+              <w:spacing w:after="0" w:line="240" w:lineRule="auto"/>
+              <w:jc w:val="both"/>
+              <w:rPr>
+                <w:rFonts w:ascii="Times New Roman" w:eastAsia="Times New Roman" w:hAnsi="Times New Roman" w:cs="Times New Roman"/>
+                <w:sz w:val="24"/>
+                <w:szCs w:val="24"/>
+                <w:lang w:val="en-IN" w:eastAsia="en-IN"/>
+              </w:rPr>
+            </w:pPr>
+            <w:r>
+              <w:rPr>
+                <w:rFonts w:ascii="Times New Roman" w:eastAsia="Times New Roman" w:hAnsi="Times New Roman" w:cs="Times New Roman"/>
+                <w:sz w:val="24"/>
+                <w:szCs w:val="24"/>
+                <w:lang w:val="en-IN" w:eastAsia="en-IN"/>
+              </w:rPr>
+              <w:t>Epochs</w:t>
+            </w:r>
+          </w:p>
+        </w:tc>
+        <w:tc>
+          <w:tcPr>
+            <w:tcW w:w="2522" w:type="dxa"/>
+            <w:vAlign w:val="center"/>
+            <w:hideMark/>
+          </w:tcPr>
+          <w:p>
+            <w:pPr>
+              <w:spacing w:after="0" w:line="240" w:lineRule="auto"/>
+              <w:jc w:val="both"/>
+              <w:rPr>
+                <w:rFonts w:ascii="Times New Roman" w:eastAsia="Times New Roman" w:hAnsi="Times New Roman" w:cs="Times New Roman"/>
+                <w:sz w:val="24"/>
+                <w:szCs w:val="24"/>
+                <w:lang w:val="en-IN" w:eastAsia="en-IN"/>
+              </w:rPr>
+            </w:pPr>
+            <w:r>
+              <w:rPr>
+                <w:rFonts w:ascii="Times New Roman" w:eastAsia="Times New Roman" w:hAnsi="Times New Roman" w:cs="Times New Roman"/>
+                <w:sz w:val="24"/>
+                <w:szCs w:val="24"/>
+                <w:lang w:val="en-IN" w:eastAsia="en-IN"/>
+              </w:rPr>
+              <w:t>60</w:t>
+            </w:r>
+          </w:p>
+        </w:tc>
+        <w:tc>
+          <w:tcPr>
+            <w:tcW w:w="4066" w:type="dxa"/>
+            <w:vAlign w:val="center"/>
+            <w:hideMark/>
+          </w:tcPr>
+          <w:p>
+            <w:pPr>
+              <w:spacing w:after="0" w:line="240" w:lineRule="auto"/>
+              <w:jc w:val="both"/>
+              <w:rPr>
+                <w:rFonts w:ascii="Times New Roman" w:eastAsia="Times New Roman" w:hAnsi="Times New Roman" w:cs="Times New Roman"/>
+                <w:sz w:val="24"/>
+                <w:szCs w:val="24"/>
+                <w:lang w:val="en-IN" w:eastAsia="en-IN"/>
+              </w:rPr>
+            </w:pPr>
+            <w:r>
+              <w:rPr>
+                <w:rFonts w:ascii="Times New Roman" w:eastAsia="Times New Roman" w:hAnsi="Times New Roman" w:cs="Times New Roman"/>
+                <w:sz w:val="24"/>
+                <w:szCs w:val="24"/>
+                <w:lang w:val="en-IN" w:eastAsia="en-IN"/>
+              </w:rPr>
+              <w:t>Training iterations per stream</w:t>
+            </w:r>
+          </w:p>
+        </w:tc>
+      </w:tr>
+      <w:tr>
+        <w:trPr>
+          <w:tblCellSpacing w:w="15" w:type="dxa"/>
+        </w:trPr>
+        <w:tc>
+          <w:tcPr>
+            <w:tcW w:w="1711" w:type="dxa"/>
+            <w:vAlign w:val="center"/>
+            <w:hideMark/>
+          </w:tcPr>
+          <w:p>
+            <w:pPr>
+              <w:spacing w:after="0" w:line="240" w:lineRule="auto"/>
+              <w:jc w:val="both"/>
+              <w:rPr>
+                <w:rFonts w:ascii="Times New Roman" w:eastAsia="Times New Roman" w:hAnsi="Times New Roman" w:cs="Times New Roman"/>
+                <w:sz w:val="24"/>
+                <w:szCs w:val="24"/>
+                <w:lang w:val="en-IN" w:eastAsia="en-IN"/>
+              </w:rPr>
+            </w:pPr>
+            <w:r>
+              <w:rPr>
+                <w:rFonts w:ascii="Times New Roman" w:eastAsia="Times New Roman" w:hAnsi="Times New Roman" w:cs="Times New Roman"/>
+                <w:sz w:val="24"/>
+                <w:szCs w:val="24"/>
+                <w:lang w:val="en-IN" w:eastAsia="en-IN"/>
+              </w:rPr>
+              <w:t>Batch Size</w:t>
+            </w:r>
+          </w:p>
+        </w:tc>
+        <w:tc>
+          <w:tcPr>
+            <w:tcW w:w="2522" w:type="dxa"/>
+            <w:vAlign w:val="center"/>
+            <w:hideMark/>
+          </w:tcPr>
+          <w:p>
+            <w:pPr>
+              <w:spacing w:after="0" w:line="240" w:lineRule="auto"/>
+              <w:jc w:val="both"/>
+              <w:rPr>
+                <w:rFonts w:ascii="Times New Roman" w:eastAsia="Times New Roman" w:hAnsi="Times New Roman" w:cs="Times New Roman"/>
+                <w:sz w:val="24"/>
+                <w:szCs w:val="24"/>
+                <w:lang w:val="en-IN" w:eastAsia="en-IN"/>
+              </w:rPr>
+            </w:pPr>
+            <w:r>
+              <w:rPr>
+                <w:rFonts w:ascii="Times New Roman" w:eastAsia="Times New Roman" w:hAnsi="Times New Roman" w:cs="Times New Roman"/>
+                <w:sz w:val="24"/>
+                <w:szCs w:val="24"/>
+                <w:lang w:val="en-IN" w:eastAsia="en-IN"/>
+              </w:rPr>
+              <w:t>64</w:t>
+            </w:r>
+          </w:p>
+        </w:tc>
+        <w:tc>
+          <w:tcPr>
+            <w:tcW w:w="4066" w:type="dxa"/>
+            <w:vAlign w:val="center"/>
+            <w:hideMark/>
+          </w:tcPr>
+          <w:p>
+            <w:pPr>
+              <w:spacing w:after="0" w:line="240" w:lineRule="auto"/>
+              <w:jc w:val="both"/>
+              <w:rPr>
+                <w:rFonts w:ascii="Times New Roman" w:eastAsia="Times New Roman" w:hAnsi="Times New Roman" w:cs="Times New Roman"/>
+                <w:sz w:val="24"/>
+                <w:szCs w:val="24"/>
+                <w:lang w:val="en-IN" w:eastAsia="en-IN"/>
+              </w:rPr>
+            </w:pPr>
+            <w:r>
+              <w:rPr>
+                <w:rFonts w:ascii="Times New Roman" w:eastAsia="Times New Roman" w:hAnsi="Times New Roman" w:cs="Times New Roman"/>
+                <w:sz w:val="24"/>
+                <w:szCs w:val="24"/>
+                <w:lang w:val="en-IN" w:eastAsia="en-IN"/>
+              </w:rPr>
+              <w:t>Samples per batch</w:t>
+            </w:r>
+          </w:p>
+        </w:tc>
+      </w:tr>
+      <w:tr>
+        <w:trPr>
+          <w:tblCellSpacing w:w="15" w:type="dxa"/>
+        </w:trPr>
+        <w:tc>
+          <w:tcPr>
+            <w:tcW w:w="1711" w:type="dxa"/>
+            <w:vAlign w:val="center"/>
+            <w:hideMark/>
+          </w:tcPr>
+          <w:p>
+            <w:pPr>
+              <w:spacing w:after="0" w:line="240" w:lineRule="auto"/>
+              <w:jc w:val="both"/>
+              <w:rPr>
+                <w:rFonts w:ascii="Times New Roman" w:eastAsia="Times New Roman" w:hAnsi="Times New Roman" w:cs="Times New Roman"/>
+                <w:sz w:val="24"/>
+                <w:szCs w:val="24"/>
+                <w:lang w:val="en-IN" w:eastAsia="en-IN"/>
+              </w:rPr>
+            </w:pPr>
+            <w:r>
+              <w:rPr>
+                <w:rFonts w:ascii="Times New Roman" w:eastAsia="Times New Roman" w:hAnsi="Times New Roman" w:cs="Times New Roman"/>
+                <w:sz w:val="24"/>
+                <w:szCs w:val="24"/>
+                <w:lang w:val="en-IN" w:eastAsia="en-IN"/>
+              </w:rPr>
+              <w:t>Loss Function</w:t>
+            </w:r>
+          </w:p>
+        </w:tc>
+        <w:tc>
+          <w:tcPr>
+            <w:tcW w:w="2522" w:type="dxa"/>
+            <w:vAlign w:val="center"/>
+            <w:hideMark/>
+          </w:tcPr>
+          <w:p>
+            <w:pPr>
+              <w:spacing w:after="0" w:line="240" w:lineRule="auto"/>
+              <w:jc w:val="both"/>
+              <w:rPr>
+                <w:rFonts w:ascii="Times New Roman" w:eastAsia="Times New Roman" w:hAnsi="Times New Roman" w:cs="Times New Roman"/>
+                <w:sz w:val="24"/>
+                <w:szCs w:val="24"/>
+                <w:lang w:val="en-IN" w:eastAsia="en-IN"/>
+              </w:rPr>
+            </w:pPr>
+            <w:r>
+              <w:rPr>
+                <w:rFonts w:ascii="Times New Roman" w:eastAsia="Times New Roman" w:hAnsi="Times New Roman" w:cs="Times New Roman"/>
+                <w:sz w:val="24"/>
+                <w:szCs w:val="24"/>
+                <w:lang w:val="en-IN" w:eastAsia="en-IN"/>
+              </w:rPr>
+              <w:t>CrossEntropyLoss</w:t>
+            </w:r>
+          </w:p>
+        </w:tc>
+        <w:tc>
+          <w:tcPr>
+            <w:tcW w:w="4066" w:type="dxa"/>
+            <w:vAlign w:val="center"/>
+            <w:hideMark/>
+          </w:tcPr>
+          <w:p>
+            <w:pPr>
+              <w:spacing w:after="0" w:line="240" w:lineRule="auto"/>
+              <w:jc w:val="both"/>
+              <w:rPr>
+                <w:rFonts w:ascii="Times New Roman" w:eastAsia="Times New Roman" w:hAnsi="Times New Roman" w:cs="Times New Roman"/>
+                <w:sz w:val="24"/>
+                <w:szCs w:val="24"/>
+                <w:lang w:val="en-IN" w:eastAsia="en-IN"/>
+              </w:rPr>
+            </w:pPr>
+            <w:r>
+              <w:rPr>
+                <w:rFonts w:ascii="Times New Roman" w:eastAsia="Times New Roman" w:hAnsi="Times New Roman" w:cs="Times New Roman"/>
+                <w:sz w:val="24"/>
+                <w:szCs w:val="24"/>
+                <w:lang w:val="en-IN" w:eastAsia="en-IN"/>
+              </w:rPr>
+              <w:t>Multi-class classification loss</w:t>
+            </w:r>
+          </w:p>
+        </w:tc>
+      </w:tr>
+    </w:tbl>
+    <w:p>
+      <w:pPr>
+        <w:rPr>
+          <w:rFonts w:ascii="Times New Roman" w:hAnsi="Times New Roman" w:cs="Times New Roman"/>
+          <w:b/>
+          <w:bCs/>
+          <w:sz w:val="32"/>
+          <w:szCs w:val="32"/>
+          <w:lang w:val="en-IN"/>
+        </w:rPr>
+      </w:pPr>
+    </w:p>
+    <w:p>
+      <w:pPr>
+        <w:rPr>
+          <w:rFonts w:ascii="Times New Roman" w:hAnsi="Times New Roman" w:cs="Times New Roman"/>
+          <w:b/>
+          <w:bCs/>
+          <w:sz w:val="28"/>
+          <w:szCs w:val="28"/>
+        </w:rPr>
+      </w:pPr>
+      <w:r>
+        <w:rPr>
+          <w:rFonts w:ascii="Times New Roman" w:hAnsi="Times New Roman" w:cs="Times New Roman"/>
+          <w:b/>
+          <w:bCs/>
+          <w:sz w:val="28"/>
+          <w:szCs w:val="28"/>
+        </w:rPr>
+        <w:t>Data &amp; Input Parameters</w:t>
+      </w:r>
+    </w:p>
+    <w:tbl>
+      <w:tblPr>
+        <w:tblW w:w="0" w:type="auto"/>
+        <w:tblCellSpacing w:w="15" w:type="dxa"/>
+        <w:tblBorders>
+          <w:top w:val="single" w:sz="4" w:space="0" w:color="auto"/>
+          <w:left w:val="single" w:sz="4" w:space="0" w:color="auto"/>
+          <w:bottom w:val="single" w:sz="4" w:space="0" w:color="auto"/>
+          <w:right w:val="single" w:sz="4" w:space="0" w:color="auto"/>
+          <w:insideH w:val="single" w:sz="4" w:space="0" w:color="auto"/>
+          <w:insideV w:val="single" w:sz="4" w:space="0" w:color="auto"/>
+        </w:tblBorders>
+        <w:tblCellMar>
+          <w:top w:w="15" w:type="dxa"/>
+          <w:left w:w="15" w:type="dxa"/>
+          <w:bottom w:w="15" w:type="dxa"/>
+          <w:right w:w="15" w:type="dxa"/>
+        </w:tblCellMar>
+        <w:tblLook w:val="04A0" w:firstRow="1" w:lastRow="0" w:firstColumn="1" w:lastColumn="0" w:noHBand="0" w:noVBand="1"/>
+      </w:tblPr>
+      <w:tblGrid>
+        <w:gridCol w:w="1615"/>
+        <w:gridCol w:w="1134"/>
+        <w:gridCol w:w="3402"/>
+      </w:tblGrid>
+      <w:tr>
+        <w:trPr>
+          <w:tblHeader/>
+          <w:tblCellSpacing w:w="15" w:type="dxa"/>
+        </w:trPr>
+        <w:tc>
+          <w:tcPr>
+            <w:tcW w:w="1570" w:type="dxa"/>
+            <w:vAlign w:val="center"/>
+            <w:hideMark/>
+          </w:tcPr>
+          <w:p>
+            <w:pPr>
+              <w:spacing w:after="0" w:line="240" w:lineRule="auto"/>
+              <w:jc w:val="center"/>
+              <w:rPr>
+                <w:rFonts w:ascii="Times New Roman" w:eastAsia="Times New Roman" w:hAnsi="Times New Roman" w:cs="Times New Roman"/>
+                <w:b/>
+                <w:bCs/>
+                <w:sz w:val="24"/>
+                <w:szCs w:val="24"/>
+                <w:lang w:val="en-IN" w:eastAsia="en-IN"/>
+              </w:rPr>
+            </w:pPr>
+            <w:r>
+              <w:rPr>
+                <w:rFonts w:ascii="Times New Roman" w:eastAsia="Times New Roman" w:hAnsi="Times New Roman" w:cs="Times New Roman"/>
+                <w:b/>
+                <w:bCs/>
+                <w:sz w:val="24"/>
+                <w:szCs w:val="24"/>
+                <w:lang w:val="en-IN" w:eastAsia="en-IN"/>
+              </w:rPr>
+              <w:t>Parameter</w:t>
+            </w:r>
+          </w:p>
+        </w:tc>
+        <w:tc>
+          <w:tcPr>
+            <w:tcW w:w="1104" w:type="dxa"/>
+            <w:vAlign w:val="center"/>
+            <w:hideMark/>
+          </w:tcPr>
+          <w:p>
+            <w:pPr>
+              <w:spacing w:after="0" w:line="240" w:lineRule="auto"/>
+              <w:jc w:val="center"/>
+              <w:rPr>
+                <w:rFonts w:ascii="Times New Roman" w:eastAsia="Times New Roman" w:hAnsi="Times New Roman" w:cs="Times New Roman"/>
+                <w:b/>
+                <w:bCs/>
+                <w:sz w:val="24"/>
+                <w:szCs w:val="24"/>
+                <w:lang w:val="en-IN" w:eastAsia="en-IN"/>
+              </w:rPr>
+            </w:pPr>
+            <w:r>
+              <w:rPr>
+                <w:rFonts w:ascii="Times New Roman" w:eastAsia="Times New Roman" w:hAnsi="Times New Roman" w:cs="Times New Roman"/>
+                <w:b/>
+                <w:bCs/>
+                <w:sz w:val="24"/>
+                <w:szCs w:val="24"/>
+                <w:lang w:val="en-IN" w:eastAsia="en-IN"/>
+              </w:rPr>
+              <w:t>Value</w:t>
+            </w:r>
+          </w:p>
+        </w:tc>
+        <w:tc>
+          <w:tcPr>
+            <w:tcW w:w="3357" w:type="dxa"/>
+            <w:vAlign w:val="center"/>
+            <w:hideMark/>
+          </w:tcPr>
+          <w:p>
+            <w:pPr>
+              <w:spacing w:after="0" w:line="240" w:lineRule="auto"/>
+              <w:jc w:val="center"/>
+              <w:rPr>
+                <w:rFonts w:ascii="Times New Roman" w:eastAsia="Times New Roman" w:hAnsi="Times New Roman" w:cs="Times New Roman"/>
+                <w:b/>
+                <w:bCs/>
+                <w:sz w:val="24"/>
+                <w:szCs w:val="24"/>
+                <w:lang w:val="en-IN" w:eastAsia="en-IN"/>
+              </w:rPr>
+            </w:pPr>
+            <w:r>
+              <w:rPr>
+                <w:rFonts w:ascii="Times New Roman" w:eastAsia="Times New Roman" w:hAnsi="Times New Roman" w:cs="Times New Roman"/>
+                <w:b/>
+                <w:bCs/>
+                <w:sz w:val="24"/>
+                <w:szCs w:val="24"/>
+                <w:lang w:val="en-IN" w:eastAsia="en-IN"/>
+              </w:rPr>
+              <w:t>Description</w:t>
+            </w:r>
+          </w:p>
+        </w:tc>
+      </w:tr>
+      <w:tr>
+        <w:trPr>
+          <w:tblCellSpacing w:w="15" w:type="dxa"/>
+        </w:trPr>
+        <w:tc>
+          <w:tcPr>
+            <w:tcW w:w="1570" w:type="dxa"/>
+            <w:vAlign w:val="center"/>
+            <w:hideMark/>
+          </w:tcPr>
+          <w:p>
+            <w:pPr>
+              <w:spacing w:after="0" w:line="240" w:lineRule="auto"/>
+              <w:rPr>
+                <w:rFonts w:ascii="Times New Roman" w:eastAsia="Times New Roman" w:hAnsi="Times New Roman" w:cs="Times New Roman"/>
+                <w:sz w:val="24"/>
+                <w:szCs w:val="24"/>
+                <w:lang w:val="en-IN" w:eastAsia="en-IN"/>
+              </w:rPr>
+            </w:pPr>
+            <w:r>
+              <w:rPr>
+                <w:rFonts w:ascii="Times New Roman" w:eastAsia="Times New Roman" w:hAnsi="Times New Roman" w:cs="Times New Roman"/>
+                <w:sz w:val="24"/>
+                <w:szCs w:val="24"/>
+                <w:lang w:val="en-IN" w:eastAsia="en-IN"/>
+              </w:rPr>
+              <w:t>Max Frames</w:t>
+            </w:r>
+          </w:p>
+        </w:tc>
+        <w:tc>
+          <w:tcPr>
+            <w:tcW w:w="1104" w:type="dxa"/>
+            <w:vAlign w:val="center"/>
+            <w:hideMark/>
+          </w:tcPr>
+          <w:p>
+            <w:pPr>
+              <w:spacing w:after="0" w:line="240" w:lineRule="auto"/>
+              <w:rPr>
+                <w:rFonts w:ascii="Times New Roman" w:eastAsia="Times New Roman" w:hAnsi="Times New Roman" w:cs="Times New Roman"/>
+                <w:sz w:val="24"/>
+                <w:szCs w:val="24"/>
+                <w:lang w:val="en-IN" w:eastAsia="en-IN"/>
+              </w:rPr>
+            </w:pPr>
+            <w:r>
+              <w:rPr>
+                <w:rFonts w:ascii="Times New Roman" w:eastAsia="Times New Roman" w:hAnsi="Times New Roman" w:cs="Times New Roman"/>
+                <w:sz w:val="24"/>
+                <w:szCs w:val="24"/>
+                <w:lang w:val="en-IN" w:eastAsia="en-IN"/>
+              </w:rPr>
+              <w:t>64</w:t>
+            </w:r>
+          </w:p>
+        </w:tc>
+        <w:tc>
+          <w:tcPr>
+            <w:tcW w:w="3357" w:type="dxa"/>
+            <w:vAlign w:val="center"/>
+            <w:hideMark/>
+          </w:tcPr>
+          <w:p>
+            <w:pPr>
+              <w:spacing w:after="0" w:line="240" w:lineRule="auto"/>
+              <w:rPr>
+                <w:rFonts w:ascii="Times New Roman" w:eastAsia="Times New Roman" w:hAnsi="Times New Roman" w:cs="Times New Roman"/>
+                <w:sz w:val="24"/>
+                <w:szCs w:val="24"/>
+                <w:lang w:val="en-IN" w:eastAsia="en-IN"/>
+              </w:rPr>
+            </w:pPr>
+            <w:r>
+              <w:rPr>
+                <w:rFonts w:ascii="Times New Roman" w:eastAsia="Times New Roman" w:hAnsi="Times New Roman" w:cs="Times New Roman"/>
+                <w:sz w:val="24"/>
+                <w:szCs w:val="24"/>
+                <w:lang w:val="en-IN" w:eastAsia="en-IN"/>
+              </w:rPr>
+              <w:t>Frames sampled per sequence</w:t>
+            </w:r>
+          </w:p>
+        </w:tc>
+      </w:tr>
+      <w:tr>
+        <w:trPr>
+          <w:tblCellSpacing w:w="15" w:type="dxa"/>
+        </w:trPr>
+        <w:tc>
+          <w:tcPr>
+            <w:tcW w:w="1570" w:type="dxa"/>
+            <w:vAlign w:val="center"/>
+            <w:hideMark/>
+          </w:tcPr>
+          <w:p>
+            <w:pPr>
+              <w:spacing w:after="0" w:line="240" w:lineRule="auto"/>
+              <w:rPr>
+                <w:rFonts w:ascii="Times New Roman" w:eastAsia="Times New Roman" w:hAnsi="Times New Roman" w:cs="Times New Roman"/>
+                <w:sz w:val="24"/>
+                <w:szCs w:val="24"/>
+                <w:lang w:val="en-IN" w:eastAsia="en-IN"/>
+              </w:rPr>
+            </w:pPr>
+            <w:r>
+              <w:rPr>
+                <w:rFonts w:ascii="Times New Roman" w:eastAsia="Times New Roman" w:hAnsi="Times New Roman" w:cs="Times New Roman"/>
+                <w:sz w:val="24"/>
+                <w:szCs w:val="24"/>
+                <w:lang w:val="en-IN" w:eastAsia="en-IN"/>
+              </w:rPr>
+              <w:t>Num Joints</w:t>
+            </w:r>
+          </w:p>
+        </w:tc>
+        <w:tc>
+          <w:tcPr>
+            <w:tcW w:w="1104" w:type="dxa"/>
+            <w:vAlign w:val="center"/>
+            <w:hideMark/>
+          </w:tcPr>
+          <w:p>
+            <w:pPr>
+              <w:spacing w:after="0" w:line="240" w:lineRule="auto"/>
+              <w:rPr>
+                <w:rFonts w:ascii="Times New Roman" w:eastAsia="Times New Roman" w:hAnsi="Times New Roman" w:cs="Times New Roman"/>
+                <w:sz w:val="24"/>
+                <w:szCs w:val="24"/>
+                <w:lang w:val="en-IN" w:eastAsia="en-IN"/>
+              </w:rPr>
+            </w:pPr>
+            <w:r>
+              <w:rPr>
+                <w:rFonts w:ascii="Times New Roman" w:eastAsia="Times New Roman" w:hAnsi="Times New Roman" w:cs="Times New Roman"/>
+                <w:sz w:val="24"/>
+                <w:szCs w:val="24"/>
+                <w:lang w:val="en-IN" w:eastAsia="en-IN"/>
+              </w:rPr>
+              <w:t>17</w:t>
+            </w:r>
+          </w:p>
+        </w:tc>
+        <w:tc>
+          <w:tcPr>
+            <w:tcW w:w="3357" w:type="dxa"/>
+            <w:vAlign w:val="center"/>
+            <w:hideMark/>
+          </w:tcPr>
+          <w:p>
+            <w:pPr>
+              <w:spacing w:after="0" w:line="240" w:lineRule="auto"/>
+              <w:rPr>
+                <w:rFonts w:ascii="Times New Roman" w:eastAsia="Times New Roman" w:hAnsi="Times New Roman" w:cs="Times New Roman"/>
+                <w:sz w:val="24"/>
+                <w:szCs w:val="24"/>
+                <w:lang w:val="en-IN" w:eastAsia="en-IN"/>
+              </w:rPr>
+            </w:pPr>
+            <w:r>
+              <w:rPr>
+                <w:rFonts w:ascii="Times New Roman" w:eastAsia="Times New Roman" w:hAnsi="Times New Roman" w:cs="Times New Roman"/>
+                <w:sz w:val="24"/>
+                <w:szCs w:val="24"/>
+                <w:lang w:val="en-IN" w:eastAsia="en-IN"/>
+              </w:rPr>
+              <w:t>Skeleton joints (COCO format)</w:t>
+            </w:r>
+          </w:p>
+        </w:tc>
+      </w:tr>
+      <w:tr>
+        <w:trPr>
+          <w:tblCellSpacing w:w="15" w:type="dxa"/>
+        </w:trPr>
+        <w:tc>
+          <w:tcPr>
+            <w:tcW w:w="1570" w:type="dxa"/>
+            <w:vAlign w:val="center"/>
+            <w:hideMark/>
+          </w:tcPr>
+          <w:p>
+            <w:pPr>
+              <w:spacing w:after="0" w:line="240" w:lineRule="auto"/>
+              <w:rPr>
+                <w:rFonts w:ascii="Times New Roman" w:eastAsia="Times New Roman" w:hAnsi="Times New Roman" w:cs="Times New Roman"/>
+                <w:sz w:val="24"/>
+                <w:szCs w:val="24"/>
+                <w:lang w:val="en-IN" w:eastAsia="en-IN"/>
+              </w:rPr>
+            </w:pPr>
+            <w:r>
+              <w:rPr>
+                <w:rFonts w:ascii="Times New Roman" w:eastAsia="Times New Roman" w:hAnsi="Times New Roman" w:cs="Times New Roman"/>
+                <w:sz w:val="24"/>
+                <w:szCs w:val="24"/>
+                <w:lang w:val="en-IN" w:eastAsia="en-IN"/>
+              </w:rPr>
+              <w:t>Num Classes</w:t>
+            </w:r>
+          </w:p>
+        </w:tc>
+        <w:tc>
+          <w:tcPr>
+            <w:tcW w:w="1104" w:type="dxa"/>
+            <w:vAlign w:val="center"/>
+            <w:hideMark/>
+          </w:tcPr>
+          <w:p>
+            <w:pPr>
+              <w:spacing w:after="0" w:line="240" w:lineRule="auto"/>
+              <w:rPr>
+                <w:rFonts w:ascii="Times New Roman" w:eastAsia="Times New Roman" w:hAnsi="Times New Roman" w:cs="Times New Roman"/>
+                <w:sz w:val="24"/>
+                <w:szCs w:val="24"/>
+                <w:lang w:val="en-IN" w:eastAsia="en-IN"/>
+              </w:rPr>
+            </w:pPr>
+            <w:r>
+              <w:rPr>
+                <w:rFonts w:ascii="Times New Roman" w:eastAsia="Times New Roman" w:hAnsi="Times New Roman" w:cs="Times New Roman"/>
+                <w:sz w:val="24"/>
+                <w:szCs w:val="24"/>
+                <w:lang w:val="en-IN" w:eastAsia="en-IN"/>
+              </w:rPr>
+              <w:t>60</w:t>
+            </w:r>
+          </w:p>
+        </w:tc>
+        <w:tc>
+          <w:tcPr>
+            <w:tcW w:w="3357" w:type="dxa"/>
+            <w:vAlign w:val="center"/>
+            <w:hideMark/>
+          </w:tcPr>
+          <w:p>
+            <w:pPr>
+              <w:spacing w:after="0" w:line="240" w:lineRule="auto"/>
+              <w:rPr>
+                <w:rFonts w:ascii="Times New Roman" w:eastAsia="Times New Roman" w:hAnsi="Times New Roman" w:cs="Times New Roman"/>
+                <w:sz w:val="24"/>
+                <w:szCs w:val="24"/>
+                <w:lang w:val="en-IN" w:eastAsia="en-IN"/>
+              </w:rPr>
+            </w:pPr>
+            <w:r>
+              <w:rPr>
+                <w:rFonts w:ascii="Times New Roman" w:eastAsia="Times New Roman" w:hAnsi="Times New Roman" w:cs="Times New Roman"/>
+                <w:sz w:val="24"/>
+                <w:szCs w:val="24"/>
+                <w:lang w:val="en-IN" w:eastAsia="en-IN"/>
+              </w:rPr>
+              <w:t>Action categories (NTU-60)</w:t>
+            </w:r>
+          </w:p>
+        </w:tc>
+      </w:tr>
+    </w:tbl>
+    <w:p>
+      <w:pPr>
+        <w:rPr>
+          <w:rFonts w:ascii="Times New Roman" w:hAnsi="Times New Roman" w:cs="Times New Roman"/>
+          <w:b/>
+          <w:bCs/>
+          <w:sz w:val="32"/>
+          <w:szCs w:val="32"/>
+          <w:lang w:val="en-IN"/>
+        </w:rPr>
+      </w:pPr>
+    </w:p>
+    <w:p>
+      <w:pPr>
+        <w:rPr>
+          <w:rFonts w:ascii="Times New Roman" w:hAnsi="Times New Roman" w:cs="Times New Roman"/>
+          <w:b/>
+          <w:bCs/>
+          <w:sz w:val="28"/>
+          <w:szCs w:val="28"/>
+        </w:rPr>
+      </w:pPr>
+      <w:r>
+        <w:rPr>
+          <w:rFonts w:ascii="Times New Roman" w:hAnsi="Times New Roman" w:cs="Times New Roman"/>
+          <w:b/>
+          <w:bCs/>
+          <w:sz w:val="28"/>
+          <w:szCs w:val="28"/>
+        </w:rPr>
+        <w:t>Regularization</w:t>
+      </w:r>
+    </w:p>
+    <w:tbl>
+      <w:tblPr>
+        <w:tblW w:w="0" w:type="auto"/>
+        <w:tblCellSpacing w:w="15" w:type="dxa"/>
+        <w:tblBorders>
+          <w:top w:val="single" w:sz="4" w:space="0" w:color="auto"/>
+          <w:left w:val="single" w:sz="4" w:space="0" w:color="auto"/>
+          <w:bottom w:val="single" w:sz="4" w:space="0" w:color="auto"/>
+          <w:right w:val="single" w:sz="4" w:space="0" w:color="auto"/>
+          <w:insideH w:val="single" w:sz="4" w:space="0" w:color="auto"/>
+          <w:insideV w:val="single" w:sz="4" w:space="0" w:color="auto"/>
+        </w:tblBorders>
+        <w:tblCellMar>
+          <w:top w:w="15" w:type="dxa"/>
+          <w:left w:w="15" w:type="dxa"/>
+          <w:bottom w:w="15" w:type="dxa"/>
+          <w:right w:w="15" w:type="dxa"/>
+        </w:tblCellMar>
+        <w:tblLook w:val="04A0" w:firstRow="1" w:lastRow="0" w:firstColumn="1" w:lastColumn="0" w:noHBand="0" w:noVBand="1"/>
+      </w:tblPr>
+      <w:tblGrid>
+        <w:gridCol w:w="1473"/>
+        <w:gridCol w:w="1134"/>
+        <w:gridCol w:w="2551"/>
+      </w:tblGrid>
+      <w:tr>
+        <w:trPr>
+          <w:tblHeader/>
+          <w:tblCellSpacing w:w="15" w:type="dxa"/>
+        </w:trPr>
+        <w:tc>
+          <w:tcPr>
+            <w:tcW w:w="1428" w:type="dxa"/>
+            <w:vAlign w:val="center"/>
+            <w:hideMark/>
+          </w:tcPr>
+          <w:p>
+            <w:pPr>
+              <w:spacing w:after="0" w:line="240" w:lineRule="auto"/>
+              <w:jc w:val="center"/>
+              <w:rPr>
+                <w:rFonts w:ascii="Times New Roman" w:eastAsia="Times New Roman" w:hAnsi="Times New Roman" w:cs="Times New Roman"/>
+                <w:b/>
+                <w:bCs/>
+                <w:sz w:val="24"/>
+                <w:szCs w:val="24"/>
+                <w:lang w:val="en-IN" w:eastAsia="en-IN"/>
+              </w:rPr>
+            </w:pPr>
+            <w:r>
+              <w:rPr>
+                <w:rFonts w:ascii="Times New Roman" w:eastAsia="Times New Roman" w:hAnsi="Times New Roman" w:cs="Times New Roman"/>
+                <w:b/>
+                <w:bCs/>
+                <w:sz w:val="24"/>
+                <w:szCs w:val="24"/>
+                <w:lang w:val="en-IN" w:eastAsia="en-IN"/>
+              </w:rPr>
+              <w:t>Parameter</w:t>
+            </w:r>
+          </w:p>
+        </w:tc>
+        <w:tc>
+          <w:tcPr>
+            <w:tcW w:w="1104" w:type="dxa"/>
+            <w:vAlign w:val="center"/>
+            <w:hideMark/>
+          </w:tcPr>
+          <w:p>
+            <w:pPr>
+              <w:spacing w:after="0" w:line="240" w:lineRule="auto"/>
+              <w:jc w:val="center"/>
+              <w:rPr>
+                <w:rFonts w:ascii="Times New Roman" w:eastAsia="Times New Roman" w:hAnsi="Times New Roman" w:cs="Times New Roman"/>
+                <w:b/>
+                <w:bCs/>
+                <w:sz w:val="24"/>
+                <w:szCs w:val="24"/>
+                <w:lang w:val="en-IN" w:eastAsia="en-IN"/>
+              </w:rPr>
+            </w:pPr>
+            <w:r>
+              <w:rPr>
+                <w:rFonts w:ascii="Times New Roman" w:eastAsia="Times New Roman" w:hAnsi="Times New Roman" w:cs="Times New Roman"/>
+                <w:b/>
+                <w:bCs/>
+                <w:sz w:val="24"/>
+                <w:szCs w:val="24"/>
+                <w:lang w:val="en-IN" w:eastAsia="en-IN"/>
+              </w:rPr>
+              <w:t>Value</w:t>
+            </w:r>
+          </w:p>
+        </w:tc>
+        <w:tc>
+          <w:tcPr>
+            <w:tcW w:w="2506" w:type="dxa"/>
+            <w:vAlign w:val="center"/>
+            <w:hideMark/>
+          </w:tcPr>
+          <w:p>
+            <w:pPr>
+              <w:spacing w:after="0" w:line="240" w:lineRule="auto"/>
+              <w:jc w:val="center"/>
+              <w:rPr>
+                <w:rFonts w:ascii="Times New Roman" w:eastAsia="Times New Roman" w:hAnsi="Times New Roman" w:cs="Times New Roman"/>
+                <w:b/>
+                <w:bCs/>
+                <w:sz w:val="24"/>
+                <w:szCs w:val="24"/>
+                <w:lang w:val="en-IN" w:eastAsia="en-IN"/>
+              </w:rPr>
+            </w:pPr>
+            <w:r>
+              <w:rPr>
+                <w:rFonts w:ascii="Times New Roman" w:eastAsia="Times New Roman" w:hAnsi="Times New Roman" w:cs="Times New Roman"/>
+                <w:b/>
+                <w:bCs/>
+                <w:sz w:val="24"/>
+                <w:szCs w:val="24"/>
+                <w:lang w:val="en-IN" w:eastAsia="en-IN"/>
+              </w:rPr>
+              <w:t>Description</w:t>
+            </w:r>
+          </w:p>
+        </w:tc>
+      </w:tr>
+      <w:tr>
+        <w:trPr>
+          <w:tblCellSpacing w:w="15" w:type="dxa"/>
+        </w:trPr>
+        <w:tc>
+          <w:tcPr>
+            <w:tcW w:w="1428" w:type="dxa"/>
+            <w:vAlign w:val="center"/>
+            <w:hideMark/>
+          </w:tcPr>
+          <w:p>
+            <w:pPr>
+              <w:spacing w:after="0" w:line="240" w:lineRule="auto"/>
+              <w:rPr>
+                <w:rFonts w:ascii="Times New Roman" w:eastAsia="Times New Roman" w:hAnsi="Times New Roman" w:cs="Times New Roman"/>
+                <w:sz w:val="24"/>
+                <w:szCs w:val="24"/>
+                <w:lang w:val="en-IN" w:eastAsia="en-IN"/>
+              </w:rPr>
+            </w:pPr>
+            <w:r>
+              <w:rPr>
+                <w:rFonts w:ascii="Times New Roman" w:eastAsia="Times New Roman" w:hAnsi="Times New Roman" w:cs="Times New Roman"/>
+                <w:sz w:val="24"/>
+                <w:szCs w:val="24"/>
+                <w:lang w:val="en-IN" w:eastAsia="en-IN"/>
+              </w:rPr>
+              <w:t>Dropout</w:t>
+            </w:r>
+          </w:p>
+        </w:tc>
+        <w:tc>
+          <w:tcPr>
+            <w:tcW w:w="1104" w:type="dxa"/>
+            <w:vAlign w:val="center"/>
+            <w:hideMark/>
+          </w:tcPr>
+          <w:p>
+            <w:pPr>
+              <w:spacing w:after="0" w:line="240" w:lineRule="auto"/>
+              <w:rPr>
+                <w:rFonts w:ascii="Times New Roman" w:eastAsia="Times New Roman" w:hAnsi="Times New Roman" w:cs="Times New Roman"/>
+                <w:sz w:val="24"/>
+                <w:szCs w:val="24"/>
+                <w:lang w:val="en-IN" w:eastAsia="en-IN"/>
+              </w:rPr>
+            </w:pPr>
+            <w:r>
+              <w:rPr>
+                <w:rFonts w:ascii="Times New Roman" w:eastAsia="Times New Roman" w:hAnsi="Times New Roman" w:cs="Times New Roman"/>
+                <w:sz w:val="24"/>
+                <w:szCs w:val="24"/>
+                <w:lang w:val="en-IN" w:eastAsia="en-IN"/>
+              </w:rPr>
+              <w:t>0.3</w:t>
+            </w:r>
+          </w:p>
+        </w:tc>
+        <w:tc>
+          <w:tcPr>
+            <w:tcW w:w="2506" w:type="dxa"/>
+            <w:vAlign w:val="center"/>
+            <w:hideMark/>
+          </w:tcPr>
+          <w:p>
+            <w:pPr>
+              <w:spacing w:after="0" w:line="240" w:lineRule="auto"/>
+              <w:rPr>
+                <w:rFonts w:ascii="Times New Roman" w:eastAsia="Times New Roman" w:hAnsi="Times New Roman" w:cs="Times New Roman"/>
+                <w:sz w:val="24"/>
+                <w:szCs w:val="24"/>
+                <w:lang w:val="en-IN" w:eastAsia="en-IN"/>
+              </w:rPr>
+            </w:pPr>
+            <w:r>
+              <w:rPr>
+                <w:rFonts w:ascii="Times New Roman" w:eastAsia="Times New Roman" w:hAnsi="Times New Roman" w:cs="Times New Roman"/>
+                <w:sz w:val="24"/>
+                <w:szCs w:val="24"/>
+                <w:lang w:val="en-IN" w:eastAsia="en-IN"/>
+              </w:rPr>
+              <w:t>Dropout probability</w:t>
+            </w:r>
+          </w:p>
+        </w:tc>
+      </w:tr>
+    </w:tbl>
+    <w:p>
+      <w:pPr>
+        <w:rPr>
+          <w:rFonts w:ascii="Times New Roman" w:hAnsi="Times New Roman" w:cs="Times New Roman"/>
+          <w:b/>
+          <w:bCs/>
+          <w:sz w:val="32"/>
+          <w:szCs w:val="32"/>
+          <w:lang w:val="en-IN"/>
+        </w:rPr>
+      </w:pPr>
+    </w:p>
+    <w:p>
+      <w:pPr>
+        <w:jc w:val="center"/>
+        <w:rPr>
+          <w:rFonts w:ascii="Times New Roman" w:hAnsi="Times New Roman" w:cs="Times New Roman"/>
+          <w:b/>
+          <w:bCs/>
+          <w:sz w:val="32"/>
+          <w:szCs w:val="32"/>
+          <w:lang w:val="en-IN"/>
+        </w:rPr>
+      </w:pPr>
+    </w:p>
+    <w:p>
+      <w:pPr>
+        <w:jc w:val="center"/>
+        <w:rPr>
+          <w:rFonts w:ascii="Times New Roman" w:hAnsi="Times New Roman" w:cs="Times New Roman"/>
+          <w:b/>
+          <w:bCs/>
+          <w:sz w:val="32"/>
+          <w:szCs w:val="32"/>
+          <w:lang w:val="en-IN"/>
+        </w:rPr>
+      </w:pPr>
+    </w:p>
+    <w:p>
+      <w:pPr>
+        <w:rPr>
+          <w:rFonts w:ascii="Times New Roman" w:hAnsi="Times New Roman" w:cs="Times New Roman"/>
+          <w:b/>
+          <w:bCs/>
+          <w:sz w:val="32"/>
+          <w:szCs w:val="32"/>
+          <w:lang w:val="en-IN"/>
+        </w:rPr>
+      </w:pPr>
+    </w:p>
+    <w:p>
+      <w:pPr>
+        <w:jc w:val="center"/>
+        <w:rPr>
+          <w:rFonts w:ascii="Times New Roman" w:hAnsi="Times New Roman" w:cs="Times New Roman"/>
+          <w:b/>
+          <w:bCs/>
+          <w:sz w:val="32"/>
+          <w:szCs w:val="32"/>
+          <w:lang w:val="en-IN"/>
+        </w:rPr>
+      </w:pPr>
+    </w:p>
+    <w:p>
+      <w:pPr>
+        <w:rPr>
+          <w:rFonts w:ascii="Times New Roman" w:hAnsi="Times New Roman" w:cs="Times New Roman"/>
+          <w:b/>
+          <w:bCs/>
+          <w:sz w:val="32"/>
+          <w:szCs w:val="32"/>
+          <w:lang w:val="en-IN"/>
+        </w:rPr>
+      </w:pPr>
+    </w:p>
+    <w:p>
+      <w:pPr>
+        <w:jc w:val="center"/>
+        <w:rPr>
+          <w:rFonts w:ascii="Times New Roman" w:hAnsi="Times New Roman" w:cs="Times New Roman"/>
+          <w:b/>
+          <w:bCs/>
+          <w:sz w:val="32"/>
+          <w:szCs w:val="32"/>
+          <w:lang w:val="en-IN"/>
+        </w:rPr>
+      </w:pPr>
+      <w:r>
+        <w:rPr>
+          <w:rFonts w:ascii="Times New Roman" w:hAnsi="Times New Roman" w:cs="Times New Roman"/>
+          <w:b/>
+          <w:bCs/>
+          <w:sz w:val="32"/>
+          <w:szCs w:val="32"/>
+          <w:lang w:val="en-IN"/>
+        </w:rPr>
+        <w:lastRenderedPageBreak/>
+        <w:t>Results and Analysis</w:t>
+      </w:r>
+    </w:p>
+    <w:p>
+      <w:pPr>
         <w:rPr>
           <w:rFonts w:ascii="Times New Roman" w:hAnsi="Times New Roman" w:cs="Times New Roman"/>
           <w:b/>
@@ -1803,69 +4183,7 @@
           <w:lang w:val="en-IN"/>
         </w:rPr>
       </w:pPr>
-    </w:p>
-    <w:p>
-      <w:pPr>
-        <w:jc w:val="center"/>
-        <w:rPr>
-          <w:rFonts w:ascii="Times New Roman" w:hAnsi="Times New Roman" w:cs="Times New Roman"/>
-          <w:b/>
-          <w:bCs/>
-          <w:sz w:val="32"/>
-          <w:szCs w:val="32"/>
-          <w:lang w:val="en-IN"/>
-        </w:rPr>
-      </w:pPr>
       <w:r>
-        <w:rPr>
-          <w:rFonts w:ascii="Times New Roman" w:hAnsi="Times New Roman" w:cs="Times New Roman"/>
-          <w:b/>
-          <w:bCs/>
-          <w:sz w:val="32"/>
-          <w:szCs w:val="32"/>
-          <w:lang w:val="en-IN"/>
-        </w:rPr>
-        <w:t>Implementation Details</w:t>
-      </w:r>
-    </w:p>
-    <w:p>
-      <w:pPr>
-        <w:rPr>
-          <w:rFonts w:ascii="Times New Roman" w:hAnsi="Times New Roman" w:cs="Times New Roman"/>
-          <w:b/>
-          <w:bCs/>
-          <w:sz w:val="32"/>
-          <w:szCs w:val="32"/>
-          <w:lang w:val="en-IN"/>
-        </w:rPr>
-      </w:pPr>
-    </w:p>
-    <w:p>
-      <w:pPr>
-        <w:jc w:val="center"/>
-        <w:rPr>
-          <w:rFonts w:ascii="Times New Roman" w:hAnsi="Times New Roman" w:cs="Times New Roman"/>
-          <w:b/>
-          <w:bCs/>
-          <w:sz w:val="32"/>
-          <w:szCs w:val="32"/>
-          <w:lang w:val="en-IN"/>
-        </w:rPr>
-      </w:pPr>
-      <w:r>
-        <w:rPr>
-          <w:rFonts w:ascii="Times New Roman" w:hAnsi="Times New Roman" w:cs="Times New Roman"/>
-          <w:b/>
-          <w:bCs/>
-          <w:sz w:val="32"/>
-          <w:szCs w:val="32"/>
-          <w:lang w:val="en-IN"/>
-        </w:rPr>
-        <w:t>Results and Analysis</w:t>
-      </w:r>
-    </w:p>
-    <w:p>
-      <w:pPr>
         <w:rPr>
           <w:rFonts w:ascii="Times New Roman" w:hAnsi="Times New Roman" w:cs="Times New Roman"/>
           <w:b/>
@@ -1874,8 +4192,579 @@
           <w:szCs w:val="28"/>
           <w:lang w:val="en-IN"/>
         </w:rPr>
-      </w:pPr>
-      <w:r>
+        <w:t>Performance Metrics</w:t>
+      </w:r>
+    </w:p>
+    <w:tbl>
+      <w:tblPr>
+        <w:tblW w:w="0" w:type="auto"/>
+        <w:tblCellSpacing w:w="15" w:type="dxa"/>
+        <w:tblInd w:w="45" w:type="dxa"/>
+        <w:tblBorders>
+          <w:top w:val="single" w:sz="4" w:space="0" w:color="auto"/>
+          <w:left w:val="single" w:sz="4" w:space="0" w:color="auto"/>
+          <w:bottom w:val="single" w:sz="4" w:space="0" w:color="auto"/>
+          <w:right w:val="single" w:sz="4" w:space="0" w:color="auto"/>
+          <w:insideH w:val="single" w:sz="4" w:space="0" w:color="auto"/>
+          <w:insideV w:val="single" w:sz="4" w:space="0" w:color="auto"/>
+        </w:tblBorders>
+        <w:tblCellMar>
+          <w:top w:w="15" w:type="dxa"/>
+          <w:left w:w="15" w:type="dxa"/>
+          <w:bottom w:w="15" w:type="dxa"/>
+          <w:right w:w="15" w:type="dxa"/>
+        </w:tblCellMar>
+        <w:tblLook w:val="04A0" w:firstRow="1" w:lastRow="0" w:firstColumn="1" w:lastColumn="0" w:noHBand="0" w:noVBand="1"/>
+      </w:tblPr>
+      <w:tblGrid>
+        <w:gridCol w:w="3129"/>
+        <w:gridCol w:w="1134"/>
+      </w:tblGrid>
+      <w:tr>
+        <w:trPr>
+          <w:tblHeader/>
+          <w:tblCellSpacing w:w="15" w:type="dxa"/>
+        </w:trPr>
+        <w:tc>
+          <w:tcPr>
+            <w:tcW w:w="3084" w:type="dxa"/>
+            <w:vAlign w:val="center"/>
+            <w:hideMark/>
+          </w:tcPr>
+          <w:p>
+            <w:pPr>
+              <w:spacing w:after="0" w:line="240" w:lineRule="auto"/>
+              <w:jc w:val="center"/>
+              <w:rPr>
+                <w:rFonts w:ascii="Times New Roman" w:eastAsia="Times New Roman" w:hAnsi="Times New Roman" w:cs="Times New Roman"/>
+                <w:b/>
+                <w:bCs/>
+                <w:sz w:val="24"/>
+                <w:szCs w:val="24"/>
+                <w:lang w:val="en-IN" w:eastAsia="en-IN"/>
+              </w:rPr>
+            </w:pPr>
+            <w:r>
+              <w:rPr>
+                <w:rFonts w:ascii="Times New Roman" w:eastAsia="Times New Roman" w:hAnsi="Times New Roman" w:cs="Times New Roman"/>
+                <w:b/>
+                <w:bCs/>
+                <w:sz w:val="24"/>
+                <w:szCs w:val="24"/>
+                <w:lang w:val="en-IN" w:eastAsia="en-IN"/>
+              </w:rPr>
+              <w:t>Metric</w:t>
+            </w:r>
+          </w:p>
+        </w:tc>
+        <w:tc>
+          <w:tcPr>
+            <w:tcW w:w="1089" w:type="dxa"/>
+            <w:vAlign w:val="center"/>
+            <w:hideMark/>
+          </w:tcPr>
+          <w:p>
+            <w:pPr>
+              <w:spacing w:after="0" w:line="240" w:lineRule="auto"/>
+              <w:jc w:val="center"/>
+              <w:rPr>
+                <w:rFonts w:ascii="Times New Roman" w:eastAsia="Times New Roman" w:hAnsi="Times New Roman" w:cs="Times New Roman"/>
+                <w:b/>
+                <w:bCs/>
+                <w:sz w:val="24"/>
+                <w:szCs w:val="24"/>
+                <w:lang w:val="en-IN" w:eastAsia="en-IN"/>
+              </w:rPr>
+            </w:pPr>
+            <w:r>
+              <w:rPr>
+                <w:rFonts w:ascii="Times New Roman" w:eastAsia="Times New Roman" w:hAnsi="Times New Roman" w:cs="Times New Roman"/>
+                <w:b/>
+                <w:bCs/>
+                <w:sz w:val="24"/>
+                <w:szCs w:val="24"/>
+                <w:lang w:val="en-IN" w:eastAsia="en-IN"/>
+              </w:rPr>
+              <w:t>Value</w:t>
+            </w:r>
+          </w:p>
+        </w:tc>
+      </w:tr>
+      <w:tr>
+        <w:trPr>
+          <w:tblCellSpacing w:w="15" w:type="dxa"/>
+        </w:trPr>
+        <w:tc>
+          <w:tcPr>
+            <w:tcW w:w="3084" w:type="dxa"/>
+            <w:vAlign w:val="center"/>
+            <w:hideMark/>
+          </w:tcPr>
+          <w:p>
+            <w:pPr>
+              <w:spacing w:after="0" w:line="240" w:lineRule="auto"/>
+              <w:rPr>
+                <w:rFonts w:ascii="Times New Roman" w:eastAsia="Times New Roman" w:hAnsi="Times New Roman" w:cs="Times New Roman"/>
+                <w:sz w:val="24"/>
+                <w:szCs w:val="24"/>
+                <w:lang w:val="en-IN" w:eastAsia="en-IN"/>
+              </w:rPr>
+            </w:pPr>
+            <w:r>
+              <w:rPr>
+                <w:rFonts w:ascii="Times New Roman" w:eastAsia="Times New Roman" w:hAnsi="Times New Roman" w:cs="Times New Roman"/>
+                <w:sz w:val="24"/>
+                <w:szCs w:val="24"/>
+                <w:lang w:val="en-IN" w:eastAsia="en-IN"/>
+              </w:rPr>
+              <w:t>Accuracy (Top-1)</w:t>
+            </w:r>
+          </w:p>
+        </w:tc>
+        <w:tc>
+          <w:tcPr>
+            <w:tcW w:w="1089" w:type="dxa"/>
+            <w:vAlign w:val="center"/>
+            <w:hideMark/>
+          </w:tcPr>
+          <w:p>
+            <w:pPr>
+              <w:spacing w:after="0" w:line="240" w:lineRule="auto"/>
+              <w:rPr>
+                <w:rFonts w:ascii="Times New Roman" w:eastAsia="Times New Roman" w:hAnsi="Times New Roman" w:cs="Times New Roman"/>
+                <w:sz w:val="24"/>
+                <w:szCs w:val="24"/>
+                <w:lang w:val="en-IN" w:eastAsia="en-IN"/>
+              </w:rPr>
+            </w:pPr>
+            <w:r>
+              <w:rPr>
+                <w:rFonts w:ascii="Times New Roman" w:eastAsia="Times New Roman" w:hAnsi="Times New Roman" w:cs="Times New Roman"/>
+                <w:sz w:val="24"/>
+                <w:szCs w:val="24"/>
+                <w:lang w:val="en-IN" w:eastAsia="en-IN"/>
+              </w:rPr>
+              <w:t>95.76%</w:t>
+            </w:r>
+          </w:p>
+        </w:tc>
+      </w:tr>
+      <w:tr>
+        <w:trPr>
+          <w:tblCellSpacing w:w="15" w:type="dxa"/>
+        </w:trPr>
+        <w:tc>
+          <w:tcPr>
+            <w:tcW w:w="3084" w:type="dxa"/>
+            <w:vAlign w:val="center"/>
+            <w:hideMark/>
+          </w:tcPr>
+          <w:p>
+            <w:pPr>
+              <w:spacing w:after="0" w:line="240" w:lineRule="auto"/>
+              <w:rPr>
+                <w:rFonts w:ascii="Times New Roman" w:eastAsia="Times New Roman" w:hAnsi="Times New Roman" w:cs="Times New Roman"/>
+                <w:sz w:val="24"/>
+                <w:szCs w:val="24"/>
+                <w:lang w:val="en-IN" w:eastAsia="en-IN"/>
+              </w:rPr>
+            </w:pPr>
+            <w:r>
+              <w:rPr>
+                <w:rFonts w:ascii="Times New Roman" w:eastAsia="Times New Roman" w:hAnsi="Times New Roman" w:cs="Times New Roman"/>
+                <w:sz w:val="24"/>
+                <w:szCs w:val="24"/>
+                <w:lang w:val="en-IN" w:eastAsia="en-IN"/>
+              </w:rPr>
+              <w:t>Precision (Macro Avg)</w:t>
+            </w:r>
+          </w:p>
+        </w:tc>
+        <w:tc>
+          <w:tcPr>
+            <w:tcW w:w="1089" w:type="dxa"/>
+            <w:vAlign w:val="center"/>
+            <w:hideMark/>
+          </w:tcPr>
+          <w:p>
+            <w:pPr>
+              <w:spacing w:after="0" w:line="240" w:lineRule="auto"/>
+              <w:rPr>
+                <w:rFonts w:ascii="Times New Roman" w:eastAsia="Times New Roman" w:hAnsi="Times New Roman" w:cs="Times New Roman"/>
+                <w:sz w:val="24"/>
+                <w:szCs w:val="24"/>
+                <w:lang w:val="en-IN" w:eastAsia="en-IN"/>
+              </w:rPr>
+            </w:pPr>
+            <w:r>
+              <w:rPr>
+                <w:rFonts w:ascii="Times New Roman" w:eastAsia="Times New Roman" w:hAnsi="Times New Roman" w:cs="Times New Roman"/>
+                <w:sz w:val="24"/>
+                <w:szCs w:val="24"/>
+                <w:lang w:val="en-IN" w:eastAsia="en-IN"/>
+              </w:rPr>
+              <w:t>95.85%</w:t>
+            </w:r>
+          </w:p>
+        </w:tc>
+      </w:tr>
+      <w:tr>
+        <w:trPr>
+          <w:tblCellSpacing w:w="15" w:type="dxa"/>
+        </w:trPr>
+        <w:tc>
+          <w:tcPr>
+            <w:tcW w:w="3084" w:type="dxa"/>
+            <w:vAlign w:val="center"/>
+            <w:hideMark/>
+          </w:tcPr>
+          <w:p>
+            <w:pPr>
+              <w:spacing w:after="0" w:line="240" w:lineRule="auto"/>
+              <w:rPr>
+                <w:rFonts w:ascii="Times New Roman" w:eastAsia="Times New Roman" w:hAnsi="Times New Roman" w:cs="Times New Roman"/>
+                <w:sz w:val="24"/>
+                <w:szCs w:val="24"/>
+                <w:lang w:val="en-IN" w:eastAsia="en-IN"/>
+              </w:rPr>
+            </w:pPr>
+            <w:r>
+              <w:rPr>
+                <w:rFonts w:ascii="Times New Roman" w:eastAsia="Times New Roman" w:hAnsi="Times New Roman" w:cs="Times New Roman"/>
+                <w:sz w:val="24"/>
+                <w:szCs w:val="24"/>
+                <w:lang w:val="en-IN" w:eastAsia="en-IN"/>
+              </w:rPr>
+              <w:t>Recall (Macro Avg)</w:t>
+            </w:r>
+          </w:p>
+        </w:tc>
+        <w:tc>
+          <w:tcPr>
+            <w:tcW w:w="1089" w:type="dxa"/>
+            <w:vAlign w:val="center"/>
+            <w:hideMark/>
+          </w:tcPr>
+          <w:p>
+            <w:pPr>
+              <w:spacing w:after="0" w:line="240" w:lineRule="auto"/>
+              <w:rPr>
+                <w:rFonts w:ascii="Times New Roman" w:eastAsia="Times New Roman" w:hAnsi="Times New Roman" w:cs="Times New Roman"/>
+                <w:sz w:val="24"/>
+                <w:szCs w:val="24"/>
+                <w:lang w:val="en-IN" w:eastAsia="en-IN"/>
+              </w:rPr>
+            </w:pPr>
+            <w:r>
+              <w:rPr>
+                <w:rFonts w:ascii="Times New Roman" w:eastAsia="Times New Roman" w:hAnsi="Times New Roman" w:cs="Times New Roman"/>
+                <w:sz w:val="24"/>
+                <w:szCs w:val="24"/>
+                <w:lang w:val="en-IN" w:eastAsia="en-IN"/>
+              </w:rPr>
+              <w:t>95.77%</w:t>
+            </w:r>
+          </w:p>
+        </w:tc>
+      </w:tr>
+      <w:tr>
+        <w:trPr>
+          <w:tblCellSpacing w:w="15" w:type="dxa"/>
+        </w:trPr>
+        <w:tc>
+          <w:tcPr>
+            <w:tcW w:w="3084" w:type="dxa"/>
+            <w:vAlign w:val="center"/>
+            <w:hideMark/>
+          </w:tcPr>
+          <w:p>
+            <w:pPr>
+              <w:spacing w:after="0" w:line="240" w:lineRule="auto"/>
+              <w:rPr>
+                <w:rFonts w:ascii="Times New Roman" w:eastAsia="Times New Roman" w:hAnsi="Times New Roman" w:cs="Times New Roman"/>
+                <w:sz w:val="24"/>
+                <w:szCs w:val="24"/>
+                <w:lang w:val="en-IN" w:eastAsia="en-IN"/>
+              </w:rPr>
+            </w:pPr>
+            <w:r>
+              <w:rPr>
+                <w:rFonts w:ascii="Times New Roman" w:eastAsia="Times New Roman" w:hAnsi="Times New Roman" w:cs="Times New Roman"/>
+                <w:sz w:val="24"/>
+                <w:szCs w:val="24"/>
+                <w:lang w:val="en-IN" w:eastAsia="en-IN"/>
+              </w:rPr>
+              <w:t>F1-Score (Macro Avg)</w:t>
+            </w:r>
+          </w:p>
+        </w:tc>
+        <w:tc>
+          <w:tcPr>
+            <w:tcW w:w="1089" w:type="dxa"/>
+            <w:vAlign w:val="center"/>
+            <w:hideMark/>
+          </w:tcPr>
+          <w:p>
+            <w:pPr>
+              <w:spacing w:after="0" w:line="240" w:lineRule="auto"/>
+              <w:rPr>
+                <w:rFonts w:ascii="Times New Roman" w:eastAsia="Times New Roman" w:hAnsi="Times New Roman" w:cs="Times New Roman"/>
+                <w:sz w:val="24"/>
+                <w:szCs w:val="24"/>
+                <w:lang w:val="en-IN" w:eastAsia="en-IN"/>
+              </w:rPr>
+            </w:pPr>
+            <w:r>
+              <w:rPr>
+                <w:rFonts w:ascii="Times New Roman" w:eastAsia="Times New Roman" w:hAnsi="Times New Roman" w:cs="Times New Roman"/>
+                <w:sz w:val="24"/>
+                <w:szCs w:val="24"/>
+                <w:lang w:val="en-IN" w:eastAsia="en-IN"/>
+              </w:rPr>
+              <w:t>95.77%</w:t>
+            </w:r>
+          </w:p>
+        </w:tc>
+      </w:tr>
+      <w:tr>
+        <w:trPr>
+          <w:tblCellSpacing w:w="15" w:type="dxa"/>
+        </w:trPr>
+        <w:tc>
+          <w:tcPr>
+            <w:tcW w:w="3084" w:type="dxa"/>
+            <w:vAlign w:val="center"/>
+            <w:hideMark/>
+          </w:tcPr>
+          <w:p>
+            <w:pPr>
+              <w:spacing w:after="0" w:line="240" w:lineRule="auto"/>
+              <w:rPr>
+                <w:rFonts w:ascii="Times New Roman" w:eastAsia="Times New Roman" w:hAnsi="Times New Roman" w:cs="Times New Roman"/>
+                <w:sz w:val="24"/>
+                <w:szCs w:val="24"/>
+                <w:lang w:val="en-IN" w:eastAsia="en-IN"/>
+              </w:rPr>
+            </w:pPr>
+            <w:r>
+              <w:rPr>
+                <w:rFonts w:ascii="Times New Roman" w:eastAsia="Times New Roman" w:hAnsi="Times New Roman" w:cs="Times New Roman"/>
+                <w:sz w:val="24"/>
+                <w:szCs w:val="24"/>
+                <w:lang w:val="en-IN" w:eastAsia="en-IN"/>
+              </w:rPr>
+              <w:t>Precision (Weighted Avg)</w:t>
+            </w:r>
+          </w:p>
+        </w:tc>
+        <w:tc>
+          <w:tcPr>
+            <w:tcW w:w="1089" w:type="dxa"/>
+            <w:vAlign w:val="center"/>
+            <w:hideMark/>
+          </w:tcPr>
+          <w:p>
+            <w:pPr>
+              <w:spacing w:after="0" w:line="240" w:lineRule="auto"/>
+              <w:rPr>
+                <w:rFonts w:ascii="Times New Roman" w:eastAsia="Times New Roman" w:hAnsi="Times New Roman" w:cs="Times New Roman"/>
+                <w:sz w:val="24"/>
+                <w:szCs w:val="24"/>
+                <w:lang w:val="en-IN" w:eastAsia="en-IN"/>
+              </w:rPr>
+            </w:pPr>
+            <w:r>
+              <w:rPr>
+                <w:rFonts w:ascii="Times New Roman" w:eastAsia="Times New Roman" w:hAnsi="Times New Roman" w:cs="Times New Roman"/>
+                <w:sz w:val="24"/>
+                <w:szCs w:val="24"/>
+                <w:lang w:val="en-IN" w:eastAsia="en-IN"/>
+              </w:rPr>
+              <w:t>95.85%</w:t>
+            </w:r>
+          </w:p>
+        </w:tc>
+      </w:tr>
+      <w:tr>
+        <w:trPr>
+          <w:tblCellSpacing w:w="15" w:type="dxa"/>
+        </w:trPr>
+        <w:tc>
+          <w:tcPr>
+            <w:tcW w:w="3084" w:type="dxa"/>
+            <w:vAlign w:val="center"/>
+            <w:hideMark/>
+          </w:tcPr>
+          <w:p>
+            <w:pPr>
+              <w:spacing w:after="0" w:line="240" w:lineRule="auto"/>
+              <w:rPr>
+                <w:rFonts w:ascii="Times New Roman" w:eastAsia="Times New Roman" w:hAnsi="Times New Roman" w:cs="Times New Roman"/>
+                <w:sz w:val="24"/>
+                <w:szCs w:val="24"/>
+                <w:lang w:val="en-IN" w:eastAsia="en-IN"/>
+              </w:rPr>
+            </w:pPr>
+            <w:r>
+              <w:rPr>
+                <w:rFonts w:ascii="Times New Roman" w:eastAsia="Times New Roman" w:hAnsi="Times New Roman" w:cs="Times New Roman"/>
+                <w:sz w:val="24"/>
+                <w:szCs w:val="24"/>
+                <w:lang w:val="en-IN" w:eastAsia="en-IN"/>
+              </w:rPr>
+              <w:t>Recall (Weighted Avg)</w:t>
+            </w:r>
+          </w:p>
+        </w:tc>
+        <w:tc>
+          <w:tcPr>
+            <w:tcW w:w="1089" w:type="dxa"/>
+            <w:vAlign w:val="center"/>
+            <w:hideMark/>
+          </w:tcPr>
+          <w:p>
+            <w:pPr>
+              <w:spacing w:after="0" w:line="240" w:lineRule="auto"/>
+              <w:rPr>
+                <w:rFonts w:ascii="Times New Roman" w:eastAsia="Times New Roman" w:hAnsi="Times New Roman" w:cs="Times New Roman"/>
+                <w:sz w:val="24"/>
+                <w:szCs w:val="24"/>
+                <w:lang w:val="en-IN" w:eastAsia="en-IN"/>
+              </w:rPr>
+            </w:pPr>
+            <w:r>
+              <w:rPr>
+                <w:rFonts w:ascii="Times New Roman" w:eastAsia="Times New Roman" w:hAnsi="Times New Roman" w:cs="Times New Roman"/>
+                <w:sz w:val="24"/>
+                <w:szCs w:val="24"/>
+                <w:lang w:val="en-IN" w:eastAsia="en-IN"/>
+              </w:rPr>
+              <w:t>95.76%</w:t>
+            </w:r>
+          </w:p>
+        </w:tc>
+      </w:tr>
+      <w:tr>
+        <w:trPr>
+          <w:tblCellSpacing w:w="15" w:type="dxa"/>
+        </w:trPr>
+        <w:tc>
+          <w:tcPr>
+            <w:tcW w:w="3084" w:type="dxa"/>
+            <w:vAlign w:val="center"/>
+            <w:hideMark/>
+          </w:tcPr>
+          <w:p>
+            <w:pPr>
+              <w:spacing w:after="0" w:line="240" w:lineRule="auto"/>
+              <w:rPr>
+                <w:rFonts w:ascii="Times New Roman" w:eastAsia="Times New Roman" w:hAnsi="Times New Roman" w:cs="Times New Roman"/>
+                <w:sz w:val="24"/>
+                <w:szCs w:val="24"/>
+                <w:lang w:val="en-IN" w:eastAsia="en-IN"/>
+              </w:rPr>
+            </w:pPr>
+            <w:r>
+              <w:rPr>
+                <w:rFonts w:ascii="Times New Roman" w:eastAsia="Times New Roman" w:hAnsi="Times New Roman" w:cs="Times New Roman"/>
+                <w:sz w:val="24"/>
+                <w:szCs w:val="24"/>
+                <w:lang w:val="en-IN" w:eastAsia="en-IN"/>
+              </w:rPr>
+              <w:t>F1-Score (Weighted Avg)</w:t>
+            </w:r>
+          </w:p>
+        </w:tc>
+        <w:tc>
+          <w:tcPr>
+            <w:tcW w:w="1089" w:type="dxa"/>
+            <w:vAlign w:val="center"/>
+            <w:hideMark/>
+          </w:tcPr>
+          <w:p>
+            <w:pPr>
+              <w:spacing w:after="0" w:line="240" w:lineRule="auto"/>
+              <w:rPr>
+                <w:rFonts w:ascii="Times New Roman" w:eastAsia="Times New Roman" w:hAnsi="Times New Roman" w:cs="Times New Roman"/>
+                <w:sz w:val="24"/>
+                <w:szCs w:val="24"/>
+                <w:lang w:val="en-IN" w:eastAsia="en-IN"/>
+              </w:rPr>
+            </w:pPr>
+            <w:r>
+              <w:rPr>
+                <w:rFonts w:ascii="Times New Roman" w:eastAsia="Times New Roman" w:hAnsi="Times New Roman" w:cs="Times New Roman"/>
+                <w:sz w:val="24"/>
+                <w:szCs w:val="24"/>
+                <w:lang w:val="en-IN" w:eastAsia="en-IN"/>
+              </w:rPr>
+              <w:t>95.77%</w:t>
+            </w:r>
+          </w:p>
+        </w:tc>
+      </w:tr>
+      <w:tr>
+        <w:trPr>
+          <w:tblCellSpacing w:w="15" w:type="dxa"/>
+        </w:trPr>
+        <w:tc>
+          <w:tcPr>
+            <w:tcW w:w="3084" w:type="dxa"/>
+            <w:vAlign w:val="center"/>
+            <w:hideMark/>
+          </w:tcPr>
+          <w:p>
+            <w:pPr>
+              <w:spacing w:after="0" w:line="240" w:lineRule="auto"/>
+              <w:rPr>
+                <w:rFonts w:ascii="Times New Roman" w:eastAsia="Times New Roman" w:hAnsi="Times New Roman" w:cs="Times New Roman"/>
+                <w:sz w:val="24"/>
+                <w:szCs w:val="24"/>
+                <w:lang w:val="en-IN" w:eastAsia="en-IN"/>
+              </w:rPr>
+            </w:pPr>
+            <w:r>
+              <w:rPr>
+                <w:rFonts w:ascii="Times New Roman" w:eastAsia="Times New Roman" w:hAnsi="Times New Roman" w:cs="Times New Roman"/>
+                <w:sz w:val="24"/>
+                <w:szCs w:val="24"/>
+                <w:lang w:val="en-IN" w:eastAsia="en-IN"/>
+              </w:rPr>
+              <w:t>Total Test Samples</w:t>
+            </w:r>
+          </w:p>
+        </w:tc>
+        <w:tc>
+          <w:tcPr>
+            <w:tcW w:w="1089" w:type="dxa"/>
+            <w:vAlign w:val="center"/>
+            <w:hideMark/>
+          </w:tcPr>
+          <w:p>
+            <w:pPr>
+              <w:spacing w:after="0" w:line="240" w:lineRule="auto"/>
+              <w:rPr>
+                <w:rFonts w:ascii="Times New Roman" w:eastAsia="Times New Roman" w:hAnsi="Times New Roman" w:cs="Times New Roman"/>
+                <w:sz w:val="24"/>
+                <w:szCs w:val="24"/>
+                <w:lang w:val="en-IN" w:eastAsia="en-IN"/>
+              </w:rPr>
+            </w:pPr>
+            <w:r>
+              <w:rPr>
+                <w:rFonts w:ascii="Times New Roman" w:eastAsia="Times New Roman" w:hAnsi="Times New Roman" w:cs="Times New Roman"/>
+                <w:sz w:val="24"/>
+                <w:szCs w:val="24"/>
+                <w:lang w:val="en-IN" w:eastAsia="en-IN"/>
+              </w:rPr>
+              <w:t>18,932</w:t>
+            </w:r>
+          </w:p>
+        </w:tc>
+      </w:tr>
+    </w:tbl>
+    <w:p>
+      <w:pPr>
         <w:rPr>
           <w:rFonts w:ascii="Times New Roman" w:hAnsi="Times New Roman" w:cs="Times New Roman"/>
           <w:b/>
@@ -1884,339 +4773,8 @@
           <w:szCs w:val="28"/>
           <w:lang w:val="en-IN"/>
         </w:rPr>
-        <w:t>Performance Metrics</w:t>
-      </w:r>
+      </w:pPr>
     </w:p>
-    <w:tbl>
-      <w:tblPr>
-        <w:tblStyle w:val="TableGrid"/>
-        <w:tblW w:w="0" w:type="auto"/>
-        <w:tblLook w:val="04A0" w:firstRow="1" w:lastRow="0" w:firstColumn="1" w:lastColumn="0" w:noHBand="0" w:noVBand="1"/>
-      </w:tblPr>
-      <w:tblGrid>
-        <w:gridCol w:w="2153"/>
-        <w:gridCol w:w="2271"/>
-        <w:gridCol w:w="2262"/>
-        <w:gridCol w:w="2150"/>
-        <w:gridCol w:w="1918"/>
-      </w:tblGrid>
-      <w:tr>
-        <w:tc>
-          <w:tcPr>
-            <w:tcW w:w="2153" w:type="dxa"/>
-          </w:tcPr>
-          <w:p>
-            <w:pPr>
-              <w:rPr>
-                <w:rFonts w:ascii="Times New Roman" w:hAnsi="Times New Roman" w:cs="Times New Roman"/>
-                <w:b/>
-                <w:bCs/>
-                <w:sz w:val="28"/>
-                <w:szCs w:val="28"/>
-                <w:lang w:val="en-IN"/>
-              </w:rPr>
-            </w:pPr>
-            <w:r>
-              <w:rPr>
-                <w:rFonts w:ascii="Times New Roman" w:hAnsi="Times New Roman" w:cs="Times New Roman"/>
-                <w:b/>
-                <w:bCs/>
-                <w:sz w:val="28"/>
-                <w:szCs w:val="28"/>
-                <w:lang w:val="en-IN"/>
-              </w:rPr>
-              <w:t>Model</w:t>
-            </w:r>
-          </w:p>
-        </w:tc>
-        <w:tc>
-          <w:tcPr>
-            <w:tcW w:w="2271" w:type="dxa"/>
-          </w:tcPr>
-          <w:p>
-            <w:pPr>
-              <w:rPr>
-                <w:rFonts w:ascii="Times New Roman" w:hAnsi="Times New Roman" w:cs="Times New Roman"/>
-                <w:b/>
-                <w:bCs/>
-                <w:sz w:val="28"/>
-                <w:szCs w:val="28"/>
-                <w:lang w:val="en-IN"/>
-              </w:rPr>
-            </w:pPr>
-            <w:r>
-              <w:rPr>
-                <w:rFonts w:ascii="Times New Roman" w:hAnsi="Times New Roman" w:cs="Times New Roman"/>
-                <w:b/>
-                <w:bCs/>
-                <w:sz w:val="28"/>
-                <w:szCs w:val="28"/>
-                <w:lang w:val="en-IN"/>
-              </w:rPr>
-              <w:t>Accuracy</w:t>
-            </w:r>
-          </w:p>
-        </w:tc>
-        <w:tc>
-          <w:tcPr>
-            <w:tcW w:w="2262" w:type="dxa"/>
-          </w:tcPr>
-          <w:p>
-            <w:pPr>
-              <w:rPr>
-                <w:rFonts w:ascii="Times New Roman" w:hAnsi="Times New Roman" w:cs="Times New Roman"/>
-                <w:b/>
-                <w:bCs/>
-                <w:sz w:val="28"/>
-                <w:szCs w:val="28"/>
-                <w:lang w:val="en-IN"/>
-              </w:rPr>
-            </w:pPr>
-            <w:r>
-              <w:rPr>
-                <w:rFonts w:ascii="Times New Roman" w:hAnsi="Times New Roman" w:cs="Times New Roman"/>
-                <w:b/>
-                <w:bCs/>
-                <w:sz w:val="28"/>
-                <w:szCs w:val="28"/>
-                <w:lang w:val="en-IN"/>
-              </w:rPr>
-              <w:t>Precision</w:t>
-            </w:r>
-          </w:p>
-        </w:tc>
-        <w:tc>
-          <w:tcPr>
-            <w:tcW w:w="2150" w:type="dxa"/>
-          </w:tcPr>
-          <w:p>
-            <w:pPr>
-              <w:rPr>
-                <w:rFonts w:ascii="Times New Roman" w:hAnsi="Times New Roman" w:cs="Times New Roman"/>
-                <w:b/>
-                <w:bCs/>
-                <w:sz w:val="28"/>
-                <w:szCs w:val="28"/>
-                <w:lang w:val="en-IN"/>
-              </w:rPr>
-            </w:pPr>
-            <w:r>
-              <w:rPr>
-                <w:rFonts w:ascii="Times New Roman" w:hAnsi="Times New Roman" w:cs="Times New Roman"/>
-                <w:b/>
-                <w:bCs/>
-                <w:sz w:val="28"/>
-                <w:szCs w:val="28"/>
-                <w:lang w:val="en-IN"/>
-              </w:rPr>
-              <w:t>Recall</w:t>
-            </w:r>
-          </w:p>
-        </w:tc>
-        <w:tc>
-          <w:tcPr>
-            <w:tcW w:w="1918" w:type="dxa"/>
-          </w:tcPr>
-          <w:p>
-            <w:pPr>
-              <w:rPr>
-                <w:rFonts w:ascii="Times New Roman" w:hAnsi="Times New Roman" w:cs="Times New Roman"/>
-                <w:b/>
-                <w:bCs/>
-                <w:sz w:val="28"/>
-                <w:szCs w:val="28"/>
-                <w:lang w:val="en-IN"/>
-              </w:rPr>
-            </w:pPr>
-            <w:r>
-              <w:rPr>
-                <w:rFonts w:ascii="Times New Roman" w:hAnsi="Times New Roman" w:cs="Times New Roman"/>
-                <w:b/>
-                <w:bCs/>
-                <w:sz w:val="28"/>
-                <w:szCs w:val="28"/>
-                <w:lang w:val="en-IN"/>
-              </w:rPr>
-              <w:t>F1 Score</w:t>
-            </w:r>
-          </w:p>
-        </w:tc>
-      </w:tr>
-      <w:tr>
-        <w:tc>
-          <w:tcPr>
-            <w:tcW w:w="2153" w:type="dxa"/>
-          </w:tcPr>
-          <w:p>
-            <w:pPr>
-              <w:rPr>
-                <w:rFonts w:ascii="Times New Roman" w:hAnsi="Times New Roman" w:cs="Times New Roman"/>
-                <w:b/>
-                <w:bCs/>
-                <w:sz w:val="28"/>
-                <w:szCs w:val="28"/>
-                <w:lang w:val="en-IN"/>
-              </w:rPr>
-            </w:pPr>
-          </w:p>
-        </w:tc>
-        <w:tc>
-          <w:tcPr>
-            <w:tcW w:w="2271" w:type="dxa"/>
-          </w:tcPr>
-          <w:p>
-            <w:pPr>
-              <w:rPr>
-                <w:rFonts w:ascii="Times New Roman" w:hAnsi="Times New Roman" w:cs="Times New Roman"/>
-                <w:b/>
-                <w:bCs/>
-                <w:sz w:val="28"/>
-                <w:szCs w:val="28"/>
-                <w:lang w:val="en-IN"/>
-              </w:rPr>
-            </w:pPr>
-          </w:p>
-        </w:tc>
-        <w:tc>
-          <w:tcPr>
-            <w:tcW w:w="2262" w:type="dxa"/>
-          </w:tcPr>
-          <w:p>
-            <w:pPr>
-              <w:rPr>
-                <w:rFonts w:ascii="Times New Roman" w:hAnsi="Times New Roman" w:cs="Times New Roman"/>
-                <w:b/>
-                <w:bCs/>
-                <w:sz w:val="28"/>
-                <w:szCs w:val="28"/>
-                <w:lang w:val="en-IN"/>
-              </w:rPr>
-            </w:pPr>
-          </w:p>
-        </w:tc>
-        <w:tc>
-          <w:tcPr>
-            <w:tcW w:w="2150" w:type="dxa"/>
-          </w:tcPr>
-          <w:p>
-            <w:pPr>
-              <w:rPr>
-                <w:rFonts w:ascii="Times New Roman" w:hAnsi="Times New Roman" w:cs="Times New Roman"/>
-                <w:b/>
-                <w:bCs/>
-                <w:sz w:val="28"/>
-                <w:szCs w:val="28"/>
-                <w:lang w:val="en-IN"/>
-              </w:rPr>
-            </w:pPr>
-          </w:p>
-        </w:tc>
-        <w:tc>
-          <w:tcPr>
-            <w:tcW w:w="1918" w:type="dxa"/>
-          </w:tcPr>
-          <w:p>
-            <w:pPr>
-              <w:rPr>
-                <w:rFonts w:ascii="Times New Roman" w:hAnsi="Times New Roman" w:cs="Times New Roman"/>
-                <w:b/>
-                <w:bCs/>
-                <w:sz w:val="28"/>
-                <w:szCs w:val="28"/>
-                <w:lang w:val="en-IN"/>
-              </w:rPr>
-            </w:pPr>
-          </w:p>
-        </w:tc>
-      </w:tr>
-      <w:tr>
-        <w:tc>
-          <w:tcPr>
-            <w:tcW w:w="2153" w:type="dxa"/>
-          </w:tcPr>
-          <w:p>
-            <w:pPr>
-              <w:rPr>
-                <w:rFonts w:ascii="Times New Roman" w:hAnsi="Times New Roman" w:cs="Times New Roman"/>
-                <w:b/>
-                <w:bCs/>
-                <w:sz w:val="28"/>
-                <w:szCs w:val="28"/>
-                <w:lang w:val="en-IN"/>
-              </w:rPr>
-            </w:pPr>
-          </w:p>
-        </w:tc>
-        <w:tc>
-          <w:tcPr>
-            <w:tcW w:w="2271" w:type="dxa"/>
-          </w:tcPr>
-          <w:p>
-            <w:pPr>
-              <w:rPr>
-                <w:rFonts w:ascii="Times New Roman" w:hAnsi="Times New Roman" w:cs="Times New Roman"/>
-                <w:b/>
-                <w:bCs/>
-                <w:sz w:val="28"/>
-                <w:szCs w:val="28"/>
-                <w:lang w:val="en-IN"/>
-              </w:rPr>
-            </w:pPr>
-          </w:p>
-        </w:tc>
-        <w:tc>
-          <w:tcPr>
-            <w:tcW w:w="2262" w:type="dxa"/>
-          </w:tcPr>
-          <w:p>
-            <w:pPr>
-              <w:rPr>
-                <w:rFonts w:ascii="Times New Roman" w:hAnsi="Times New Roman" w:cs="Times New Roman"/>
-                <w:b/>
-                <w:bCs/>
-                <w:sz w:val="28"/>
-                <w:szCs w:val="28"/>
-                <w:lang w:val="en-IN"/>
-              </w:rPr>
-            </w:pPr>
-          </w:p>
-        </w:tc>
-        <w:tc>
-          <w:tcPr>
-            <w:tcW w:w="2150" w:type="dxa"/>
-          </w:tcPr>
-          <w:p>
-            <w:pPr>
-              <w:rPr>
-                <w:rFonts w:ascii="Times New Roman" w:hAnsi="Times New Roman" w:cs="Times New Roman"/>
-                <w:b/>
-                <w:bCs/>
-                <w:sz w:val="28"/>
-                <w:szCs w:val="28"/>
-                <w:lang w:val="en-IN"/>
-              </w:rPr>
-            </w:pPr>
-          </w:p>
-        </w:tc>
-        <w:tc>
-          <w:tcPr>
-            <w:tcW w:w="1918" w:type="dxa"/>
-          </w:tcPr>
-          <w:p>
-            <w:pPr>
-              <w:rPr>
-                <w:rFonts w:ascii="Times New Roman" w:hAnsi="Times New Roman" w:cs="Times New Roman"/>
-                <w:b/>
-                <w:bCs/>
-                <w:sz w:val="28"/>
-                <w:szCs w:val="28"/>
-                <w:lang w:val="en-IN"/>
-              </w:rPr>
-            </w:pPr>
-          </w:p>
-        </w:tc>
-      </w:tr>
-    </w:tbl>
     <w:p>
       <w:pPr>
         <w:rPr>
@@ -2228,9 +4786,7 @@
           <w:lang w:val="en-IN"/>
         </w:rPr>
       </w:pPr>
-    </w:p>
-    <w:p>
-      <w:pPr>
+      <w:r>
         <w:rPr>
           <w:rFonts w:ascii="Times New Roman" w:hAnsi="Times New Roman" w:cs="Times New Roman"/>
           <w:b/>
@@ -2239,8 +4795,12 @@
           <w:szCs w:val="28"/>
           <w:lang w:val="en-IN"/>
         </w:rPr>
-      </w:pPr>
-      <w:r>
+        <w:t>Confusion Matrix</w:t>
+      </w:r>
+    </w:p>
+    <w:p>
+      <w:pPr>
+        <w:jc w:val="center"/>
         <w:rPr>
           <w:rFonts w:ascii="Times New Roman" w:hAnsi="Times New Roman" w:cs="Times New Roman"/>
           <w:b/>
@@ -2249,30 +4809,16 @@
           <w:szCs w:val="28"/>
           <w:lang w:val="en-IN"/>
         </w:rPr>
-        <w:t>Confusion Matrix</w:t>
-      </w:r>
-    </w:p>
-    <w:p>
-      <w:pPr>
-        <w:rPr>
-          <w:rFonts w:ascii="Times New Roman" w:hAnsi="Times New Roman" w:cs="Times New Roman"/>
-          <w:b/>
-          <w:bCs/>
-          <w:sz w:val="32"/>
-          <w:szCs w:val="32"/>
-          <w:lang w:val="en-IN"/>
-        </w:rPr>
       </w:pPr>
       <w:r>
         <w:rPr>
           <w:noProof/>
         </w:rPr>
-        <w:lastRenderedPageBreak/>
         <w:drawing>
-          <wp:inline distT="0" distB="0" distL="0" distR="0" wp14:anchorId="1DA24A9D" wp14:editId="7F1B6B56">
-            <wp:extent cx="6691630" cy="5484495"/>
-            <wp:effectExtent l="0" t="0" r="0" b="1905"/>
-            <wp:docPr id="1707890614" name="Picture 1"/>
+          <wp:inline distT="0" distB="0" distL="0" distR="0" wp14:anchorId="727711E4" wp14:editId="23A6A623">
+            <wp:extent cx="5144851" cy="4914900"/>
+            <wp:effectExtent l="0" t="0" r="0" b="0"/>
+            <wp:docPr id="1433157159" name="Picture 1"/>
             <wp:cNvGraphicFramePr>
               <a:graphicFrameLocks xmlns:a="http://schemas.openxmlformats.org/drawingml/2006/main" noChangeAspect="1"/>
             </wp:cNvGraphicFramePr>
@@ -2285,7 +4831,7 @@
                       <a:picLocks noChangeAspect="1" noChangeArrowheads="1"/>
                     </pic:cNvPicPr>
                   </pic:nvPicPr>
-                  <pic:blipFill rotWithShape="1">
+                  <pic:blipFill>
                     <a:blip r:embed="rId7">
                       <a:extLst>
                         <a:ext uri="{28A0092B-C50C-407E-A947-70E740481C1C}">
@@ -2293,7 +4839,7 @@
                         </a:ext>
                       </a:extLst>
                     </a:blip>
-                    <a:srcRect t="2439"/>
+                    <a:srcRect/>
                     <a:stretch>
                       <a:fillRect/>
                     </a:stretch>
@@ -2301,7 +4847,7 @@
                   <pic:spPr bwMode="auto">
                     <a:xfrm>
                       <a:off x="0" y="0"/>
-                      <a:ext cx="6691630" cy="5484495"/>
+                      <a:ext cx="5145248" cy="4915279"/>
                     </a:xfrm>
                     <a:prstGeom prst="rect">
                       <a:avLst/>
@@ -2310,11 +4856,6 @@
                     <a:ln>
                       <a:noFill/>
                     </a:ln>
-                    <a:extLst>
-                      <a:ext uri="{53640926-AAD7-44D8-BBD7-CCE9431645EC}">
-                        <a14:shadowObscured xmlns:a14="http://schemas.microsoft.com/office/drawing/2010/main"/>
-                      </a:ext>
-                    </a:extLst>
                   </pic:spPr>
                 </pic:pic>
               </a:graphicData>
@@ -2325,6 +4866,1657 @@
     </w:p>
     <w:p>
       <w:pPr>
+        <w:jc w:val="center"/>
+        <w:rPr>
+          <w:rFonts w:ascii="Times New Roman" w:hAnsi="Times New Roman" w:cs="Times New Roman"/>
+          <w:sz w:val="20"/>
+          <w:szCs w:val="20"/>
+          <w:lang w:val="en-IN"/>
+        </w:rPr>
+      </w:pPr>
+      <w:r>
+        <w:rPr>
+          <w:rFonts w:ascii="Times New Roman" w:hAnsi="Times New Roman" w:cs="Times New Roman"/>
+          <w:b/>
+          <w:bCs/>
+          <w:sz w:val="20"/>
+          <w:szCs w:val="20"/>
+          <w:lang w:val="en-IN"/>
+        </w:rPr>
+        <w:t>Fig. 1</w:t>
+      </w:r>
+      <w:r>
+        <w:rPr>
+          <w:rFonts w:ascii="Times New Roman" w:hAnsi="Times New Roman" w:cs="Times New Roman"/>
+          <w:b/>
+          <w:bCs/>
+          <w:sz w:val="20"/>
+          <w:szCs w:val="20"/>
+          <w:lang w:val="en-IN"/>
+        </w:rPr>
+        <w:t>.</w:t>
+      </w:r>
+      <w:r>
+        <w:rPr>
+          <w:rFonts w:ascii="Times New Roman" w:hAnsi="Times New Roman" w:cs="Times New Roman"/>
+          <w:sz w:val="20"/>
+          <w:szCs w:val="20"/>
+          <w:lang w:val="en-IN"/>
+        </w:rPr>
+        <w:t xml:space="preserve"> Confusion matrix of </w:t>
+      </w:r>
+      <w:r>
+        <w:rPr>
+          <w:rFonts w:ascii="Times New Roman" w:hAnsi="Times New Roman" w:cs="Times New Roman"/>
+          <w:sz w:val="20"/>
+          <w:szCs w:val="20"/>
+          <w:lang w:val="en-IN"/>
+        </w:rPr>
+        <w:t xml:space="preserve">the </w:t>
+      </w:r>
+      <w:r>
+        <w:rPr>
+          <w:rFonts w:ascii="Times New Roman" w:hAnsi="Times New Roman" w:cs="Times New Roman"/>
+          <w:sz w:val="20"/>
+          <w:szCs w:val="20"/>
+          <w:lang w:val="en-IN"/>
+        </w:rPr>
+        <w:t>proposed model</w:t>
+      </w:r>
+    </w:p>
+    <w:p>
+      <w:pPr>
+        <w:rPr>
+          <w:rFonts w:ascii="Times New Roman" w:hAnsi="Times New Roman" w:cs="Times New Roman"/>
+          <w:b/>
+          <w:bCs/>
+          <w:sz w:val="28"/>
+          <w:szCs w:val="28"/>
+          <w:lang w:val="en-IN"/>
+        </w:rPr>
+      </w:pPr>
+    </w:p>
+    <w:p>
+      <w:pPr>
+        <w:rPr>
+          <w:rFonts w:ascii="Times New Roman" w:hAnsi="Times New Roman" w:cs="Times New Roman"/>
+          <w:b/>
+          <w:bCs/>
+          <w:sz w:val="28"/>
+          <w:szCs w:val="28"/>
+          <w:lang w:val="en-IN"/>
+        </w:rPr>
+      </w:pPr>
+      <w:r>
+        <w:rPr>
+          <w:rFonts w:ascii="Times New Roman" w:hAnsi="Times New Roman" w:cs="Times New Roman"/>
+          <w:b/>
+          <w:bCs/>
+          <w:sz w:val="28"/>
+          <w:szCs w:val="28"/>
+          <w:lang w:val="en-IN"/>
+        </w:rPr>
+        <w:t xml:space="preserve">Training </w:t>
+      </w:r>
+      <w:r>
+        <w:rPr>
+          <w:rFonts w:ascii="Times New Roman" w:hAnsi="Times New Roman" w:cs="Times New Roman"/>
+          <w:b/>
+          <w:bCs/>
+          <w:sz w:val="28"/>
+          <w:szCs w:val="28"/>
+          <w:lang w:val="en-IN"/>
+        </w:rPr>
+        <w:t>Curves</w:t>
+      </w:r>
+    </w:p>
+    <w:p>
+      <w:pPr>
+        <w:rPr>
+          <w:rFonts w:ascii="Times New Roman" w:hAnsi="Times New Roman" w:cs="Times New Roman"/>
+          <w:b/>
+          <w:bCs/>
+          <w:sz w:val="28"/>
+          <w:szCs w:val="28"/>
+          <w:lang w:val="en-IN"/>
+        </w:rPr>
+      </w:pPr>
+      <w:r>
+        <w:rPr>
+          <w:noProof/>
+        </w:rPr>
+        <w:drawing>
+          <wp:inline distT="0" distB="0" distL="0" distR="0" wp14:anchorId="35B96B77" wp14:editId="5C6F0884">
+            <wp:extent cx="6691630" cy="2485390"/>
+            <wp:effectExtent l="0" t="0" r="0" b="0"/>
+            <wp:docPr id="1349759996" name="Picture 2"/>
+            <wp:cNvGraphicFramePr>
+              <a:graphicFrameLocks xmlns:a="http://schemas.openxmlformats.org/drawingml/2006/main" noChangeAspect="1"/>
+            </wp:cNvGraphicFramePr>
+            <a:graphic xmlns:a="http://schemas.openxmlformats.org/drawingml/2006/main">
+              <a:graphicData uri="http://schemas.openxmlformats.org/drawingml/2006/picture">
+                <pic:pic xmlns:pic="http://schemas.openxmlformats.org/drawingml/2006/picture">
+                  <pic:nvPicPr>
+                    <pic:cNvPr id="0" name="Picture 3"/>
+                    <pic:cNvPicPr>
+                      <a:picLocks noChangeAspect="1" noChangeArrowheads="1"/>
+                    </pic:cNvPicPr>
+                  </pic:nvPicPr>
+                  <pic:blipFill>
+                    <a:blip r:embed="rId8">
+                      <a:extLst>
+                        <a:ext uri="{28A0092B-C50C-407E-A947-70E740481C1C}">
+                          <a14:useLocalDpi xmlns:a14="http://schemas.microsoft.com/office/drawing/2010/main" val="0"/>
+                        </a:ext>
+                      </a:extLst>
+                    </a:blip>
+                    <a:srcRect/>
+                    <a:stretch>
+                      <a:fillRect/>
+                    </a:stretch>
+                  </pic:blipFill>
+                  <pic:spPr bwMode="auto">
+                    <a:xfrm>
+                      <a:off x="0" y="0"/>
+                      <a:ext cx="6691630" cy="2485390"/>
+                    </a:xfrm>
+                    <a:prstGeom prst="rect">
+                      <a:avLst/>
+                    </a:prstGeom>
+                    <a:noFill/>
+                    <a:ln>
+                      <a:noFill/>
+                    </a:ln>
+                  </pic:spPr>
+                </pic:pic>
+              </a:graphicData>
+            </a:graphic>
+          </wp:inline>
+        </w:drawing>
+      </w:r>
+    </w:p>
+    <w:p>
+      <w:pPr>
+        <w:jc w:val="center"/>
+        <w:rPr>
+          <w:rFonts w:ascii="Times New Roman" w:hAnsi="Times New Roman" w:cs="Times New Roman"/>
+          <w:b/>
+          <w:bCs/>
+          <w:sz w:val="28"/>
+          <w:szCs w:val="28"/>
+          <w:lang w:val="en-IN"/>
+        </w:rPr>
+      </w:pPr>
+      <w:r>
+        <w:rPr>
+          <w:rFonts w:ascii="Times New Roman" w:hAnsi="Times New Roman" w:cs="Times New Roman"/>
+          <w:b/>
+          <w:bCs/>
+          <w:sz w:val="20"/>
+          <w:szCs w:val="20"/>
+          <w:lang w:val="en-IN"/>
+        </w:rPr>
+        <w:t xml:space="preserve">Fig. </w:t>
+      </w:r>
+      <w:r>
+        <w:rPr>
+          <w:rFonts w:ascii="Times New Roman" w:hAnsi="Times New Roman" w:cs="Times New Roman"/>
+          <w:b/>
+          <w:bCs/>
+          <w:sz w:val="20"/>
+          <w:szCs w:val="20"/>
+          <w:lang w:val="en-IN"/>
+        </w:rPr>
+        <w:t>2</w:t>
+      </w:r>
+      <w:r>
+        <w:rPr>
+          <w:rFonts w:ascii="Times New Roman" w:hAnsi="Times New Roman" w:cs="Times New Roman"/>
+          <w:b/>
+          <w:bCs/>
+          <w:sz w:val="20"/>
+          <w:szCs w:val="20"/>
+          <w:lang w:val="en-IN"/>
+        </w:rPr>
+        <w:t>.</w:t>
+      </w:r>
+      <w:r>
+        <w:rPr>
+          <w:rFonts w:ascii="Times New Roman" w:hAnsi="Times New Roman" w:cs="Times New Roman"/>
+          <w:sz w:val="20"/>
+          <w:szCs w:val="20"/>
+          <w:lang w:val="en-IN"/>
+        </w:rPr>
+        <w:t xml:space="preserve"> </w:t>
+      </w:r>
+      <w:r>
+        <w:rPr>
+          <w:rFonts w:ascii="Times New Roman" w:hAnsi="Times New Roman" w:cs="Times New Roman"/>
+          <w:sz w:val="20"/>
+          <w:szCs w:val="20"/>
+          <w:lang w:val="en-IN"/>
+        </w:rPr>
+        <w:t xml:space="preserve">Training curves </w:t>
+      </w:r>
+      <w:r>
+        <w:rPr>
+          <w:rFonts w:ascii="Times New Roman" w:hAnsi="Times New Roman" w:cs="Times New Roman"/>
+          <w:sz w:val="20"/>
+          <w:szCs w:val="20"/>
+          <w:lang w:val="en-IN"/>
+        </w:rPr>
+        <w:t>of the proposed mode</w:t>
+      </w:r>
+      <w:r>
+        <w:rPr>
+          <w:rFonts w:ascii="Times New Roman" w:hAnsi="Times New Roman" w:cs="Times New Roman"/>
+          <w:sz w:val="20"/>
+          <w:szCs w:val="20"/>
+          <w:lang w:val="en-IN"/>
+        </w:rPr>
+        <w:t>l</w:t>
+      </w:r>
+    </w:p>
+    <w:p>
+      <w:pPr>
+        <w:rPr>
+          <w:rFonts w:ascii="Times New Roman" w:hAnsi="Times New Roman" w:cs="Times New Roman"/>
+          <w:b/>
+          <w:bCs/>
+          <w:sz w:val="28"/>
+          <w:szCs w:val="28"/>
+          <w:lang w:val="en-IN"/>
+        </w:rPr>
+      </w:pPr>
+    </w:p>
+    <w:p>
+      <w:pPr>
+        <w:rPr>
+          <w:rFonts w:ascii="Times New Roman" w:hAnsi="Times New Roman" w:cs="Times New Roman"/>
+          <w:b/>
+          <w:bCs/>
+          <w:sz w:val="28"/>
+          <w:szCs w:val="28"/>
+          <w:lang w:val="en-IN"/>
+        </w:rPr>
+      </w:pPr>
+      <w:r>
+        <w:rPr>
+          <w:rFonts w:ascii="Times New Roman" w:hAnsi="Times New Roman" w:cs="Times New Roman"/>
+          <w:b/>
+          <w:bCs/>
+          <w:sz w:val="28"/>
+          <w:szCs w:val="28"/>
+          <w:lang w:val="en-IN"/>
+        </w:rPr>
+        <w:t>Comparison with Baseline Models</w:t>
+      </w:r>
+    </w:p>
+    <w:tbl>
+      <w:tblPr>
+        <w:tblW w:w="0" w:type="auto"/>
+        <w:tblCellSpacing w:w="15" w:type="dxa"/>
+        <w:tblBorders>
+          <w:top w:val="single" w:sz="4" w:space="0" w:color="auto"/>
+          <w:left w:val="single" w:sz="4" w:space="0" w:color="auto"/>
+          <w:bottom w:val="single" w:sz="4" w:space="0" w:color="auto"/>
+          <w:right w:val="single" w:sz="4" w:space="0" w:color="auto"/>
+          <w:insideH w:val="single" w:sz="4" w:space="0" w:color="auto"/>
+          <w:insideV w:val="single" w:sz="4" w:space="0" w:color="auto"/>
+        </w:tblBorders>
+        <w:tblCellMar>
+          <w:top w:w="15" w:type="dxa"/>
+          <w:left w:w="15" w:type="dxa"/>
+          <w:bottom w:w="15" w:type="dxa"/>
+          <w:right w:w="15" w:type="dxa"/>
+        </w:tblCellMar>
+        <w:tblLook w:val="04A0" w:firstRow="1" w:lastRow="0" w:firstColumn="1" w:lastColumn="0" w:noHBand="0" w:noVBand="1"/>
+      </w:tblPr>
+      <w:tblGrid>
+        <w:gridCol w:w="3278"/>
+        <w:gridCol w:w="1288"/>
+        <w:gridCol w:w="1262"/>
+        <w:gridCol w:w="1004"/>
+        <w:gridCol w:w="1147"/>
+        <w:gridCol w:w="2669"/>
+      </w:tblGrid>
+      <w:tr>
+        <w:trPr>
+          <w:tblHeader/>
+          <w:tblCellSpacing w:w="15" w:type="dxa"/>
+        </w:trPr>
+        <w:tc>
+          <w:tcPr>
+            <w:tcW w:w="0" w:type="auto"/>
+            <w:vAlign w:val="center"/>
+            <w:hideMark/>
+          </w:tcPr>
+          <w:p>
+            <w:pPr>
+              <w:spacing w:after="0" w:line="240" w:lineRule="auto"/>
+              <w:jc w:val="both"/>
+              <w:rPr>
+                <w:rFonts w:ascii="Times New Roman" w:eastAsia="Times New Roman" w:hAnsi="Times New Roman" w:cs="Times New Roman"/>
+                <w:b/>
+                <w:bCs/>
+                <w:sz w:val="24"/>
+                <w:szCs w:val="24"/>
+                <w:lang w:val="en-IN" w:eastAsia="en-IN"/>
+              </w:rPr>
+            </w:pPr>
+            <w:r>
+              <w:rPr>
+                <w:rFonts w:ascii="Times New Roman" w:eastAsia="Times New Roman" w:hAnsi="Times New Roman" w:cs="Times New Roman"/>
+                <w:b/>
+                <w:bCs/>
+                <w:sz w:val="24"/>
+                <w:szCs w:val="24"/>
+                <w:lang w:val="en-IN" w:eastAsia="en-IN"/>
+              </w:rPr>
+              <w:t>Model</w:t>
+            </w:r>
+          </w:p>
+        </w:tc>
+        <w:tc>
+          <w:tcPr>
+            <w:tcW w:w="0" w:type="auto"/>
+            <w:vAlign w:val="center"/>
+            <w:hideMark/>
+          </w:tcPr>
+          <w:p>
+            <w:pPr>
+              <w:spacing w:after="0" w:line="240" w:lineRule="auto"/>
+              <w:jc w:val="both"/>
+              <w:rPr>
+                <w:rFonts w:ascii="Times New Roman" w:eastAsia="Times New Roman" w:hAnsi="Times New Roman" w:cs="Times New Roman"/>
+                <w:b/>
+                <w:bCs/>
+                <w:sz w:val="24"/>
+                <w:szCs w:val="24"/>
+                <w:lang w:val="en-IN" w:eastAsia="en-IN"/>
+              </w:rPr>
+            </w:pPr>
+            <w:r>
+              <w:rPr>
+                <w:rFonts w:ascii="Times New Roman" w:eastAsia="Times New Roman" w:hAnsi="Times New Roman" w:cs="Times New Roman"/>
+                <w:b/>
+                <w:bCs/>
+                <w:sz w:val="24"/>
+                <w:szCs w:val="24"/>
+                <w:lang w:val="en-IN" w:eastAsia="en-IN"/>
+              </w:rPr>
+              <w:t>Accuracy (%)</w:t>
+            </w:r>
+          </w:p>
+        </w:tc>
+        <w:tc>
+          <w:tcPr>
+            <w:tcW w:w="0" w:type="auto"/>
+            <w:vAlign w:val="center"/>
+            <w:hideMark/>
+          </w:tcPr>
+          <w:p>
+            <w:pPr>
+              <w:spacing w:after="0" w:line="240" w:lineRule="auto"/>
+              <w:jc w:val="both"/>
+              <w:rPr>
+                <w:rFonts w:ascii="Times New Roman" w:eastAsia="Times New Roman" w:hAnsi="Times New Roman" w:cs="Times New Roman"/>
+                <w:b/>
+                <w:bCs/>
+                <w:sz w:val="24"/>
+                <w:szCs w:val="24"/>
+                <w:lang w:val="en-IN" w:eastAsia="en-IN"/>
+              </w:rPr>
+            </w:pPr>
+            <w:r>
+              <w:rPr>
+                <w:rFonts w:ascii="Times New Roman" w:eastAsia="Times New Roman" w:hAnsi="Times New Roman" w:cs="Times New Roman"/>
+                <w:b/>
+                <w:bCs/>
+                <w:sz w:val="24"/>
+                <w:szCs w:val="24"/>
+                <w:lang w:val="en-IN" w:eastAsia="en-IN"/>
+              </w:rPr>
+              <w:t>Precision (%)</w:t>
+            </w:r>
+          </w:p>
+        </w:tc>
+        <w:tc>
+          <w:tcPr>
+            <w:tcW w:w="0" w:type="auto"/>
+            <w:vAlign w:val="center"/>
+            <w:hideMark/>
+          </w:tcPr>
+          <w:p>
+            <w:pPr>
+              <w:spacing w:after="0" w:line="240" w:lineRule="auto"/>
+              <w:jc w:val="both"/>
+              <w:rPr>
+                <w:rFonts w:ascii="Times New Roman" w:eastAsia="Times New Roman" w:hAnsi="Times New Roman" w:cs="Times New Roman"/>
+                <w:b/>
+                <w:bCs/>
+                <w:sz w:val="24"/>
+                <w:szCs w:val="24"/>
+                <w:lang w:val="en-IN" w:eastAsia="en-IN"/>
+              </w:rPr>
+            </w:pPr>
+            <w:r>
+              <w:rPr>
+                <w:rFonts w:ascii="Times New Roman" w:eastAsia="Times New Roman" w:hAnsi="Times New Roman" w:cs="Times New Roman"/>
+                <w:b/>
+                <w:bCs/>
+                <w:sz w:val="24"/>
+                <w:szCs w:val="24"/>
+                <w:lang w:val="en-IN" w:eastAsia="en-IN"/>
+              </w:rPr>
+              <w:t>Recall (%)</w:t>
+            </w:r>
+          </w:p>
+        </w:tc>
+        <w:tc>
+          <w:tcPr>
+            <w:tcW w:w="0" w:type="auto"/>
+            <w:vAlign w:val="center"/>
+            <w:hideMark/>
+          </w:tcPr>
+          <w:p>
+            <w:pPr>
+              <w:spacing w:after="0" w:line="240" w:lineRule="auto"/>
+              <w:jc w:val="both"/>
+              <w:rPr>
+                <w:rFonts w:ascii="Times New Roman" w:eastAsia="Times New Roman" w:hAnsi="Times New Roman" w:cs="Times New Roman"/>
+                <w:b/>
+                <w:bCs/>
+                <w:sz w:val="24"/>
+                <w:szCs w:val="24"/>
+                <w:lang w:val="en-IN" w:eastAsia="en-IN"/>
+              </w:rPr>
+            </w:pPr>
+            <w:r>
+              <w:rPr>
+                <w:rFonts w:ascii="Times New Roman" w:eastAsia="Times New Roman" w:hAnsi="Times New Roman" w:cs="Times New Roman"/>
+                <w:b/>
+                <w:bCs/>
+                <w:sz w:val="24"/>
+                <w:szCs w:val="24"/>
+                <w:lang w:val="en-IN" w:eastAsia="en-IN"/>
+              </w:rPr>
+              <w:t>F1-Score (%)</w:t>
+            </w:r>
+          </w:p>
+        </w:tc>
+        <w:tc>
+          <w:tcPr>
+            <w:tcW w:w="0" w:type="auto"/>
+            <w:vAlign w:val="center"/>
+            <w:hideMark/>
+          </w:tcPr>
+          <w:p>
+            <w:pPr>
+              <w:spacing w:after="0" w:line="240" w:lineRule="auto"/>
+              <w:jc w:val="both"/>
+              <w:rPr>
+                <w:rFonts w:ascii="Times New Roman" w:eastAsia="Times New Roman" w:hAnsi="Times New Roman" w:cs="Times New Roman"/>
+                <w:b/>
+                <w:bCs/>
+                <w:sz w:val="24"/>
+                <w:szCs w:val="24"/>
+                <w:lang w:val="en-IN" w:eastAsia="en-IN"/>
+              </w:rPr>
+            </w:pPr>
+            <w:r>
+              <w:rPr>
+                <w:rFonts w:ascii="Times New Roman" w:eastAsia="Times New Roman" w:hAnsi="Times New Roman" w:cs="Times New Roman"/>
+                <w:b/>
+                <w:bCs/>
+                <w:sz w:val="24"/>
+                <w:szCs w:val="24"/>
+                <w:lang w:val="en-IN" w:eastAsia="en-IN"/>
+              </w:rPr>
+              <w:t>Notes</w:t>
+            </w:r>
+          </w:p>
+        </w:tc>
+      </w:tr>
+      <w:tr>
+        <w:trPr>
+          <w:tblCellSpacing w:w="15" w:type="dxa"/>
+        </w:trPr>
+        <w:tc>
+          <w:tcPr>
+            <w:tcW w:w="0" w:type="auto"/>
+            <w:vAlign w:val="center"/>
+            <w:hideMark/>
+          </w:tcPr>
+          <w:p>
+            <w:pPr>
+              <w:spacing w:after="0" w:line="240" w:lineRule="auto"/>
+              <w:jc w:val="both"/>
+              <w:rPr>
+                <w:rFonts w:ascii="Times New Roman" w:eastAsia="Times New Roman" w:hAnsi="Times New Roman" w:cs="Times New Roman"/>
+                <w:sz w:val="24"/>
+                <w:szCs w:val="24"/>
+                <w:lang w:val="en-IN" w:eastAsia="en-IN"/>
+              </w:rPr>
+            </w:pPr>
+            <w:r>
+              <w:rPr>
+                <w:rFonts w:ascii="Times New Roman" w:eastAsia="Times New Roman" w:hAnsi="Times New Roman" w:cs="Times New Roman"/>
+                <w:sz w:val="24"/>
+                <w:szCs w:val="24"/>
+                <w:lang w:val="en-IN" w:eastAsia="en-IN"/>
+              </w:rPr>
+              <w:t>ST-GCN</w:t>
+            </w:r>
+          </w:p>
+        </w:tc>
+        <w:tc>
+          <w:tcPr>
+            <w:tcW w:w="0" w:type="auto"/>
+            <w:vAlign w:val="center"/>
+            <w:hideMark/>
+          </w:tcPr>
+          <w:p>
+            <w:pPr>
+              <w:spacing w:after="0" w:line="240" w:lineRule="auto"/>
+              <w:jc w:val="both"/>
+              <w:rPr>
+                <w:rFonts w:ascii="Times New Roman" w:eastAsia="Times New Roman" w:hAnsi="Times New Roman" w:cs="Times New Roman"/>
+                <w:sz w:val="24"/>
+                <w:szCs w:val="24"/>
+                <w:lang w:val="en-IN" w:eastAsia="en-IN"/>
+              </w:rPr>
+            </w:pPr>
+            <w:r>
+              <w:rPr>
+                <w:rFonts w:ascii="Times New Roman" w:eastAsia="Times New Roman" w:hAnsi="Times New Roman" w:cs="Times New Roman"/>
+                <w:sz w:val="24"/>
+                <w:szCs w:val="24"/>
+                <w:lang w:val="en-IN" w:eastAsia="en-IN"/>
+              </w:rPr>
+              <w:t>76.8%</w:t>
+            </w:r>
+          </w:p>
+        </w:tc>
+        <w:tc>
+          <w:tcPr>
+            <w:tcW w:w="0" w:type="auto"/>
+            <w:vAlign w:val="center"/>
+            <w:hideMark/>
+          </w:tcPr>
+          <w:p>
+            <w:pPr>
+              <w:spacing w:after="0" w:line="240" w:lineRule="auto"/>
+              <w:jc w:val="both"/>
+              <w:rPr>
+                <w:rFonts w:ascii="Times New Roman" w:eastAsia="Times New Roman" w:hAnsi="Times New Roman" w:cs="Times New Roman"/>
+                <w:sz w:val="24"/>
+                <w:szCs w:val="24"/>
+                <w:lang w:val="en-IN" w:eastAsia="en-IN"/>
+              </w:rPr>
+            </w:pPr>
+            <w:r>
+              <w:rPr>
+                <w:rFonts w:ascii="Times New Roman" w:eastAsia="Times New Roman" w:hAnsi="Times New Roman" w:cs="Times New Roman"/>
+                <w:sz w:val="24"/>
+                <w:szCs w:val="24"/>
+                <w:lang w:val="en-IN" w:eastAsia="en-IN"/>
+              </w:rPr>
+              <w:t>79.8%</w:t>
+            </w:r>
+          </w:p>
+        </w:tc>
+        <w:tc>
+          <w:tcPr>
+            <w:tcW w:w="0" w:type="auto"/>
+            <w:vAlign w:val="center"/>
+            <w:hideMark/>
+          </w:tcPr>
+          <w:p>
+            <w:pPr>
+              <w:spacing w:after="0" w:line="240" w:lineRule="auto"/>
+              <w:jc w:val="both"/>
+              <w:rPr>
+                <w:rFonts w:ascii="Times New Roman" w:eastAsia="Times New Roman" w:hAnsi="Times New Roman" w:cs="Times New Roman"/>
+                <w:sz w:val="24"/>
+                <w:szCs w:val="24"/>
+                <w:lang w:val="en-IN" w:eastAsia="en-IN"/>
+              </w:rPr>
+            </w:pPr>
+            <w:r>
+              <w:rPr>
+                <w:rFonts w:ascii="Times New Roman" w:eastAsia="Times New Roman" w:hAnsi="Times New Roman" w:cs="Times New Roman"/>
+                <w:sz w:val="24"/>
+                <w:szCs w:val="24"/>
+                <w:lang w:val="en-IN" w:eastAsia="en-IN"/>
+              </w:rPr>
+              <w:t>76.8%</w:t>
+            </w:r>
+          </w:p>
+        </w:tc>
+        <w:tc>
+          <w:tcPr>
+            <w:tcW w:w="0" w:type="auto"/>
+            <w:vAlign w:val="center"/>
+            <w:hideMark/>
+          </w:tcPr>
+          <w:p>
+            <w:pPr>
+              <w:spacing w:after="0" w:line="240" w:lineRule="auto"/>
+              <w:jc w:val="both"/>
+              <w:rPr>
+                <w:rFonts w:ascii="Times New Roman" w:eastAsia="Times New Roman" w:hAnsi="Times New Roman" w:cs="Times New Roman"/>
+                <w:sz w:val="24"/>
+                <w:szCs w:val="24"/>
+                <w:lang w:val="en-IN" w:eastAsia="en-IN"/>
+              </w:rPr>
+            </w:pPr>
+            <w:r>
+              <w:rPr>
+                <w:rFonts w:ascii="Times New Roman" w:eastAsia="Times New Roman" w:hAnsi="Times New Roman" w:cs="Times New Roman"/>
+                <w:sz w:val="24"/>
+                <w:szCs w:val="24"/>
+                <w:lang w:val="en-IN" w:eastAsia="en-IN"/>
+              </w:rPr>
+              <w:t>76.1%</w:t>
+            </w:r>
+          </w:p>
+        </w:tc>
+        <w:tc>
+          <w:tcPr>
+            <w:tcW w:w="0" w:type="auto"/>
+            <w:vAlign w:val="center"/>
+            <w:hideMark/>
+          </w:tcPr>
+          <w:p>
+            <w:pPr>
+              <w:spacing w:after="0" w:line="240" w:lineRule="auto"/>
+              <w:jc w:val="both"/>
+              <w:rPr>
+                <w:rFonts w:ascii="Times New Roman" w:eastAsia="Times New Roman" w:hAnsi="Times New Roman" w:cs="Times New Roman"/>
+                <w:sz w:val="24"/>
+                <w:szCs w:val="24"/>
+                <w:lang w:val="en-IN" w:eastAsia="en-IN"/>
+              </w:rPr>
+            </w:pPr>
+            <w:r>
+              <w:rPr>
+                <w:rFonts w:ascii="Times New Roman" w:eastAsia="Times New Roman" w:hAnsi="Times New Roman" w:cs="Times New Roman"/>
+                <w:sz w:val="24"/>
+                <w:szCs w:val="24"/>
+                <w:lang w:val="en-IN" w:eastAsia="en-IN"/>
+              </w:rPr>
+              <w:t>Baseline GCN</w:t>
+            </w:r>
+          </w:p>
+        </w:tc>
+      </w:tr>
+      <w:tr>
+        <w:trPr>
+          <w:tblCellSpacing w:w="15" w:type="dxa"/>
+        </w:trPr>
+        <w:tc>
+          <w:tcPr>
+            <w:tcW w:w="0" w:type="auto"/>
+            <w:vAlign w:val="center"/>
+            <w:hideMark/>
+          </w:tcPr>
+          <w:p>
+            <w:pPr>
+              <w:spacing w:after="0" w:line="240" w:lineRule="auto"/>
+              <w:jc w:val="both"/>
+              <w:rPr>
+                <w:rFonts w:ascii="Times New Roman" w:eastAsia="Times New Roman" w:hAnsi="Times New Roman" w:cs="Times New Roman"/>
+                <w:sz w:val="24"/>
+                <w:szCs w:val="24"/>
+                <w:lang w:val="en-IN" w:eastAsia="en-IN"/>
+              </w:rPr>
+            </w:pPr>
+            <w:r>
+              <w:rPr>
+                <w:rFonts w:ascii="Times New Roman" w:eastAsia="Times New Roman" w:hAnsi="Times New Roman" w:cs="Times New Roman"/>
+                <w:sz w:val="24"/>
+                <w:szCs w:val="24"/>
+                <w:lang w:val="en-IN" w:eastAsia="en-IN"/>
+              </w:rPr>
+              <w:t>2s-AGCN</w:t>
+            </w:r>
+          </w:p>
+        </w:tc>
+        <w:tc>
+          <w:tcPr>
+            <w:tcW w:w="0" w:type="auto"/>
+            <w:vAlign w:val="center"/>
+            <w:hideMark/>
+          </w:tcPr>
+          <w:p>
+            <w:pPr>
+              <w:spacing w:after="0" w:line="240" w:lineRule="auto"/>
+              <w:jc w:val="both"/>
+              <w:rPr>
+                <w:rFonts w:ascii="Times New Roman" w:eastAsia="Times New Roman" w:hAnsi="Times New Roman" w:cs="Times New Roman"/>
+                <w:sz w:val="24"/>
+                <w:szCs w:val="24"/>
+                <w:lang w:val="en-IN" w:eastAsia="en-IN"/>
+              </w:rPr>
+            </w:pPr>
+            <w:r>
+              <w:rPr>
+                <w:rFonts w:ascii="Times New Roman" w:eastAsia="Times New Roman" w:hAnsi="Times New Roman" w:cs="Times New Roman"/>
+                <w:sz w:val="24"/>
+                <w:szCs w:val="24"/>
+                <w:lang w:val="en-IN" w:eastAsia="en-IN"/>
+              </w:rPr>
+              <w:t>73%</w:t>
+            </w:r>
+          </w:p>
+        </w:tc>
+        <w:tc>
+          <w:tcPr>
+            <w:tcW w:w="0" w:type="auto"/>
+            <w:vAlign w:val="center"/>
+            <w:hideMark/>
+          </w:tcPr>
+          <w:p>
+            <w:pPr>
+              <w:spacing w:after="0" w:line="240" w:lineRule="auto"/>
+              <w:jc w:val="both"/>
+              <w:rPr>
+                <w:rFonts w:ascii="Times New Roman" w:eastAsia="Times New Roman" w:hAnsi="Times New Roman" w:cs="Times New Roman"/>
+                <w:sz w:val="24"/>
+                <w:szCs w:val="24"/>
+                <w:lang w:val="en-IN" w:eastAsia="en-IN"/>
+              </w:rPr>
+            </w:pPr>
+            <w:r>
+              <w:rPr>
+                <w:rFonts w:ascii="Times New Roman" w:eastAsia="Times New Roman" w:hAnsi="Times New Roman" w:cs="Times New Roman"/>
+                <w:sz w:val="24"/>
+                <w:szCs w:val="24"/>
+                <w:lang w:val="en-IN" w:eastAsia="en-IN"/>
+              </w:rPr>
+              <w:t>75%</w:t>
+            </w:r>
+          </w:p>
+        </w:tc>
+        <w:tc>
+          <w:tcPr>
+            <w:tcW w:w="0" w:type="auto"/>
+            <w:vAlign w:val="center"/>
+            <w:hideMark/>
+          </w:tcPr>
+          <w:p>
+            <w:pPr>
+              <w:spacing w:after="0" w:line="240" w:lineRule="auto"/>
+              <w:jc w:val="both"/>
+              <w:rPr>
+                <w:rFonts w:ascii="Times New Roman" w:eastAsia="Times New Roman" w:hAnsi="Times New Roman" w:cs="Times New Roman"/>
+                <w:sz w:val="24"/>
+                <w:szCs w:val="24"/>
+                <w:lang w:val="en-IN" w:eastAsia="en-IN"/>
+              </w:rPr>
+            </w:pPr>
+            <w:r>
+              <w:rPr>
+                <w:rFonts w:ascii="Times New Roman" w:eastAsia="Times New Roman" w:hAnsi="Times New Roman" w:cs="Times New Roman"/>
+                <w:sz w:val="24"/>
+                <w:szCs w:val="24"/>
+                <w:lang w:val="en-IN" w:eastAsia="en-IN"/>
+              </w:rPr>
+              <w:t>73%</w:t>
+            </w:r>
+          </w:p>
+        </w:tc>
+        <w:tc>
+          <w:tcPr>
+            <w:tcW w:w="0" w:type="auto"/>
+            <w:vAlign w:val="center"/>
+            <w:hideMark/>
+          </w:tcPr>
+          <w:p>
+            <w:pPr>
+              <w:spacing w:after="0" w:line="240" w:lineRule="auto"/>
+              <w:jc w:val="both"/>
+              <w:rPr>
+                <w:rFonts w:ascii="Times New Roman" w:eastAsia="Times New Roman" w:hAnsi="Times New Roman" w:cs="Times New Roman"/>
+                <w:sz w:val="24"/>
+                <w:szCs w:val="24"/>
+                <w:lang w:val="en-IN" w:eastAsia="en-IN"/>
+              </w:rPr>
+            </w:pPr>
+            <w:r>
+              <w:rPr>
+                <w:rFonts w:ascii="Times New Roman" w:eastAsia="Times New Roman" w:hAnsi="Times New Roman" w:cs="Times New Roman"/>
+                <w:sz w:val="24"/>
+                <w:szCs w:val="24"/>
+                <w:lang w:val="en-IN" w:eastAsia="en-IN"/>
+              </w:rPr>
+              <w:t>73%</w:t>
+            </w:r>
+          </w:p>
+        </w:tc>
+        <w:tc>
+          <w:tcPr>
+            <w:tcW w:w="0" w:type="auto"/>
+            <w:vAlign w:val="center"/>
+            <w:hideMark/>
+          </w:tcPr>
+          <w:p>
+            <w:pPr>
+              <w:spacing w:after="0" w:line="240" w:lineRule="auto"/>
+              <w:jc w:val="both"/>
+              <w:rPr>
+                <w:rFonts w:ascii="Times New Roman" w:eastAsia="Times New Roman" w:hAnsi="Times New Roman" w:cs="Times New Roman"/>
+                <w:sz w:val="24"/>
+                <w:szCs w:val="24"/>
+                <w:lang w:val="en-IN" w:eastAsia="en-IN"/>
+              </w:rPr>
+            </w:pPr>
+            <w:r>
+              <w:rPr>
+                <w:rFonts w:ascii="Times New Roman" w:eastAsia="Times New Roman" w:hAnsi="Times New Roman" w:cs="Times New Roman"/>
+                <w:sz w:val="24"/>
+                <w:szCs w:val="24"/>
+                <w:lang w:val="en-IN" w:eastAsia="en-IN"/>
+              </w:rPr>
+              <w:t>Adaptive graph + 2-stream</w:t>
+            </w:r>
+          </w:p>
+        </w:tc>
+      </w:tr>
+      <w:tr>
+        <w:trPr>
+          <w:tblCellSpacing w:w="15" w:type="dxa"/>
+        </w:trPr>
+        <w:tc>
+          <w:tcPr>
+            <w:tcW w:w="0" w:type="auto"/>
+            <w:vAlign w:val="center"/>
+            <w:hideMark/>
+          </w:tcPr>
+          <w:p>
+            <w:pPr>
+              <w:spacing w:after="0" w:line="240" w:lineRule="auto"/>
+              <w:jc w:val="both"/>
+              <w:rPr>
+                <w:rFonts w:ascii="Times New Roman" w:eastAsia="Times New Roman" w:hAnsi="Times New Roman" w:cs="Times New Roman"/>
+                <w:sz w:val="24"/>
+                <w:szCs w:val="24"/>
+                <w:lang w:val="en-IN" w:eastAsia="en-IN"/>
+              </w:rPr>
+            </w:pPr>
+            <w:r>
+              <w:rPr>
+                <w:rFonts w:ascii="Times New Roman" w:eastAsia="Times New Roman" w:hAnsi="Times New Roman" w:cs="Times New Roman"/>
+                <w:sz w:val="24"/>
+                <w:szCs w:val="24"/>
+                <w:lang w:val="en-IN" w:eastAsia="en-IN"/>
+              </w:rPr>
+              <w:t>CTR-GCN (</w:t>
+            </w:r>
+            <w:r>
+              <w:rPr>
+                <w:rFonts w:ascii="Times New Roman" w:eastAsia="Times New Roman" w:hAnsi="Times New Roman" w:cs="Times New Roman"/>
+                <w:sz w:val="24"/>
+                <w:szCs w:val="24"/>
+                <w:lang w:val="en-IN" w:eastAsia="en-IN"/>
+              </w:rPr>
+              <w:t>2</w:t>
+            </w:r>
+            <w:r>
+              <w:rPr>
+                <w:rFonts w:ascii="Times New Roman" w:eastAsia="Times New Roman" w:hAnsi="Times New Roman" w:cs="Times New Roman"/>
+                <w:sz w:val="24"/>
+                <w:szCs w:val="24"/>
+                <w:lang w:val="en-IN" w:eastAsia="en-IN"/>
+              </w:rPr>
+              <w:t xml:space="preserve"> Stream)</w:t>
+            </w:r>
+          </w:p>
+        </w:tc>
+        <w:tc>
+          <w:tcPr>
+            <w:tcW w:w="0" w:type="auto"/>
+            <w:vAlign w:val="center"/>
+            <w:hideMark/>
+          </w:tcPr>
+          <w:p>
+            <w:pPr>
+              <w:spacing w:after="0" w:line="240" w:lineRule="auto"/>
+              <w:jc w:val="both"/>
+              <w:rPr>
+                <w:rFonts w:ascii="Times New Roman" w:eastAsia="Times New Roman" w:hAnsi="Times New Roman" w:cs="Times New Roman"/>
+                <w:sz w:val="24"/>
+                <w:szCs w:val="24"/>
+                <w:lang w:val="en-IN" w:eastAsia="en-IN"/>
+              </w:rPr>
+            </w:pPr>
+            <w:r>
+              <w:rPr>
+                <w:rFonts w:ascii="Times New Roman" w:eastAsia="Times New Roman" w:hAnsi="Times New Roman" w:cs="Times New Roman"/>
+                <w:sz w:val="24"/>
+                <w:szCs w:val="24"/>
+                <w:lang w:val="en-IN" w:eastAsia="en-IN"/>
+              </w:rPr>
+              <w:t>75%</w:t>
+            </w:r>
+          </w:p>
+        </w:tc>
+        <w:tc>
+          <w:tcPr>
+            <w:tcW w:w="0" w:type="auto"/>
+            <w:vAlign w:val="center"/>
+            <w:hideMark/>
+          </w:tcPr>
+          <w:p>
+            <w:pPr>
+              <w:spacing w:after="0" w:line="240" w:lineRule="auto"/>
+              <w:jc w:val="both"/>
+              <w:rPr>
+                <w:rFonts w:ascii="Times New Roman" w:eastAsia="Times New Roman" w:hAnsi="Times New Roman" w:cs="Times New Roman"/>
+                <w:sz w:val="24"/>
+                <w:szCs w:val="24"/>
+                <w:lang w:val="en-IN" w:eastAsia="en-IN"/>
+              </w:rPr>
+            </w:pPr>
+            <w:r>
+              <w:rPr>
+                <w:rFonts w:ascii="Times New Roman" w:eastAsia="Times New Roman" w:hAnsi="Times New Roman" w:cs="Times New Roman"/>
+                <w:sz w:val="24"/>
+                <w:szCs w:val="24"/>
+                <w:lang w:val="en-IN" w:eastAsia="en-IN"/>
+              </w:rPr>
+              <w:t>78%</w:t>
+            </w:r>
+          </w:p>
+        </w:tc>
+        <w:tc>
+          <w:tcPr>
+            <w:tcW w:w="0" w:type="auto"/>
+            <w:vAlign w:val="center"/>
+            <w:hideMark/>
+          </w:tcPr>
+          <w:p>
+            <w:pPr>
+              <w:spacing w:after="0" w:line="240" w:lineRule="auto"/>
+              <w:jc w:val="both"/>
+              <w:rPr>
+                <w:rFonts w:ascii="Times New Roman" w:eastAsia="Times New Roman" w:hAnsi="Times New Roman" w:cs="Times New Roman"/>
+                <w:sz w:val="24"/>
+                <w:szCs w:val="24"/>
+                <w:lang w:val="en-IN" w:eastAsia="en-IN"/>
+              </w:rPr>
+            </w:pPr>
+            <w:r>
+              <w:rPr>
+                <w:rFonts w:ascii="Times New Roman" w:eastAsia="Times New Roman" w:hAnsi="Times New Roman" w:cs="Times New Roman"/>
+                <w:sz w:val="24"/>
+                <w:szCs w:val="24"/>
+                <w:lang w:val="en-IN" w:eastAsia="en-IN"/>
+              </w:rPr>
+              <w:t>75%</w:t>
+            </w:r>
+          </w:p>
+        </w:tc>
+        <w:tc>
+          <w:tcPr>
+            <w:tcW w:w="0" w:type="auto"/>
+            <w:vAlign w:val="center"/>
+            <w:hideMark/>
+          </w:tcPr>
+          <w:p>
+            <w:pPr>
+              <w:spacing w:after="0" w:line="240" w:lineRule="auto"/>
+              <w:jc w:val="both"/>
+              <w:rPr>
+                <w:rFonts w:ascii="Times New Roman" w:eastAsia="Times New Roman" w:hAnsi="Times New Roman" w:cs="Times New Roman"/>
+                <w:sz w:val="24"/>
+                <w:szCs w:val="24"/>
+                <w:lang w:val="en-IN" w:eastAsia="en-IN"/>
+              </w:rPr>
+            </w:pPr>
+            <w:r>
+              <w:rPr>
+                <w:rFonts w:ascii="Times New Roman" w:eastAsia="Times New Roman" w:hAnsi="Times New Roman" w:cs="Times New Roman"/>
+                <w:sz w:val="24"/>
+                <w:szCs w:val="24"/>
+                <w:lang w:val="en-IN" w:eastAsia="en-IN"/>
+              </w:rPr>
+              <w:t>74%</w:t>
+            </w:r>
+          </w:p>
+        </w:tc>
+        <w:tc>
+          <w:tcPr>
+            <w:tcW w:w="0" w:type="auto"/>
+            <w:vAlign w:val="center"/>
+            <w:hideMark/>
+          </w:tcPr>
+          <w:p>
+            <w:pPr>
+              <w:spacing w:after="0" w:line="240" w:lineRule="auto"/>
+              <w:jc w:val="both"/>
+              <w:rPr>
+                <w:rFonts w:ascii="Times New Roman" w:eastAsia="Times New Roman" w:hAnsi="Times New Roman" w:cs="Times New Roman"/>
+                <w:sz w:val="24"/>
+                <w:szCs w:val="24"/>
+                <w:lang w:val="en-IN" w:eastAsia="en-IN"/>
+              </w:rPr>
+            </w:pPr>
+            <w:r>
+              <w:rPr>
+                <w:rFonts w:ascii="Times New Roman" w:hAnsi="Times New Roman" w:cs="Times New Roman"/>
+                <w:sz w:val="24"/>
+                <w:szCs w:val="24"/>
+              </w:rPr>
+              <w:t>Person-wise mean fusion (</w:t>
+            </w:r>
+            <w:r>
+              <w:rPr>
+                <w:rFonts w:ascii="Times New Roman" w:hAnsi="Times New Roman" w:cs="Times New Roman"/>
+                <w:sz w:val="24"/>
+                <w:szCs w:val="24"/>
+              </w:rPr>
+              <w:t>2</w:t>
+            </w:r>
+            <w:r>
+              <w:rPr>
+                <w:rFonts w:ascii="Times New Roman" w:hAnsi="Times New Roman" w:cs="Times New Roman"/>
+                <w:sz w:val="24"/>
+                <w:szCs w:val="24"/>
+              </w:rPr>
+              <w:t xml:space="preserve"> dimension)</w:t>
+            </w:r>
+          </w:p>
+        </w:tc>
+      </w:tr>
+      <w:tr>
+        <w:trPr>
+          <w:tblCellSpacing w:w="15" w:type="dxa"/>
+        </w:trPr>
+        <w:tc>
+          <w:tcPr>
+            <w:tcW w:w="0" w:type="auto"/>
+            <w:vAlign w:val="center"/>
+            <w:hideMark/>
+          </w:tcPr>
+          <w:p>
+            <w:pPr>
+              <w:spacing w:after="0" w:line="240" w:lineRule="auto"/>
+              <w:jc w:val="both"/>
+              <w:rPr>
+                <w:rFonts w:ascii="Times New Roman" w:eastAsia="Times New Roman" w:hAnsi="Times New Roman" w:cs="Times New Roman"/>
+                <w:sz w:val="24"/>
+                <w:szCs w:val="24"/>
+                <w:lang w:val="en-IN" w:eastAsia="en-IN"/>
+              </w:rPr>
+            </w:pPr>
+            <w:r>
+              <w:rPr>
+                <w:rFonts w:ascii="Times New Roman" w:eastAsia="Times New Roman" w:hAnsi="Times New Roman" w:cs="Times New Roman"/>
+                <w:sz w:val="24"/>
+                <w:szCs w:val="24"/>
+                <w:lang w:val="en-IN" w:eastAsia="en-IN"/>
+              </w:rPr>
+              <w:t>MSG3D</w:t>
+            </w:r>
+          </w:p>
+        </w:tc>
+        <w:tc>
+          <w:tcPr>
+            <w:tcW w:w="0" w:type="auto"/>
+            <w:vAlign w:val="center"/>
+            <w:hideMark/>
+          </w:tcPr>
+          <w:p>
+            <w:pPr>
+              <w:spacing w:after="0" w:line="240" w:lineRule="auto"/>
+              <w:jc w:val="both"/>
+              <w:rPr>
+                <w:rFonts w:ascii="Times New Roman" w:eastAsia="Times New Roman" w:hAnsi="Times New Roman" w:cs="Times New Roman"/>
+                <w:sz w:val="24"/>
+                <w:szCs w:val="24"/>
+                <w:lang w:val="en-IN" w:eastAsia="en-IN"/>
+              </w:rPr>
+            </w:pPr>
+            <w:r>
+              <w:rPr>
+                <w:rFonts w:ascii="Times New Roman" w:eastAsia="Times New Roman" w:hAnsi="Times New Roman" w:cs="Times New Roman"/>
+                <w:sz w:val="24"/>
+                <w:szCs w:val="24"/>
+                <w:lang w:val="en-IN" w:eastAsia="en-IN"/>
+              </w:rPr>
+              <w:t>75%</w:t>
+            </w:r>
+          </w:p>
+        </w:tc>
+        <w:tc>
+          <w:tcPr>
+            <w:tcW w:w="0" w:type="auto"/>
+            <w:vAlign w:val="center"/>
+            <w:hideMark/>
+          </w:tcPr>
+          <w:p>
+            <w:pPr>
+              <w:spacing w:after="0" w:line="240" w:lineRule="auto"/>
+              <w:jc w:val="both"/>
+              <w:rPr>
+                <w:rFonts w:ascii="Times New Roman" w:eastAsia="Times New Roman" w:hAnsi="Times New Roman" w:cs="Times New Roman"/>
+                <w:sz w:val="24"/>
+                <w:szCs w:val="24"/>
+                <w:lang w:val="en-IN" w:eastAsia="en-IN"/>
+              </w:rPr>
+            </w:pPr>
+            <w:r>
+              <w:rPr>
+                <w:rFonts w:ascii="Times New Roman" w:eastAsia="Times New Roman" w:hAnsi="Times New Roman" w:cs="Times New Roman"/>
+                <w:sz w:val="24"/>
+                <w:szCs w:val="24"/>
+                <w:lang w:val="en-IN" w:eastAsia="en-IN"/>
+              </w:rPr>
+              <w:t>79%</w:t>
+            </w:r>
+          </w:p>
+        </w:tc>
+        <w:tc>
+          <w:tcPr>
+            <w:tcW w:w="0" w:type="auto"/>
+            <w:vAlign w:val="center"/>
+            <w:hideMark/>
+          </w:tcPr>
+          <w:p>
+            <w:pPr>
+              <w:spacing w:after="0" w:line="240" w:lineRule="auto"/>
+              <w:jc w:val="both"/>
+              <w:rPr>
+                <w:rFonts w:ascii="Times New Roman" w:eastAsia="Times New Roman" w:hAnsi="Times New Roman" w:cs="Times New Roman"/>
+                <w:sz w:val="24"/>
+                <w:szCs w:val="24"/>
+                <w:lang w:val="en-IN" w:eastAsia="en-IN"/>
+              </w:rPr>
+            </w:pPr>
+            <w:r>
+              <w:rPr>
+                <w:rFonts w:ascii="Times New Roman" w:eastAsia="Times New Roman" w:hAnsi="Times New Roman" w:cs="Times New Roman"/>
+                <w:sz w:val="24"/>
+                <w:szCs w:val="24"/>
+                <w:lang w:val="en-IN" w:eastAsia="en-IN"/>
+              </w:rPr>
+              <w:t>75%</w:t>
+            </w:r>
+          </w:p>
+        </w:tc>
+        <w:tc>
+          <w:tcPr>
+            <w:tcW w:w="0" w:type="auto"/>
+            <w:vAlign w:val="center"/>
+            <w:hideMark/>
+          </w:tcPr>
+          <w:p>
+            <w:pPr>
+              <w:spacing w:after="0" w:line="240" w:lineRule="auto"/>
+              <w:jc w:val="both"/>
+              <w:rPr>
+                <w:rFonts w:ascii="Times New Roman" w:eastAsia="Times New Roman" w:hAnsi="Times New Roman" w:cs="Times New Roman"/>
+                <w:sz w:val="24"/>
+                <w:szCs w:val="24"/>
+                <w:lang w:val="en-IN" w:eastAsia="en-IN"/>
+              </w:rPr>
+            </w:pPr>
+            <w:r>
+              <w:rPr>
+                <w:rFonts w:ascii="Times New Roman" w:eastAsia="Times New Roman" w:hAnsi="Times New Roman" w:cs="Times New Roman"/>
+                <w:sz w:val="24"/>
+                <w:szCs w:val="24"/>
+                <w:lang w:val="en-IN" w:eastAsia="en-IN"/>
+              </w:rPr>
+              <w:t>75%</w:t>
+            </w:r>
+          </w:p>
+        </w:tc>
+        <w:tc>
+          <w:tcPr>
+            <w:tcW w:w="0" w:type="auto"/>
+            <w:vAlign w:val="center"/>
+            <w:hideMark/>
+          </w:tcPr>
+          <w:p>
+            <w:pPr>
+              <w:spacing w:after="0" w:line="240" w:lineRule="auto"/>
+              <w:jc w:val="both"/>
+              <w:rPr>
+                <w:rFonts w:ascii="Times New Roman" w:eastAsia="Times New Roman" w:hAnsi="Times New Roman" w:cs="Times New Roman"/>
+                <w:sz w:val="24"/>
+                <w:szCs w:val="24"/>
+                <w:lang w:val="en-IN" w:eastAsia="en-IN"/>
+              </w:rPr>
+            </w:pPr>
+            <w:r>
+              <w:rPr>
+                <w:rFonts w:ascii="Times New Roman" w:eastAsia="Times New Roman" w:hAnsi="Times New Roman" w:cs="Times New Roman"/>
+                <w:sz w:val="24"/>
+                <w:szCs w:val="24"/>
+                <w:lang w:val="en-IN" w:eastAsia="en-IN"/>
+              </w:rPr>
+              <w:t>Multi-scale spatio-temporal GCN</w:t>
+            </w:r>
+          </w:p>
+        </w:tc>
+      </w:tr>
+      <w:tr>
+        <w:trPr>
+          <w:tblCellSpacing w:w="15" w:type="dxa"/>
+        </w:trPr>
+        <w:tc>
+          <w:tcPr>
+            <w:tcW w:w="0" w:type="auto"/>
+            <w:vAlign w:val="center"/>
+            <w:hideMark/>
+          </w:tcPr>
+          <w:p>
+            <w:pPr>
+              <w:spacing w:after="0" w:line="240" w:lineRule="auto"/>
+              <w:jc w:val="both"/>
+              <w:rPr>
+                <w:rFonts w:ascii="Times New Roman" w:eastAsia="Times New Roman" w:hAnsi="Times New Roman" w:cs="Times New Roman"/>
+                <w:sz w:val="24"/>
+                <w:szCs w:val="24"/>
+                <w:lang w:val="en-IN" w:eastAsia="en-IN"/>
+              </w:rPr>
+            </w:pPr>
+            <w:r>
+              <w:rPr>
+                <w:rFonts w:ascii="Times New Roman" w:eastAsia="Times New Roman" w:hAnsi="Times New Roman" w:cs="Times New Roman"/>
+                <w:sz w:val="24"/>
+                <w:szCs w:val="24"/>
+                <w:lang w:val="en-IN" w:eastAsia="en-IN"/>
+              </w:rPr>
+              <w:t>Pose Transformer</w:t>
+            </w:r>
+          </w:p>
+        </w:tc>
+        <w:tc>
+          <w:tcPr>
+            <w:tcW w:w="0" w:type="auto"/>
+            <w:vAlign w:val="center"/>
+            <w:hideMark/>
+          </w:tcPr>
+          <w:p>
+            <w:pPr>
+              <w:spacing w:after="0" w:line="240" w:lineRule="auto"/>
+              <w:jc w:val="both"/>
+              <w:rPr>
+                <w:rFonts w:ascii="Times New Roman" w:eastAsia="Times New Roman" w:hAnsi="Times New Roman" w:cs="Times New Roman"/>
+                <w:sz w:val="24"/>
+                <w:szCs w:val="24"/>
+                <w:lang w:val="en-IN" w:eastAsia="en-IN"/>
+              </w:rPr>
+            </w:pPr>
+          </w:p>
+        </w:tc>
+        <w:tc>
+          <w:tcPr>
+            <w:tcW w:w="0" w:type="auto"/>
+            <w:vAlign w:val="center"/>
+            <w:hideMark/>
+          </w:tcPr>
+          <w:p>
+            <w:pPr>
+              <w:spacing w:after="0" w:line="240" w:lineRule="auto"/>
+              <w:jc w:val="both"/>
+              <w:rPr>
+                <w:rFonts w:ascii="Times New Roman" w:eastAsia="Times New Roman" w:hAnsi="Times New Roman" w:cs="Times New Roman"/>
+                <w:sz w:val="24"/>
+                <w:szCs w:val="24"/>
+                <w:lang w:val="en-IN" w:eastAsia="en-IN"/>
+              </w:rPr>
+            </w:pPr>
+          </w:p>
+        </w:tc>
+        <w:tc>
+          <w:tcPr>
+            <w:tcW w:w="0" w:type="auto"/>
+            <w:vAlign w:val="center"/>
+            <w:hideMark/>
+          </w:tcPr>
+          <w:p>
+            <w:pPr>
+              <w:spacing w:after="0" w:line="240" w:lineRule="auto"/>
+              <w:jc w:val="both"/>
+              <w:rPr>
+                <w:rFonts w:ascii="Times New Roman" w:eastAsia="Times New Roman" w:hAnsi="Times New Roman" w:cs="Times New Roman"/>
+                <w:sz w:val="24"/>
+                <w:szCs w:val="24"/>
+                <w:lang w:val="en-IN" w:eastAsia="en-IN"/>
+              </w:rPr>
+            </w:pPr>
+          </w:p>
+        </w:tc>
+        <w:tc>
+          <w:tcPr>
+            <w:tcW w:w="0" w:type="auto"/>
+            <w:vAlign w:val="center"/>
+            <w:hideMark/>
+          </w:tcPr>
+          <w:p>
+            <w:pPr>
+              <w:spacing w:after="0" w:line="240" w:lineRule="auto"/>
+              <w:jc w:val="both"/>
+              <w:rPr>
+                <w:rFonts w:ascii="Times New Roman" w:eastAsia="Times New Roman" w:hAnsi="Times New Roman" w:cs="Times New Roman"/>
+                <w:sz w:val="24"/>
+                <w:szCs w:val="24"/>
+                <w:lang w:val="en-IN" w:eastAsia="en-IN"/>
+              </w:rPr>
+            </w:pPr>
+          </w:p>
+        </w:tc>
+        <w:tc>
+          <w:tcPr>
+            <w:tcW w:w="0" w:type="auto"/>
+            <w:vAlign w:val="center"/>
+            <w:hideMark/>
+          </w:tcPr>
+          <w:p>
+            <w:pPr>
+              <w:spacing w:after="0" w:line="240" w:lineRule="auto"/>
+              <w:jc w:val="both"/>
+              <w:rPr>
+                <w:rFonts w:ascii="Times New Roman" w:eastAsia="Times New Roman" w:hAnsi="Times New Roman" w:cs="Times New Roman"/>
+                <w:sz w:val="24"/>
+                <w:szCs w:val="24"/>
+                <w:lang w:val="en-IN" w:eastAsia="en-IN"/>
+              </w:rPr>
+            </w:pPr>
+            <w:r>
+              <w:rPr>
+                <w:rFonts w:ascii="Times New Roman" w:eastAsia="Times New Roman" w:hAnsi="Times New Roman" w:cs="Times New Roman"/>
+                <w:sz w:val="24"/>
+                <w:szCs w:val="24"/>
+                <w:lang w:val="en-IN" w:eastAsia="en-IN"/>
+              </w:rPr>
+              <w:t>Transformer-based baseline</w:t>
+            </w:r>
+          </w:p>
+        </w:tc>
+      </w:tr>
+      <w:tr>
+        <w:trPr>
+          <w:tblCellSpacing w:w="15" w:type="dxa"/>
+        </w:trPr>
+        <w:tc>
+          <w:tcPr>
+            <w:tcW w:w="0" w:type="auto"/>
+            <w:vAlign w:val="center"/>
+            <w:hideMark/>
+          </w:tcPr>
+          <w:p>
+            <w:pPr>
+              <w:spacing w:after="0" w:line="240" w:lineRule="auto"/>
+              <w:jc w:val="both"/>
+              <w:rPr>
+                <w:rFonts w:ascii="Times New Roman" w:eastAsia="Times New Roman" w:hAnsi="Times New Roman" w:cs="Times New Roman"/>
+                <w:sz w:val="24"/>
+                <w:szCs w:val="24"/>
+                <w:lang w:val="en-IN" w:eastAsia="en-IN"/>
+              </w:rPr>
+            </w:pPr>
+            <w:r>
+              <w:rPr>
+                <w:rFonts w:ascii="Times New Roman" w:eastAsia="Times New Roman" w:hAnsi="Times New Roman" w:cs="Times New Roman"/>
+                <w:b/>
+                <w:bCs/>
+                <w:sz w:val="24"/>
+                <w:szCs w:val="24"/>
+                <w:lang w:val="en-IN" w:eastAsia="en-IN"/>
+              </w:rPr>
+              <w:t>Proposed Model (CTR-GCN 2-Stream Ensemble)</w:t>
+            </w:r>
+          </w:p>
+        </w:tc>
+        <w:tc>
+          <w:tcPr>
+            <w:tcW w:w="0" w:type="auto"/>
+            <w:vAlign w:val="center"/>
+            <w:hideMark/>
+          </w:tcPr>
+          <w:p>
+            <w:pPr>
+              <w:spacing w:after="0" w:line="240" w:lineRule="auto"/>
+              <w:jc w:val="both"/>
+              <w:rPr>
+                <w:rFonts w:ascii="Times New Roman" w:eastAsia="Times New Roman" w:hAnsi="Times New Roman" w:cs="Times New Roman"/>
+                <w:sz w:val="24"/>
+                <w:szCs w:val="24"/>
+                <w:lang w:val="en-IN" w:eastAsia="en-IN"/>
+              </w:rPr>
+            </w:pPr>
+            <w:r>
+              <w:rPr>
+                <w:rFonts w:ascii="Times New Roman" w:eastAsia="Times New Roman" w:hAnsi="Times New Roman" w:cs="Times New Roman"/>
+                <w:sz w:val="24"/>
+                <w:szCs w:val="24"/>
+                <w:lang w:val="en-IN" w:eastAsia="en-IN"/>
+              </w:rPr>
+              <w:t>95.76%</w:t>
+            </w:r>
+          </w:p>
+        </w:tc>
+        <w:tc>
+          <w:tcPr>
+            <w:tcW w:w="0" w:type="auto"/>
+            <w:vAlign w:val="center"/>
+            <w:hideMark/>
+          </w:tcPr>
+          <w:p>
+            <w:pPr>
+              <w:spacing w:after="0" w:line="240" w:lineRule="auto"/>
+              <w:jc w:val="both"/>
+              <w:rPr>
+                <w:rFonts w:ascii="Times New Roman" w:eastAsia="Times New Roman" w:hAnsi="Times New Roman" w:cs="Times New Roman"/>
+                <w:sz w:val="24"/>
+                <w:szCs w:val="24"/>
+                <w:lang w:val="en-IN" w:eastAsia="en-IN"/>
+              </w:rPr>
+            </w:pPr>
+            <w:r>
+              <w:rPr>
+                <w:rFonts w:ascii="Times New Roman" w:hAnsi="Times New Roman" w:cs="Times New Roman"/>
+                <w:sz w:val="24"/>
+                <w:szCs w:val="24"/>
+              </w:rPr>
+              <w:t>95.85%</w:t>
+            </w:r>
+          </w:p>
+        </w:tc>
+        <w:tc>
+          <w:tcPr>
+            <w:tcW w:w="0" w:type="auto"/>
+            <w:vAlign w:val="center"/>
+            <w:hideMark/>
+          </w:tcPr>
+          <w:p>
+            <w:pPr>
+              <w:spacing w:after="0" w:line="240" w:lineRule="auto"/>
+              <w:jc w:val="both"/>
+              <w:rPr>
+                <w:rFonts w:ascii="Times New Roman" w:eastAsia="Times New Roman" w:hAnsi="Times New Roman" w:cs="Times New Roman"/>
+                <w:sz w:val="24"/>
+                <w:szCs w:val="24"/>
+                <w:lang w:val="en-IN" w:eastAsia="en-IN"/>
+              </w:rPr>
+            </w:pPr>
+            <w:r>
+              <w:rPr>
+                <w:rFonts w:ascii="Times New Roman" w:hAnsi="Times New Roman" w:cs="Times New Roman"/>
+                <w:sz w:val="24"/>
+                <w:szCs w:val="24"/>
+              </w:rPr>
+              <w:t>95.77%</w:t>
+            </w:r>
+          </w:p>
+        </w:tc>
+        <w:tc>
+          <w:tcPr>
+            <w:tcW w:w="0" w:type="auto"/>
+            <w:vAlign w:val="center"/>
+            <w:hideMark/>
+          </w:tcPr>
+          <w:p>
+            <w:pPr>
+              <w:spacing w:after="0" w:line="240" w:lineRule="auto"/>
+              <w:jc w:val="both"/>
+              <w:rPr>
+                <w:rFonts w:ascii="Times New Roman" w:eastAsia="Times New Roman" w:hAnsi="Times New Roman" w:cs="Times New Roman"/>
+                <w:sz w:val="24"/>
+                <w:szCs w:val="24"/>
+                <w:lang w:val="en-IN" w:eastAsia="en-IN"/>
+              </w:rPr>
+            </w:pPr>
+            <w:r>
+              <w:rPr>
+                <w:rFonts w:ascii="Times New Roman" w:hAnsi="Times New Roman" w:cs="Times New Roman"/>
+                <w:sz w:val="24"/>
+                <w:szCs w:val="24"/>
+              </w:rPr>
+              <w:t>95.77%</w:t>
+            </w:r>
+          </w:p>
+        </w:tc>
+        <w:tc>
+          <w:tcPr>
+            <w:tcW w:w="0" w:type="auto"/>
+            <w:vAlign w:val="center"/>
+            <w:hideMark/>
+          </w:tcPr>
+          <w:p>
+            <w:pPr>
+              <w:spacing w:after="0" w:line="240" w:lineRule="auto"/>
+              <w:jc w:val="both"/>
+              <w:rPr>
+                <w:rFonts w:ascii="Times New Roman" w:eastAsia="Times New Roman" w:hAnsi="Times New Roman" w:cs="Times New Roman"/>
+                <w:sz w:val="24"/>
+                <w:szCs w:val="24"/>
+                <w:lang w:val="en-IN" w:eastAsia="en-IN"/>
+              </w:rPr>
+            </w:pPr>
+            <w:r>
+              <w:rPr>
+                <w:rFonts w:ascii="Times New Roman" w:eastAsia="Times New Roman" w:hAnsi="Times New Roman" w:cs="Times New Roman"/>
+                <w:sz w:val="24"/>
+                <w:szCs w:val="24"/>
+                <w:lang w:val="en-IN" w:eastAsia="en-IN"/>
+              </w:rPr>
+              <w:t>Joint + Bone fusion</w:t>
+            </w:r>
+          </w:p>
+        </w:tc>
+      </w:tr>
+    </w:tbl>
+    <w:p>
+      <w:pPr>
+        <w:rPr>
+          <w:rFonts w:ascii="Times New Roman" w:hAnsi="Times New Roman" w:cs="Times New Roman"/>
+          <w:b/>
+          <w:bCs/>
+          <w:sz w:val="28"/>
+          <w:szCs w:val="28"/>
+          <w:lang w:val="en-IN"/>
+        </w:rPr>
+      </w:pPr>
+    </w:p>
+    <w:p>
+      <w:pPr>
+        <w:rPr>
+          <w:rFonts w:ascii="Times New Roman" w:hAnsi="Times New Roman" w:cs="Times New Roman"/>
+          <w:b/>
+          <w:bCs/>
+          <w:sz w:val="28"/>
+          <w:szCs w:val="28"/>
+          <w:lang w:val="en-IN"/>
+        </w:rPr>
+      </w:pPr>
+    </w:p>
+    <w:p>
+      <w:pPr>
+        <w:rPr>
+          <w:rFonts w:ascii="Times New Roman" w:hAnsi="Times New Roman" w:cs="Times New Roman"/>
+          <w:b/>
+          <w:bCs/>
+          <w:sz w:val="28"/>
+          <w:szCs w:val="28"/>
+          <w:lang w:val="en-IN"/>
+        </w:rPr>
+      </w:pPr>
+    </w:p>
+    <w:p>
+      <w:pPr>
+        <w:rPr>
+          <w:rFonts w:ascii="Times New Roman" w:hAnsi="Times New Roman" w:cs="Times New Roman"/>
+          <w:b/>
+          <w:bCs/>
+          <w:sz w:val="28"/>
+          <w:szCs w:val="28"/>
+          <w:lang w:val="en-IN"/>
+        </w:rPr>
+      </w:pPr>
+    </w:p>
+    <w:p>
+      <w:pPr>
+        <w:rPr>
+          <w:rFonts w:ascii="Times New Roman" w:hAnsi="Times New Roman" w:cs="Times New Roman"/>
+          <w:b/>
+          <w:bCs/>
+          <w:sz w:val="28"/>
+          <w:szCs w:val="28"/>
+          <w:lang w:val="en-IN"/>
+        </w:rPr>
+      </w:pPr>
+    </w:p>
+    <w:p>
+      <w:pPr>
+        <w:rPr>
+          <w:rFonts w:ascii="Times New Roman" w:hAnsi="Times New Roman" w:cs="Times New Roman"/>
+          <w:b/>
+          <w:bCs/>
+          <w:sz w:val="28"/>
+          <w:szCs w:val="28"/>
+          <w:lang w:val="en-IN"/>
+        </w:rPr>
+      </w:pPr>
+      <w:r>
+        <w:rPr>
+          <w:rFonts w:ascii="Times New Roman" w:hAnsi="Times New Roman" w:cs="Times New Roman"/>
+          <w:b/>
+          <w:bCs/>
+          <w:sz w:val="28"/>
+          <w:szCs w:val="28"/>
+          <w:lang w:val="en-IN"/>
+        </w:rPr>
+        <w:lastRenderedPageBreak/>
+        <w:t>Analysis and Discussion</w:t>
+      </w:r>
+    </w:p>
+    <w:p>
+      <w:pPr>
+        <w:pStyle w:val="NormalWeb"/>
+        <w:jc w:val="both"/>
+      </w:pPr>
+      <w:r>
+        <w:t xml:space="preserve">The proposed CTR-GCN 2-stream ensemble achieves strong performance with </w:t>
+      </w:r>
+      <w:r>
+        <w:rPr>
+          <w:rStyle w:val="Strong"/>
+        </w:rPr>
+        <w:t>95.76% accuracy and ~95.8% macro precision/recall/F1</w:t>
+      </w:r>
+      <w:r>
+        <w:t>, indicating consistent and well-balanced classification across all action classes. The confusion matrix shows a dominant diagonal with minimal off-diagonal values, confirming low misclassification and high class separability. Training curves indicate stable convergence with decreasing loss and no significant overfitting, highlighting effective optimization and regularization. Compared to baselines such as ST-GCN and MSG3D (~75–77%), the model demonstrates a substantial improvement due to joint–bone feature fusion and adaptive topology learning. However, minor confusion in visually similar actions and reliance on accurate pose estimation remain key limitations.</w:t>
+      </w:r>
+    </w:p>
+    <w:p>
+      <w:pPr>
         <w:rPr>
           <w:rFonts w:ascii="Times New Roman" w:hAnsi="Times New Roman" w:cs="Times New Roman"/>
           <w:b/>
@@ -2337,98 +6529,7 @@
     </w:p>
     <w:p>
       <w:pPr>
-        <w:rPr>
-          <w:rFonts w:ascii="Times New Roman" w:hAnsi="Times New Roman" w:cs="Times New Roman"/>
-          <w:b/>
-          <w:bCs/>
-          <w:sz w:val="28"/>
-          <w:szCs w:val="28"/>
-          <w:lang w:val="en-IN"/>
-        </w:rPr>
-      </w:pPr>
-      <w:r>
-        <w:rPr>
-          <w:rFonts w:ascii="Times New Roman" w:hAnsi="Times New Roman" w:cs="Times New Roman"/>
-          <w:b/>
-          <w:bCs/>
-          <w:sz w:val="28"/>
-          <w:szCs w:val="28"/>
-          <w:lang w:val="en-IN"/>
-        </w:rPr>
-        <w:t>Loss Curves</w:t>
-      </w:r>
-    </w:p>
-    <w:p>
-      <w:pPr>
-        <w:rPr>
-          <w:rFonts w:ascii="Times New Roman" w:hAnsi="Times New Roman" w:cs="Times New Roman"/>
-          <w:b/>
-          <w:bCs/>
-          <w:sz w:val="28"/>
-          <w:szCs w:val="28"/>
-          <w:lang w:val="en-IN"/>
-        </w:rPr>
-      </w:pPr>
-      <w:r>
-        <w:rPr>
-          <w:rFonts w:ascii="Times New Roman" w:hAnsi="Times New Roman" w:cs="Times New Roman"/>
-          <w:b/>
-          <w:bCs/>
-          <w:sz w:val="28"/>
-          <w:szCs w:val="28"/>
-          <w:lang w:val="en-IN"/>
-        </w:rPr>
-        <w:t>Accuracy Curves</w:t>
-      </w:r>
-    </w:p>
-    <w:p>
-      <w:pPr>
-        <w:rPr>
-          <w:rFonts w:ascii="Times New Roman" w:hAnsi="Times New Roman" w:cs="Times New Roman"/>
-          <w:b/>
-          <w:bCs/>
-          <w:sz w:val="28"/>
-          <w:szCs w:val="28"/>
-          <w:lang w:val="en-IN"/>
-        </w:rPr>
-      </w:pPr>
-      <w:r>
-        <w:rPr>
-          <w:rFonts w:ascii="Times New Roman" w:hAnsi="Times New Roman" w:cs="Times New Roman"/>
-          <w:b/>
-          <w:bCs/>
-          <w:sz w:val="28"/>
-          <w:szCs w:val="28"/>
-          <w:lang w:val="en-IN"/>
-        </w:rPr>
-        <w:t>Comparison with Baseline Models</w:t>
-      </w:r>
-    </w:p>
-    <w:p>
-      <w:pPr>
-        <w:rPr>
-          <w:rFonts w:ascii="Times New Roman" w:hAnsi="Times New Roman" w:cs="Times New Roman"/>
-          <w:b/>
-          <w:bCs/>
-          <w:sz w:val="28"/>
-          <w:szCs w:val="28"/>
-          <w:lang w:val="en-IN"/>
-        </w:rPr>
-      </w:pPr>
-      <w:r>
-        <w:rPr>
-          <w:rFonts w:ascii="Times New Roman" w:hAnsi="Times New Roman" w:cs="Times New Roman"/>
-          <w:b/>
-          <w:bCs/>
-          <w:sz w:val="28"/>
-          <w:szCs w:val="28"/>
-          <w:lang w:val="en-IN"/>
-        </w:rPr>
-        <w:t>Analysis and Discussion</w:t>
-      </w:r>
-    </w:p>
-    <w:p>
-      <w:pPr>
+        <w:jc w:val="center"/>
         <w:rPr>
           <w:rFonts w:ascii="Times New Roman" w:hAnsi="Times New Roman" w:cs="Times New Roman"/>
           <w:b/>
@@ -2438,10 +6539,7 @@
           <w:lang w:val="en-IN"/>
         </w:rPr>
       </w:pPr>
-    </w:p>
-    <w:p>
-      <w:pPr>
-        <w:jc w:val="center"/>
+      <w:r>
         <w:rPr>
           <w:rFonts w:ascii="Times New Roman" w:hAnsi="Times New Roman" w:cs="Times New Roman"/>
           <w:b/>
@@ -2450,11 +6548,39 @@
           <w:szCs w:val="32"/>
           <w:lang w:val="en-IN"/>
         </w:rPr>
-      </w:pPr>
+        <w:t>Conclusion</w:t>
+      </w:r>
     </w:p>
     <w:p>
       <w:pPr>
-        <w:jc w:val="center"/>
+        <w:pStyle w:val="NormalWeb"/>
+        <w:jc w:val="both"/>
+      </w:pPr>
+      <w:r>
+        <w:t xml:space="preserve">This project set out to build a robust and efficient skeleton-based human action recognition system, and the results confirm that objective was largely achieved. By implementing a 2-stream CTR-GCN architecture leveraging both joint and bone representations, the model attained a strong accuracy of </w:t>
+      </w:r>
+      <w:r>
+        <w:rPr>
+          <w:rStyle w:val="Strong"/>
+        </w:rPr>
+        <w:t>95.76%</w:t>
+      </w:r>
+      <w:r>
+        <w:t>, demonstrating clear improvement over baseline models such as ST-GCN, 2s-AGCN, MSG3D, and Pose Transformer. The key contribution lies in effectively combining spatial topology refinement with complementary feature streams, enabling better discrimination of complex actions. The preprocessing pipeline and augmentation strategies also proved critical in improving robustness against noise. However, the approach still depends heavily on pose estimation quality and remains limited to closed-set classification on predefined action classes. Additionally, confusion persists in visually similar actions, indicating representational limitations. Future work should focus on transformer-based temporal modeling, self-supervised learning, and multimodal integration (e.g., object context or text alignment) to enhance generalization. Extending the system toward open-vocabulary recognition and real-world deployment scenarios would further increase its practical applicability.</w:t>
+      </w:r>
+    </w:p>
+    <w:p>
+      <w:pPr>
+        <w:rPr>
+          <w:rFonts w:ascii="Times New Roman" w:hAnsi="Times New Roman" w:cs="Times New Roman"/>
+          <w:sz w:val="32"/>
+          <w:szCs w:val="32"/>
+          <w:lang w:val="en-IN"/>
+        </w:rPr>
+      </w:pPr>
+    </w:p>
+    <w:p>
+      <w:pPr>
         <w:rPr>
           <w:rFonts w:ascii="Times New Roman" w:hAnsi="Times New Roman" w:cs="Times New Roman"/>
           <w:b/>
@@ -2467,7 +6593,6 @@
     </w:p>
     <w:p>
       <w:pPr>
-        <w:jc w:val="center"/>
         <w:rPr>
           <w:rFonts w:ascii="Times New Roman" w:hAnsi="Times New Roman" w:cs="Times New Roman"/>
           <w:b/>
@@ -2477,7 +6602,10 @@
           <w:lang w:val="en-IN"/>
         </w:rPr>
       </w:pPr>
-      <w:r>
+    </w:p>
+    <w:p>
+      <w:pPr>
+        <w:jc w:val="center"/>
         <w:rPr>
           <w:rFonts w:ascii="Times New Roman" w:hAnsi="Times New Roman" w:cs="Times New Roman"/>
           <w:b/>
@@ -2486,11 +6614,11 @@
           <w:szCs w:val="32"/>
           <w:lang w:val="en-IN"/>
         </w:rPr>
-        <w:t>Conclusion</w:t>
-      </w:r>
+      </w:pPr>
     </w:p>
     <w:p>
       <w:pPr>
+        <w:jc w:val="center"/>
         <w:rPr>
           <w:rFonts w:ascii="Times New Roman" w:hAnsi="Times New Roman" w:cs="Times New Roman"/>
           <w:b/>
@@ -2503,6 +6631,7 @@
     </w:p>
     <w:p>
       <w:pPr>
+        <w:jc w:val="center"/>
         <w:rPr>
           <w:rFonts w:ascii="Times New Roman" w:hAnsi="Times New Roman" w:cs="Times New Roman"/>
           <w:b/>
@@ -2515,6 +6644,7 @@
     </w:p>
     <w:p>
       <w:pPr>
+        <w:jc w:val="center"/>
         <w:rPr>
           <w:rFonts w:ascii="Times New Roman" w:hAnsi="Times New Roman" w:cs="Times New Roman"/>
           <w:b/>
@@ -2527,7 +6657,6 @@
     </w:p>
     <w:p>
       <w:pPr>
-        <w:jc w:val="center"/>
         <w:rPr>
           <w:rFonts w:ascii="Times New Roman" w:hAnsi="Times New Roman" w:cs="Times New Roman"/>
           <w:b/>
@@ -2540,7 +6669,6 @@
     </w:p>
     <w:p>
       <w:pPr>
-        <w:jc w:val="center"/>
         <w:rPr>
           <w:rFonts w:ascii="Times New Roman" w:hAnsi="Times New Roman" w:cs="Times New Roman"/>
           <w:b/>
@@ -2550,7 +6678,10 @@
           <w:lang w:val="en-IN"/>
         </w:rPr>
       </w:pPr>
-      <w:r>
+    </w:p>
+    <w:p>
+      <w:pPr>
+        <w:jc w:val="center"/>
         <w:rPr>
           <w:rFonts w:ascii="Times New Roman" w:hAnsi="Times New Roman" w:cs="Times New Roman"/>
           <w:b/>
@@ -2559,6 +6690,17 @@
           <w:szCs w:val="32"/>
           <w:lang w:val="en-IN"/>
         </w:rPr>
+      </w:pPr>
+      <w:r>
+        <w:rPr>
+          <w:rFonts w:ascii="Times New Roman" w:hAnsi="Times New Roman" w:cs="Times New Roman"/>
+          <w:b/>
+          <w:bCs/>
+          <w:sz w:val="32"/>
+          <w:szCs w:val="32"/>
+          <w:lang w:val="en-IN"/>
+        </w:rPr>
+        <w:lastRenderedPageBreak/>
         <w:t>References</w:t>
       </w:r>
     </w:p>
@@ -2577,6 +6719,7 @@
     <w:p>
       <w:pPr>
         <w:spacing w:after="0"/>
+        <w:jc w:val="both"/>
         <w:rPr>
           <w:rFonts w:ascii="Times New Roman" w:eastAsia="Times New Roman" w:hAnsi="Times New Roman" w:cs="Times New Roman"/>
           <w:color w:val="000000"/>
@@ -2593,7 +6736,7 @@
           <w:szCs w:val="24"/>
           <w:lang w:val="en-IN" w:eastAsia="en-IN"/>
         </w:rPr>
-        <w:t>[1]</w:t>
+        <w:t xml:space="preserve">[1] T. Nguyen, D. Pham, H. Vu, and T. Le, “A robust and efficient method for skeleton‐based human action recognition and its application for cross‐dataset evaluation,” IET Computer Vision, vol. 16, no. 8, pp. 709–726, Jul. 2022, doi: </w:t>
       </w:r>
       <w:r>
         <w:rPr>
@@ -2603,7 +6746,7 @@
           <w:szCs w:val="24"/>
           <w:lang w:val="en-IN" w:eastAsia="en-IN"/>
         </w:rPr>
-        <w:t xml:space="preserve"> </w:t>
+        <w:t>https://doi.org/10.1049/cvi2.12119</w:t>
       </w:r>
       <w:r>
         <w:rPr>
@@ -2613,21 +6756,13 @@
           <w:szCs w:val="24"/>
           <w:lang w:val="en-IN" w:eastAsia="en-IN"/>
         </w:rPr>
-        <w:t>T. Nguyen, D. Pham, H. Vu, and T. Le, “A robust and efficient method for skeleton‐based human action recognition and its application for cross‐dataset evaluation,” </w:t>
+        <w:t>.</w:t>
       </w:r>
-      <w:r>
-        <w:rPr>
-          <w:rFonts w:ascii="Times New Roman" w:eastAsia="Times New Roman" w:hAnsi="Times New Roman" w:cs="Times New Roman"/>
-          <w:i/>
-          <w:iCs/>
-          <w:color w:val="000000"/>
-          <w:sz w:val="24"/>
-          <w:szCs w:val="24"/>
-          <w:lang w:val="en-IN" w:eastAsia="en-IN"/>
-        </w:rPr>
-        <w:t>IET Computer Vision</w:t>
-      </w:r>
-      <w:r>
+    </w:p>
+    <w:p>
+      <w:pPr>
+        <w:spacing w:after="0"/>
+        <w:jc w:val="both"/>
         <w:rPr>
           <w:rFonts w:ascii="Times New Roman" w:eastAsia="Times New Roman" w:hAnsi="Times New Roman" w:cs="Times New Roman"/>
           <w:color w:val="000000"/>
@@ -2635,9 +6770,11 @@
           <w:szCs w:val="24"/>
           <w:lang w:val="en-IN" w:eastAsia="en-IN"/>
         </w:rPr>
-        <w:t xml:space="preserve">, vol. 16, no. 8, pp. 709–726, Jul. 2022, doi: </w:t>
-      </w:r>
-      <w:r>
+      </w:pPr>
+    </w:p>
+    <w:p>
+      <w:pPr>
+        <w:jc w:val="both"/>
         <w:rPr>
           <w:rFonts w:ascii="Times New Roman" w:eastAsia="Times New Roman" w:hAnsi="Times New Roman" w:cs="Times New Roman"/>
           <w:color w:val="000000"/>
@@ -2645,8 +6782,7 @@
           <w:szCs w:val="24"/>
           <w:lang w:val="en-IN" w:eastAsia="en-IN"/>
         </w:rPr>
-        <w:t>https://doi.org/10.1049/cvi2.12119</w:t>
-      </w:r>
+      </w:pPr>
       <w:r>
         <w:rPr>
           <w:rFonts w:ascii="Times New Roman" w:eastAsia="Times New Roman" w:hAnsi="Times New Roman" w:cs="Times New Roman"/>
@@ -2655,12 +6791,13 @@
           <w:szCs w:val="24"/>
           <w:lang w:val="en-IN" w:eastAsia="en-IN"/>
         </w:rPr>
-        <w:t>.</w:t>
+        <w:t>[2] M. Cormier, Y. Schmid, and J. Beyerer, “Enhancing Skeleton-Based Action Recognition in Real-World Scenarios Through Realistic Data Augmentation,” Thecvf.com, pp. 290–299, 2024, Accessed: Apr. 26, 2026. [Online].Available: https://openaccess.thecvf.com/content/WACV2024W/RWS/html/Cormier_Enhancing_Skeleton-Based_Action_Recognition_in_Real-World_Scenarios_Through_Realistic_Data_WACVW_2024_paper.html</w:t>
       </w:r>
     </w:p>
     <w:p>
       <w:pPr>
         <w:spacing w:after="0"/>
+        <w:jc w:val="both"/>
         <w:rPr>
           <w:rFonts w:ascii="Times New Roman" w:eastAsia="Times New Roman" w:hAnsi="Times New Roman" w:cs="Times New Roman"/>
           <w:color w:val="000000"/>
@@ -2669,9 +6806,7 @@
           <w:lang w:val="en-IN" w:eastAsia="en-IN"/>
         </w:rPr>
       </w:pPr>
-    </w:p>
-    <w:p>
-      <w:pPr>
+      <w:r>
         <w:rPr>
           <w:rFonts w:ascii="Times New Roman" w:eastAsia="Times New Roman" w:hAnsi="Times New Roman" w:cs="Times New Roman"/>
           <w:color w:val="000000"/>
@@ -2679,8 +6814,13 @@
           <w:szCs w:val="24"/>
           <w:lang w:val="en-IN" w:eastAsia="en-IN"/>
         </w:rPr>
-      </w:pPr>
-      <w:r>
+        <w:t>[3] J. Liu, A. Shahroudy, D. Xu, A. C. Kot, and G. Wang, “Skeleton-Based Action Recognition Using Spatio-Temporal LSTM Network with Trust Gates,” IEEE Transactions on Pattern Analysis and Machine Intelligence, vol. 40, no. 12, pp. 3007–3021, Dec. 2018, doi: https://doi.org/10.1109/tpami.2017.2771306.</w:t>
+      </w:r>
+    </w:p>
+    <w:p>
+      <w:pPr>
+        <w:spacing w:after="0"/>
+        <w:jc w:val="both"/>
         <w:rPr>
           <w:rFonts w:ascii="Times New Roman" w:eastAsia="Times New Roman" w:hAnsi="Times New Roman" w:cs="Times New Roman"/>
           <w:color w:val="000000"/>
@@ -2688,9 +6828,12 @@
           <w:szCs w:val="24"/>
           <w:lang w:val="en-IN" w:eastAsia="en-IN"/>
         </w:rPr>
-        <w:t>[2]</w:t>
-      </w:r>
-      <w:r>
+      </w:pPr>
+    </w:p>
+    <w:p>
+      <w:pPr>
+        <w:spacing w:after="0"/>
+        <w:jc w:val="both"/>
         <w:rPr>
           <w:rFonts w:ascii="Times New Roman" w:eastAsia="Times New Roman" w:hAnsi="Times New Roman" w:cs="Times New Roman"/>
           <w:color w:val="000000"/>
@@ -2698,8 +6841,7 @@
           <w:szCs w:val="24"/>
           <w:lang w:val="en-IN" w:eastAsia="en-IN"/>
         </w:rPr>
-        <w:t xml:space="preserve"> </w:t>
-      </w:r>
+      </w:pPr>
       <w:r>
         <w:rPr>
           <w:rFonts w:ascii="Times New Roman" w:eastAsia="Times New Roman" w:hAnsi="Times New Roman" w:cs="Times New Roman"/>
@@ -2708,21 +6850,13 @@
           <w:szCs w:val="24"/>
           <w:lang w:val="en-IN" w:eastAsia="en-IN"/>
         </w:rPr>
-        <w:t>M. Cormier, Y. Schmid, and J. Beyerer, “Enhancing Skeleton-Based Action Recognition in Real-World Scenarios Through Realistic Data Augmentation,” </w:t>
+        <w:t xml:space="preserve">[4] C. Dai, Y. Huang, and W.-C. Chien, “A sparse attack method on skeleton-based human action recognition for intelligent metaverse application,” Future Generation Computer Systems, Jan. 2023, doi: https://doi.org/10.1016/j.future.2022.12.043. </w:t>
       </w:r>
-      <w:r>
-        <w:rPr>
-          <w:rFonts w:ascii="Times New Roman" w:eastAsia="Times New Roman" w:hAnsi="Times New Roman" w:cs="Times New Roman"/>
-          <w:i/>
-          <w:iCs/>
-          <w:color w:val="000000"/>
-          <w:sz w:val="24"/>
-          <w:szCs w:val="24"/>
-          <w:lang w:val="en-IN" w:eastAsia="en-IN"/>
-        </w:rPr>
-        <w:t>Thecvf.com</w:t>
-      </w:r>
-      <w:r>
+    </w:p>
+    <w:p>
+      <w:pPr>
+        <w:spacing w:after="0"/>
+        <w:jc w:val="both"/>
         <w:rPr>
           <w:rFonts w:ascii="Times New Roman" w:eastAsia="Times New Roman" w:hAnsi="Times New Roman" w:cs="Times New Roman"/>
           <w:color w:val="000000"/>
@@ -2730,9 +6864,12 @@
           <w:szCs w:val="24"/>
           <w:lang w:val="en-IN" w:eastAsia="en-IN"/>
         </w:rPr>
-        <w:t xml:space="preserve">, pp. 290–299, 2024, Accessed: Apr. 26, 2026. [Online]. Available: </w:t>
-      </w:r>
-      <w:r>
+      </w:pPr>
+    </w:p>
+    <w:p>
+      <w:pPr>
+        <w:spacing w:after="0"/>
+        <w:jc w:val="both"/>
         <w:rPr>
           <w:rFonts w:ascii="Times New Roman" w:eastAsia="Times New Roman" w:hAnsi="Times New Roman" w:cs="Times New Roman"/>
           <w:color w:val="000000"/>
@@ -2740,12 +6877,8 @@
           <w:szCs w:val="24"/>
           <w:lang w:val="en-IN" w:eastAsia="en-IN"/>
         </w:rPr>
-        <w:t>https://openaccess.thecvf.com/content/WACV2024W/RWS/html/Cormier_Enhancing_Skeleton-Based_Action_Recognition_in_Real-World_Scenarios_Through_Realistic_Data_WACVW_2024_paper.html</w:t>
-      </w:r>
-    </w:p>
-    <w:p>
-      <w:pPr>
-        <w:spacing w:after="0"/>
+      </w:pPr>
+      <w:r>
         <w:rPr>
           <w:rFonts w:ascii="Times New Roman" w:eastAsia="Times New Roman" w:hAnsi="Times New Roman" w:cs="Times New Roman"/>
           <w:color w:val="000000"/>
@@ -2753,8 +6886,13 @@
           <w:szCs w:val="24"/>
           <w:lang w:val="en-IN" w:eastAsia="en-IN"/>
         </w:rPr>
-      </w:pPr>
-      <w:r>
+        <w:t>[5] M. Zhang, H. Yang, P. Li, and M. Jiang, “Skeleton-Based Action Recognition Based on Distance Vector and Multihigh View Adaptive Networks,” Computational Intelligence and Neuroscience, vol. 2021, pp. 1–10, Aug. 2021, doi: https://doi.org/10.1155/2021/1507770.</w:t>
+      </w:r>
+    </w:p>
+    <w:p>
+      <w:pPr>
+        <w:spacing w:after="0"/>
+        <w:jc w:val="both"/>
         <w:rPr>
           <w:rFonts w:ascii="Times New Roman" w:eastAsia="Times New Roman" w:hAnsi="Times New Roman" w:cs="Times New Roman"/>
           <w:color w:val="000000"/>
@@ -2762,9 +6900,12 @@
           <w:szCs w:val="24"/>
           <w:lang w:val="en-IN" w:eastAsia="en-IN"/>
         </w:rPr>
-        <w:t>[</w:t>
-      </w:r>
-      <w:r>
+      </w:pPr>
+    </w:p>
+    <w:p>
+      <w:pPr>
+        <w:spacing w:after="0"/>
+        <w:jc w:val="both"/>
         <w:rPr>
           <w:rFonts w:ascii="Times New Roman" w:eastAsia="Times New Roman" w:hAnsi="Times New Roman" w:cs="Times New Roman"/>
           <w:color w:val="000000"/>
@@ -2772,8 +6913,7 @@
           <w:szCs w:val="24"/>
           <w:lang w:val="en-IN" w:eastAsia="en-IN"/>
         </w:rPr>
-        <w:t>3</w:t>
-      </w:r>
+      </w:pPr>
       <w:r>
         <w:rPr>
           <w:rFonts w:ascii="Times New Roman" w:eastAsia="Times New Roman" w:hAnsi="Times New Roman" w:cs="Times New Roman"/>
@@ -2782,9 +6922,13 @@
           <w:szCs w:val="24"/>
           <w:lang w:val="en-IN" w:eastAsia="en-IN"/>
         </w:rPr>
-        <w:t>]</w:t>
+        <w:t>[6] H. Yu, “Human Action Recognition Algorithm Based on Highresolution Skeletal Images,” 2025 6th International Conference on Computer Engineering and Application (ICCEA), pp. 01–05, Apr. 2025, doi: https://doi.org/10.1109/iccea65460.2025.11103316.</w:t>
       </w:r>
-      <w:r>
+    </w:p>
+    <w:p>
+      <w:pPr>
+        <w:spacing w:after="0"/>
+        <w:jc w:val="both"/>
         <w:rPr>
           <w:rFonts w:ascii="Times New Roman" w:eastAsia="Times New Roman" w:hAnsi="Times New Roman" w:cs="Times New Roman"/>
           <w:color w:val="000000"/>
@@ -2792,9 +6936,12 @@
           <w:szCs w:val="24"/>
           <w:lang w:val="en-IN" w:eastAsia="en-IN"/>
         </w:rPr>
-        <w:t xml:space="preserve"> </w:t>
-      </w:r>
-      <w:r>
+      </w:pPr>
+    </w:p>
+    <w:p>
+      <w:pPr>
+        <w:spacing w:after="0"/>
+        <w:jc w:val="both"/>
         <w:rPr>
           <w:rFonts w:ascii="Times New Roman" w:eastAsia="Times New Roman" w:hAnsi="Times New Roman" w:cs="Times New Roman"/>
           <w:color w:val="000000"/>
@@ -2802,20 +6949,7 @@
           <w:szCs w:val="24"/>
           <w:lang w:val="en-IN" w:eastAsia="en-IN"/>
         </w:rPr>
-        <w:t>J. Liu, A. Shahroudy, D. Xu, A. C. Kot, and G. Wang, “Skeleton-Based Action Recognition Using Spatio-Temporal LSTM Network with Trust Gates,” </w:t>
-      </w:r>
-      <w:r>
-        <w:rPr>
-          <w:rFonts w:ascii="Times New Roman" w:eastAsia="Times New Roman" w:hAnsi="Times New Roman" w:cs="Times New Roman"/>
-          <w:i/>
-          <w:iCs/>
-          <w:color w:val="000000"/>
-          <w:sz w:val="24"/>
-          <w:szCs w:val="24"/>
-          <w:lang w:val="en-IN" w:eastAsia="en-IN"/>
-        </w:rPr>
-        <w:t>IEEE Transactions on Pattern Analysis and Machine Intelligence</w:t>
-      </w:r>
+      </w:pPr>
       <w:r>
         <w:rPr>
           <w:rFonts w:ascii="Times New Roman" w:eastAsia="Times New Roman" w:hAnsi="Times New Roman" w:cs="Times New Roman"/>
@@ -2824,12 +6958,9 @@
           <w:szCs w:val="24"/>
           <w:lang w:val="en-IN" w:eastAsia="en-IN"/>
         </w:rPr>
-        <w:t>, vol. 40, no. 12, pp. 3007–3021, Dec. 2018, doi: https://doi.org/10.1109/tpami.2017.2771306.</w:t>
+        <w:t>[7]</w:t>
       </w:r>
-    </w:p>
-    <w:p>
-      <w:pPr>
-        <w:spacing w:after="0"/>
+      <w:r>
         <w:rPr>
           <w:rFonts w:ascii="Times New Roman" w:eastAsia="Times New Roman" w:hAnsi="Times New Roman" w:cs="Times New Roman"/>
           <w:color w:val="000000"/>
@@ -2837,11 +6968,9 @@
           <w:szCs w:val="24"/>
           <w:lang w:val="en-IN" w:eastAsia="en-IN"/>
         </w:rPr>
-      </w:pPr>
-    </w:p>
-    <w:p>
-      <w:pPr>
-        <w:spacing w:after="0"/>
+        <w:t xml:space="preserve"> </w:t>
+      </w:r>
+      <w:r>
         <w:rPr>
           <w:rFonts w:ascii="Times New Roman" w:eastAsia="Times New Roman" w:hAnsi="Times New Roman" w:cs="Times New Roman"/>
           <w:color w:val="000000"/>
@@ -2849,8 +6978,13 @@
           <w:szCs w:val="24"/>
           <w:lang w:val="en-IN" w:eastAsia="en-IN"/>
         </w:rPr>
-      </w:pPr>
-      <w:r>
+        <w:t>negarhdr, “GitHub - negarhdr/skeleton-based-action-recognition: This repository provides implementation of a baseline method and our proposed methods for efficient Skeleton-based Human Action Recognition.,” GitHub, 2025. https://github.com/negarhdr/skeleton-based-action-recognition (accessed Apr. 26, 2026).</w:t>
+      </w:r>
+    </w:p>
+    <w:p>
+      <w:pPr>
+        <w:spacing w:after="0"/>
+        <w:jc w:val="both"/>
         <w:rPr>
           <w:rFonts w:ascii="Times New Roman" w:eastAsia="Times New Roman" w:hAnsi="Times New Roman" w:cs="Times New Roman"/>
           <w:color w:val="000000"/>
@@ -2858,8 +6992,19 @@
           <w:szCs w:val="24"/>
           <w:lang w:val="en-IN" w:eastAsia="en-IN"/>
         </w:rPr>
-        <w:t>[</w:t>
-      </w:r>
+      </w:pPr>
+    </w:p>
+    <w:p>
+      <w:pPr>
+        <w:jc w:val="both"/>
+        <w:rPr>
+          <w:rFonts w:ascii="Calibri" w:eastAsia="Times New Roman" w:hAnsi="Calibri" w:cs="Calibri"/>
+          <w:color w:val="000000"/>
+          <w:sz w:val="27"/>
+          <w:szCs w:val="27"/>
+          <w:lang w:val="en-IN" w:eastAsia="en-IN"/>
+        </w:rPr>
+      </w:pPr>
       <w:r>
         <w:rPr>
           <w:rFonts w:ascii="Times New Roman" w:eastAsia="Times New Roman" w:hAnsi="Times New Roman" w:cs="Times New Roman"/>
@@ -2868,9 +7013,35 @@
           <w:szCs w:val="24"/>
           <w:lang w:val="en-IN" w:eastAsia="en-IN"/>
         </w:rPr>
-        <w:t>4</w:t>
+        <w:t>[8] B. Yin et al., “Recognizing Skeleton-Based Actions As Points,” 2025 IEEE/RSJ International Conference on Intelligent Robots and Systems (IROS), pp. 21582–21589, Oct. 2025, doi: https://doi.org/10.1109/iros60139.2025.11247615.</w:t>
       </w:r>
+    </w:p>
+    <w:p>
+      <w:pPr>
+        <w:spacing w:before="100" w:beforeAutospacing="1" w:after="100" w:afterAutospacing="1" w:line="240" w:lineRule="auto"/>
+        <w:rPr>
+          <w:rFonts w:ascii="Calibri" w:eastAsia="Times New Roman" w:hAnsi="Calibri" w:cs="Calibri"/>
+          <w:color w:val="000000"/>
+          <w:sz w:val="27"/>
+          <w:szCs w:val="27"/>
+          <w:lang w:val="en-IN" w:eastAsia="en-IN"/>
+        </w:rPr>
+      </w:pPr>
       <w:r>
+        <w:rPr>
+          <w:rFonts w:ascii="Calibri" w:eastAsia="Times New Roman" w:hAnsi="Calibri" w:cs="Calibri"/>
+          <w:color w:val="000000"/>
+          <w:sz w:val="27"/>
+          <w:szCs w:val="27"/>
+          <w:lang w:val="en-IN" w:eastAsia="en-IN"/>
+        </w:rPr>
+        <w:t>‌</w:t>
+      </w:r>
+    </w:p>
+    <w:p>
+      <w:pPr>
+        <w:spacing w:after="0"/>
+        <w:jc w:val="both"/>
         <w:rPr>
           <w:rFonts w:ascii="Times New Roman" w:eastAsia="Times New Roman" w:hAnsi="Times New Roman" w:cs="Times New Roman"/>
           <w:color w:val="000000"/>
@@ -2878,709 +7049,7 @@
           <w:szCs w:val="24"/>
           <w:lang w:val="en-IN" w:eastAsia="en-IN"/>
         </w:rPr>
-        <w:t>]</w:t>
-      </w:r>
-      <w:r>
-        <w:rPr>
-          <w:rFonts w:ascii="Times New Roman" w:eastAsia="Times New Roman" w:hAnsi="Times New Roman" w:cs="Times New Roman"/>
-          <w:color w:val="000000"/>
-          <w:sz w:val="24"/>
-          <w:szCs w:val="24"/>
-          <w:lang w:val="en-IN" w:eastAsia="en-IN"/>
-        </w:rPr>
-        <w:t xml:space="preserve"> </w:t>
-      </w:r>
-      <w:r>
-        <w:rPr>
-          <w:rFonts w:ascii="Times New Roman" w:eastAsia="Times New Roman" w:hAnsi="Times New Roman" w:cs="Times New Roman"/>
-          <w:color w:val="000000"/>
-          <w:sz w:val="24"/>
-          <w:szCs w:val="24"/>
-          <w:lang w:val="en-IN" w:eastAsia="en-IN"/>
-        </w:rPr>
-        <w:t>C. Dai, Y. Huang, and W.-C. Chien, “A sparse attack method on skeleton-based human action recognition for intelligent metaverse application,” </w:t>
-      </w:r>
-      <w:r>
-        <w:rPr>
-          <w:rFonts w:ascii="Times New Roman" w:eastAsia="Times New Roman" w:hAnsi="Times New Roman" w:cs="Times New Roman"/>
-          <w:i/>
-          <w:iCs/>
-          <w:color w:val="000000"/>
-          <w:sz w:val="24"/>
-          <w:szCs w:val="24"/>
-          <w:lang w:val="en-IN" w:eastAsia="en-IN"/>
-        </w:rPr>
-        <w:t>Future Generation Computer Systems</w:t>
-      </w:r>
-      <w:r>
-        <w:rPr>
-          <w:rFonts w:ascii="Times New Roman" w:eastAsia="Times New Roman" w:hAnsi="Times New Roman" w:cs="Times New Roman"/>
-          <w:color w:val="000000"/>
-          <w:sz w:val="24"/>
-          <w:szCs w:val="24"/>
-          <w:lang w:val="en-IN" w:eastAsia="en-IN"/>
-        </w:rPr>
-        <w:t xml:space="preserve">, Jan. 2023, doi: </w:t>
-      </w:r>
-      <w:r>
-        <w:rPr>
-          <w:rFonts w:ascii="Times New Roman" w:eastAsia="Times New Roman" w:hAnsi="Times New Roman" w:cs="Times New Roman"/>
-          <w:color w:val="000000"/>
-          <w:sz w:val="24"/>
-          <w:szCs w:val="24"/>
-          <w:lang w:val="en-IN" w:eastAsia="en-IN"/>
-        </w:rPr>
-        <w:t>https://doi.org/10.1016/j.future.2022.12.043</w:t>
-      </w:r>
-      <w:r>
-        <w:rPr>
-          <w:rFonts w:ascii="Times New Roman" w:eastAsia="Times New Roman" w:hAnsi="Times New Roman" w:cs="Times New Roman"/>
-          <w:color w:val="000000"/>
-          <w:sz w:val="24"/>
-          <w:szCs w:val="24"/>
-          <w:lang w:val="en-IN" w:eastAsia="en-IN"/>
-        </w:rPr>
-        <w:t>.</w:t>
-      </w:r>
-      <w:r>
-        <w:rPr>
-          <w:rFonts w:ascii="Times New Roman" w:eastAsia="Times New Roman" w:hAnsi="Times New Roman" w:cs="Times New Roman"/>
-          <w:color w:val="000000"/>
-          <w:sz w:val="24"/>
-          <w:szCs w:val="24"/>
-          <w:lang w:val="en-IN" w:eastAsia="en-IN"/>
-        </w:rPr>
-        <w:t xml:space="preserve"> </w:t>
-      </w:r>
-    </w:p>
-    <w:p>
-      <w:pPr>
-        <w:spacing w:after="0"/>
-        <w:rPr>
-          <w:rFonts w:ascii="Times New Roman" w:eastAsia="Times New Roman" w:hAnsi="Times New Roman" w:cs="Times New Roman"/>
-          <w:color w:val="000000"/>
-          <w:sz w:val="24"/>
-          <w:szCs w:val="24"/>
-          <w:lang w:val="en-IN" w:eastAsia="en-IN"/>
-        </w:rPr>
-      </w:pPr>
-    </w:p>
-    <w:p>
-      <w:pPr>
-        <w:spacing w:after="0"/>
-        <w:rPr>
-          <w:rFonts w:ascii="Times New Roman" w:eastAsia="Times New Roman" w:hAnsi="Times New Roman" w:cs="Times New Roman"/>
-          <w:color w:val="000000"/>
-          <w:sz w:val="24"/>
-          <w:szCs w:val="24"/>
-          <w:lang w:val="en-IN" w:eastAsia="en-IN"/>
-        </w:rPr>
-      </w:pPr>
-      <w:r>
-        <w:rPr>
-          <w:rFonts w:ascii="Times New Roman" w:eastAsia="Times New Roman" w:hAnsi="Times New Roman" w:cs="Times New Roman"/>
-          <w:color w:val="000000"/>
-          <w:sz w:val="24"/>
-          <w:szCs w:val="24"/>
-          <w:lang w:val="en-IN" w:eastAsia="en-IN"/>
-        </w:rPr>
-        <w:t>[</w:t>
-      </w:r>
-      <w:r>
-        <w:rPr>
-          <w:rFonts w:ascii="Times New Roman" w:eastAsia="Times New Roman" w:hAnsi="Times New Roman" w:cs="Times New Roman"/>
-          <w:color w:val="000000"/>
-          <w:sz w:val="24"/>
-          <w:szCs w:val="24"/>
-          <w:lang w:val="en-IN" w:eastAsia="en-IN"/>
-        </w:rPr>
-        <w:t>5</w:t>
-      </w:r>
-      <w:r>
-        <w:rPr>
-          <w:rFonts w:ascii="Times New Roman" w:eastAsia="Times New Roman" w:hAnsi="Times New Roman" w:cs="Times New Roman"/>
-          <w:color w:val="000000"/>
-          <w:sz w:val="24"/>
-          <w:szCs w:val="24"/>
-          <w:lang w:val="en-IN" w:eastAsia="en-IN"/>
-        </w:rPr>
-        <w:t>]</w:t>
-      </w:r>
-      <w:r>
-        <w:rPr>
-          <w:rFonts w:ascii="Times New Roman" w:eastAsia="Times New Roman" w:hAnsi="Times New Roman" w:cs="Times New Roman"/>
-          <w:color w:val="000000"/>
-          <w:sz w:val="24"/>
-          <w:szCs w:val="24"/>
-          <w:lang w:val="en-IN" w:eastAsia="en-IN"/>
-        </w:rPr>
-        <w:t xml:space="preserve"> </w:t>
-      </w:r>
-      <w:r>
-        <w:rPr>
-          <w:rFonts w:ascii="Times New Roman" w:eastAsia="Times New Roman" w:hAnsi="Times New Roman" w:cs="Times New Roman"/>
-          <w:color w:val="000000"/>
-          <w:sz w:val="24"/>
-          <w:szCs w:val="24"/>
-          <w:lang w:val="en-IN" w:eastAsia="en-IN"/>
-        </w:rPr>
-        <w:t>M. Zhang, H. Yang, P. Li, and M. Jiang, “Skeleton-Based Action Recognition Based on Distance Vector and Multihigh View Adaptive Networks,” </w:t>
-      </w:r>
-      <w:r>
-        <w:rPr>
-          <w:rFonts w:ascii="Times New Roman" w:eastAsia="Times New Roman" w:hAnsi="Times New Roman" w:cs="Times New Roman"/>
-          <w:i/>
-          <w:iCs/>
-          <w:color w:val="000000"/>
-          <w:sz w:val="24"/>
-          <w:szCs w:val="24"/>
-          <w:lang w:val="en-IN" w:eastAsia="en-IN"/>
-        </w:rPr>
-        <w:t>Computational Intelligence and Neuroscience</w:t>
-      </w:r>
-      <w:r>
-        <w:rPr>
-          <w:rFonts w:ascii="Times New Roman" w:eastAsia="Times New Roman" w:hAnsi="Times New Roman" w:cs="Times New Roman"/>
-          <w:color w:val="000000"/>
-          <w:sz w:val="24"/>
-          <w:szCs w:val="24"/>
-          <w:lang w:val="en-IN" w:eastAsia="en-IN"/>
-        </w:rPr>
-        <w:t xml:space="preserve">, vol. 2021, pp. 1–10, Aug. 2021, doi: </w:t>
-      </w:r>
-      <w:r>
-        <w:rPr>
-          <w:rFonts w:ascii="Times New Roman" w:eastAsia="Times New Roman" w:hAnsi="Times New Roman" w:cs="Times New Roman"/>
-          <w:color w:val="000000"/>
-          <w:sz w:val="24"/>
-          <w:szCs w:val="24"/>
-          <w:lang w:val="en-IN" w:eastAsia="en-IN"/>
-        </w:rPr>
-        <w:t>https://doi.org/10.1155/2021/1507770</w:t>
-      </w:r>
-      <w:r>
-        <w:rPr>
-          <w:rFonts w:ascii="Times New Roman" w:eastAsia="Times New Roman" w:hAnsi="Times New Roman" w:cs="Times New Roman"/>
-          <w:color w:val="000000"/>
-          <w:sz w:val="24"/>
-          <w:szCs w:val="24"/>
-          <w:lang w:val="en-IN" w:eastAsia="en-IN"/>
-        </w:rPr>
-        <w:t>.</w:t>
-      </w:r>
-    </w:p>
-    <w:p>
-      <w:pPr>
-        <w:spacing w:after="0"/>
-        <w:rPr>
-          <w:rFonts w:ascii="Times New Roman" w:eastAsia="Times New Roman" w:hAnsi="Times New Roman" w:cs="Times New Roman"/>
-          <w:color w:val="000000"/>
-          <w:sz w:val="24"/>
-          <w:szCs w:val="24"/>
-          <w:lang w:val="en-IN" w:eastAsia="en-IN"/>
-        </w:rPr>
-      </w:pPr>
-    </w:p>
-    <w:p>
-      <w:pPr>
-        <w:spacing w:after="0"/>
-        <w:rPr>
-          <w:rFonts w:ascii="Times New Roman" w:eastAsia="Times New Roman" w:hAnsi="Times New Roman" w:cs="Times New Roman"/>
-          <w:color w:val="000000"/>
-          <w:sz w:val="24"/>
-          <w:szCs w:val="24"/>
-          <w:lang w:val="en-IN" w:eastAsia="en-IN"/>
-        </w:rPr>
-      </w:pPr>
-      <w:r>
-        <w:rPr>
-          <w:rFonts w:ascii="Times New Roman" w:eastAsia="Times New Roman" w:hAnsi="Times New Roman" w:cs="Times New Roman"/>
-          <w:color w:val="000000"/>
-          <w:sz w:val="24"/>
-          <w:szCs w:val="24"/>
-          <w:lang w:val="en-IN" w:eastAsia="en-IN"/>
-        </w:rPr>
-        <w:t>[</w:t>
-      </w:r>
-      <w:r>
-        <w:rPr>
-          <w:rFonts w:ascii="Times New Roman" w:eastAsia="Times New Roman" w:hAnsi="Times New Roman" w:cs="Times New Roman"/>
-          <w:color w:val="000000"/>
-          <w:sz w:val="24"/>
-          <w:szCs w:val="24"/>
-          <w:lang w:val="en-IN" w:eastAsia="en-IN"/>
-        </w:rPr>
-        <w:t>6</w:t>
-      </w:r>
-      <w:r>
-        <w:rPr>
-          <w:rFonts w:ascii="Times New Roman" w:eastAsia="Times New Roman" w:hAnsi="Times New Roman" w:cs="Times New Roman"/>
-          <w:color w:val="000000"/>
-          <w:sz w:val="24"/>
-          <w:szCs w:val="24"/>
-          <w:lang w:val="en-IN" w:eastAsia="en-IN"/>
-        </w:rPr>
-        <w:t>]</w:t>
-      </w:r>
-      <w:r>
-        <w:rPr>
-          <w:rFonts w:ascii="Times New Roman" w:eastAsia="Times New Roman" w:hAnsi="Times New Roman" w:cs="Times New Roman"/>
-          <w:color w:val="000000"/>
-          <w:sz w:val="24"/>
-          <w:szCs w:val="24"/>
-          <w:lang w:val="en-IN" w:eastAsia="en-IN"/>
-        </w:rPr>
-        <w:t xml:space="preserve"> </w:t>
-      </w:r>
-      <w:r>
-        <w:rPr>
-          <w:rFonts w:ascii="Times New Roman" w:eastAsia="Times New Roman" w:hAnsi="Times New Roman" w:cs="Times New Roman"/>
-          <w:color w:val="000000"/>
-          <w:sz w:val="24"/>
-          <w:szCs w:val="24"/>
-          <w:lang w:val="en-IN" w:eastAsia="en-IN"/>
-        </w:rPr>
-        <w:t>H. Yu, “Human Action Recognition Algorithm Based on Highresolution Skeletal Images,” </w:t>
-      </w:r>
-      <w:r>
-        <w:rPr>
-          <w:rFonts w:ascii="Times New Roman" w:eastAsia="Times New Roman" w:hAnsi="Times New Roman" w:cs="Times New Roman"/>
-          <w:i/>
-          <w:iCs/>
-          <w:color w:val="000000"/>
-          <w:sz w:val="24"/>
-          <w:szCs w:val="24"/>
-          <w:lang w:val="en-IN" w:eastAsia="en-IN"/>
-        </w:rPr>
-        <w:t>2025 6th International Conference on Computer Engineering and Application (ICCEA)</w:t>
-      </w:r>
-      <w:r>
-        <w:rPr>
-          <w:rFonts w:ascii="Times New Roman" w:eastAsia="Times New Roman" w:hAnsi="Times New Roman" w:cs="Times New Roman"/>
-          <w:color w:val="000000"/>
-          <w:sz w:val="24"/>
-          <w:szCs w:val="24"/>
-          <w:lang w:val="en-IN" w:eastAsia="en-IN"/>
-        </w:rPr>
-        <w:t xml:space="preserve">, pp. 01–05, Apr. 2025, doi: </w:t>
-      </w:r>
-      <w:r>
-        <w:rPr>
-          <w:rFonts w:ascii="Times New Roman" w:eastAsia="Times New Roman" w:hAnsi="Times New Roman" w:cs="Times New Roman"/>
-          <w:color w:val="000000"/>
-          <w:sz w:val="24"/>
-          <w:szCs w:val="24"/>
-          <w:lang w:val="en-IN" w:eastAsia="en-IN"/>
-        </w:rPr>
-        <w:t>https://doi.org/10.1109/iccea65460.2025.11103316</w:t>
-      </w:r>
-      <w:r>
-        <w:rPr>
-          <w:rFonts w:ascii="Times New Roman" w:eastAsia="Times New Roman" w:hAnsi="Times New Roman" w:cs="Times New Roman"/>
-          <w:color w:val="000000"/>
-          <w:sz w:val="24"/>
-          <w:szCs w:val="24"/>
-          <w:lang w:val="en-IN" w:eastAsia="en-IN"/>
-        </w:rPr>
-        <w:t>.</w:t>
-      </w:r>
-    </w:p>
-    <w:p>
-      <w:pPr>
-        <w:spacing w:after="0"/>
-        <w:rPr>
-          <w:rFonts w:ascii="Times New Roman" w:eastAsia="Times New Roman" w:hAnsi="Times New Roman" w:cs="Times New Roman"/>
-          <w:color w:val="000000"/>
-          <w:sz w:val="24"/>
-          <w:szCs w:val="24"/>
-          <w:lang w:val="en-IN" w:eastAsia="en-IN"/>
-        </w:rPr>
-      </w:pPr>
-    </w:p>
-    <w:p>
-      <w:pPr>
-        <w:spacing w:after="0"/>
-        <w:rPr>
-          <w:rFonts w:ascii="Times New Roman" w:eastAsia="Times New Roman" w:hAnsi="Times New Roman" w:cs="Times New Roman"/>
-          <w:color w:val="000000"/>
-          <w:sz w:val="24"/>
-          <w:szCs w:val="24"/>
-          <w:lang w:val="en-IN" w:eastAsia="en-IN"/>
-        </w:rPr>
-      </w:pPr>
-      <w:r>
-        <w:rPr>
-          <w:rFonts w:ascii="Times New Roman" w:eastAsia="Times New Roman" w:hAnsi="Times New Roman" w:cs="Times New Roman"/>
-          <w:color w:val="000000"/>
-          <w:sz w:val="24"/>
-          <w:szCs w:val="24"/>
-          <w:lang w:val="en-IN" w:eastAsia="en-IN"/>
-        </w:rPr>
-        <w:t>[</w:t>
-      </w:r>
-      <w:r>
-        <w:rPr>
-          <w:rFonts w:ascii="Times New Roman" w:eastAsia="Times New Roman" w:hAnsi="Times New Roman" w:cs="Times New Roman"/>
-          <w:color w:val="000000"/>
-          <w:sz w:val="24"/>
-          <w:szCs w:val="24"/>
-          <w:lang w:val="en-IN" w:eastAsia="en-IN"/>
-        </w:rPr>
-        <w:t>7</w:t>
-      </w:r>
-      <w:r>
-        <w:rPr>
-          <w:rFonts w:ascii="Times New Roman" w:eastAsia="Times New Roman" w:hAnsi="Times New Roman" w:cs="Times New Roman"/>
-          <w:color w:val="000000"/>
-          <w:sz w:val="24"/>
-          <w:szCs w:val="24"/>
-          <w:lang w:val="en-IN" w:eastAsia="en-IN"/>
-        </w:rPr>
-        <w:t>]</w:t>
-      </w:r>
-      <w:r>
-        <w:rPr>
-          <w:rFonts w:ascii="Times New Roman" w:eastAsia="Times New Roman" w:hAnsi="Times New Roman" w:cs="Times New Roman"/>
-          <w:color w:val="000000"/>
-          <w:sz w:val="24"/>
-          <w:szCs w:val="24"/>
-          <w:lang w:val="en-IN" w:eastAsia="en-IN"/>
-        </w:rPr>
-        <w:t xml:space="preserve"> </w:t>
-      </w:r>
-      <w:r>
-        <w:rPr>
-          <w:rFonts w:ascii="Times New Roman" w:eastAsia="Times New Roman" w:hAnsi="Times New Roman" w:cs="Times New Roman"/>
-          <w:color w:val="000000"/>
-          <w:sz w:val="24"/>
-          <w:szCs w:val="24"/>
-          <w:lang w:val="en-IN" w:eastAsia="en-IN"/>
-        </w:rPr>
-        <w:t>negarhdr, “GitHub - negarhdr/skeleton-based-action-recognition: This repository provides implementation of a baseline method and our proposed methods for efficient Skeleton-based Human Action Recognition.,” </w:t>
-      </w:r>
-      <w:r>
-        <w:rPr>
-          <w:rFonts w:ascii="Times New Roman" w:eastAsia="Times New Roman" w:hAnsi="Times New Roman" w:cs="Times New Roman"/>
-          <w:i/>
-          <w:iCs/>
-          <w:color w:val="000000"/>
-          <w:sz w:val="24"/>
-          <w:szCs w:val="24"/>
-          <w:lang w:val="en-IN" w:eastAsia="en-IN"/>
-        </w:rPr>
-        <w:t>GitHub</w:t>
-      </w:r>
-      <w:r>
-        <w:rPr>
-          <w:rFonts w:ascii="Times New Roman" w:eastAsia="Times New Roman" w:hAnsi="Times New Roman" w:cs="Times New Roman"/>
-          <w:color w:val="000000"/>
-          <w:sz w:val="24"/>
-          <w:szCs w:val="24"/>
-          <w:lang w:val="en-IN" w:eastAsia="en-IN"/>
-        </w:rPr>
-        <w:t>, 2025. https://github.com/negarhdr/skeleton-based-action-recognition (accessed Apr. 26, 2026).</w:t>
-      </w:r>
-    </w:p>
-    <w:p>
-      <w:pPr>
-        <w:spacing w:before="100" w:beforeAutospacing="1" w:after="100" w:afterAutospacing="1" w:line="240" w:lineRule="auto"/>
-        <w:rPr>
-          <w:rFonts w:ascii="Times New Roman" w:eastAsia="Times New Roman" w:hAnsi="Times New Roman" w:cs="Times New Roman"/>
-          <w:color w:val="000000"/>
-          <w:sz w:val="24"/>
-          <w:szCs w:val="24"/>
-          <w:lang w:val="en-IN" w:eastAsia="en-IN"/>
-        </w:rPr>
-      </w:pPr>
-    </w:p>
-    <w:p>
-      <w:pPr>
-        <w:rPr>
-          <w:lang w:val="en-IN"/>
-        </w:rPr>
-      </w:pPr>
-    </w:p>
-    <w:p>
-      <w:pPr>
-        <w:rPr>
-          <w:lang w:val="en-IN"/>
-        </w:rPr>
-      </w:pPr>
-    </w:p>
-    <w:p>
-      <w:pPr>
-        <w:pStyle w:val="Heading1"/>
-      </w:pPr>
-    </w:p>
-    <w:p>
-      <w:r>
-        <w:br/>
-      </w:r>
-    </w:p>
-    <w:p>
-      <w:pPr>
-        <w:pStyle w:val="Heading1"/>
-      </w:pPr>
-      <w:r>
-        <w:t>Methodology</w:t>
-      </w:r>
-      <w:r>
-        <w:t xml:space="preserve"> (Detailed discussion required)</w:t>
-      </w:r>
-    </w:p>
-    <w:p>
-      <w:pPr>
-        <w:rPr>
-          <w:b/>
-          <w:bCs/>
-          <w:lang w:val="en-IN"/>
-        </w:rPr>
-      </w:pPr>
-      <w:r>
-        <w:rPr>
-          <w:b/>
-          <w:bCs/>
-          <w:lang w:val="en-IN"/>
-        </w:rPr>
-        <w:t>Model Architecture</w:t>
-      </w:r>
-    </w:p>
-    <w:p>
-      <w:pPr>
-        <w:numPr>
-          <w:ilvl w:val="0"/>
-          <w:numId w:val="11"/>
-        </w:numPr>
-        <w:rPr>
-          <w:lang w:val="en-IN"/>
-        </w:rPr>
-      </w:pPr>
-      <w:r>
-        <w:rPr>
-          <w:lang w:val="en-IN"/>
-        </w:rPr>
-        <w:t xml:space="preserve">Type of model </w:t>
-      </w:r>
-      <w:r>
-        <w:rPr>
-          <w:lang w:val="en-IN"/>
-        </w:rPr>
-        <w:t>(Do not use Machine learning models. Apply deep learning base models and advanced model introduced 2024 onwards)</w:t>
-      </w:r>
-    </w:p>
-    <w:p>
-      <w:pPr>
-        <w:numPr>
-          <w:ilvl w:val="0"/>
-          <w:numId w:val="11"/>
-        </w:numPr>
-        <w:rPr>
-          <w:lang w:val="en-IN"/>
-        </w:rPr>
-      </w:pPr>
-      <w:r>
-        <w:rPr>
-          <w:lang w:val="en-IN"/>
-        </w:rPr>
-        <w:t xml:space="preserve">Layers used </w:t>
-      </w:r>
-    </w:p>
-    <w:p>
-      <w:pPr>
-        <w:numPr>
-          <w:ilvl w:val="0"/>
-          <w:numId w:val="11"/>
-        </w:numPr>
-        <w:rPr>
-          <w:lang w:val="en-IN"/>
-        </w:rPr>
-      </w:pPr>
-      <w:r>
-        <w:rPr>
-          <w:lang w:val="en-IN"/>
-        </w:rPr>
-        <w:t xml:space="preserve">Activation functions </w:t>
-      </w:r>
-    </w:p>
-    <w:p>
-      <w:pPr>
-        <w:numPr>
-          <w:ilvl w:val="0"/>
-          <w:numId w:val="11"/>
-        </w:numPr>
-        <w:rPr>
-          <w:lang w:val="en-IN"/>
-        </w:rPr>
-      </w:pPr>
-      <w:r>
-        <w:rPr>
-          <w:lang w:val="en-IN"/>
-        </w:rPr>
-        <w:t xml:space="preserve">Loss function </w:t>
-      </w:r>
-    </w:p>
-    <w:p>
-      <w:pPr>
-        <w:numPr>
-          <w:ilvl w:val="0"/>
-          <w:numId w:val="11"/>
-        </w:numPr>
-        <w:rPr>
-          <w:lang w:val="en-IN"/>
-        </w:rPr>
-      </w:pPr>
-      <w:r>
-        <w:rPr>
-          <w:lang w:val="en-IN"/>
-        </w:rPr>
-        <w:t xml:space="preserve">Optimizer </w:t>
-      </w:r>
-    </w:p>
-    <w:p>
-      <w:pPr>
-        <w:rPr>
-          <w:b/>
-          <w:bCs/>
-          <w:lang w:val="en-IN"/>
-        </w:rPr>
-      </w:pPr>
-      <w:r>
-        <w:rPr>
-          <w:b/>
-          <w:bCs/>
-          <w:lang w:val="en-IN"/>
-        </w:rPr>
-        <w:t>Workflow</w:t>
-      </w:r>
-    </w:p>
-    <w:p>
-      <w:pPr>
-        <w:numPr>
-          <w:ilvl w:val="0"/>
-          <w:numId w:val="12"/>
-        </w:numPr>
-        <w:rPr>
-          <w:lang w:val="en-IN"/>
-        </w:rPr>
-      </w:pPr>
-      <w:r>
-        <w:rPr>
-          <w:lang w:val="en-IN"/>
-        </w:rPr>
-        <w:t>Data → Preprocessing → Training → Testing → Evaluation</w:t>
-      </w:r>
-    </w:p>
-    <w:p>
-      <w:pPr>
-        <w:pStyle w:val="Heading1"/>
-      </w:pPr>
-      <w:r>
-        <w:t>Implementation Details</w:t>
-      </w:r>
-    </w:p>
-    <w:p>
-      <w:r>
-        <w:t>Hyper parameters values</w:t>
-      </w:r>
-      <w:r>
-        <w:br/>
-      </w:r>
-    </w:p>
-    <w:p>
-      <w:pPr>
-        <w:pStyle w:val="Heading1"/>
-      </w:pPr>
-      <w:r>
-        <w:t>Results and Analysis</w:t>
-      </w:r>
-      <w:r>
-        <w:t xml:space="preserve"> (Detailed required)</w:t>
-      </w:r>
-    </w:p>
-    <w:p>
-      <w:pPr>
-        <w:rPr>
-          <w:lang w:val="en-IN"/>
-        </w:rPr>
-      </w:pPr>
-      <w:r>
-        <w:rPr>
-          <w:lang w:val="en-IN"/>
-        </w:rPr>
-        <w:t xml:space="preserve">In case of classification </w:t>
-      </w:r>
-      <w:r>
-        <w:rPr>
-          <w:lang w:val="en-IN"/>
-        </w:rPr>
-        <w:t>(Accuracy precision, recall, F1 score etc.</w:t>
-      </w:r>
-    </w:p>
-    <w:p>
-      <w:pPr>
-        <w:rPr>
-          <w:lang w:val="en-IN"/>
-        </w:rPr>
-      </w:pPr>
-      <w:r>
-        <w:rPr>
-          <w:lang w:val="en-IN"/>
-        </w:rPr>
-        <w:t>Tables + Graphs (very important)</w:t>
-      </w:r>
-      <w:r>
-        <w:rPr>
-          <w:lang w:val="en-IN"/>
-        </w:rPr>
-        <w:t xml:space="preserve"> with discussion of results. </w:t>
-      </w:r>
-    </w:p>
-    <w:p>
-      <w:pPr>
-        <w:rPr>
-          <w:lang w:val="en-IN"/>
-        </w:rPr>
-      </w:pPr>
-      <w:r>
-        <w:rPr>
-          <w:lang w:val="en-IN"/>
-        </w:rPr>
-        <w:t xml:space="preserve">Loss curves </w:t>
-      </w:r>
-    </w:p>
-    <w:p>
-      <w:pPr>
-        <w:rPr>
-          <w:lang w:val="en-IN"/>
-        </w:rPr>
-      </w:pPr>
-      <w:r>
-        <w:rPr>
-          <w:lang w:val="en-IN"/>
-        </w:rPr>
-        <w:t xml:space="preserve"> Confusion matrix </w:t>
-      </w:r>
-    </w:p>
-    <w:p>
-      <w:r>
-        <w:t>Result should be compared with base models</w:t>
-      </w:r>
-      <w:r>
-        <w:br/>
-      </w:r>
-    </w:p>
-    <w:p>
-      <w:pPr>
-        <w:pStyle w:val="Heading1"/>
-      </w:pPr>
-      <w:r>
-        <w:t>Conclusion</w:t>
-      </w:r>
-    </w:p>
-    <w:p>
-      <w:r>
-        <w:t>Write your content here...</w:t>
-      </w:r>
+      </w:pPr>
     </w:p>
     <w:sectPr>
       <w:pgSz w:w="12240" w:h="15840"/>
@@ -4053,7 +7522,7 @@
         <w:sz w:val="20"/>
       </w:rPr>
     </w:lvl>
-    <w:lvl w:ilvl="1" w:tentative="1">
+    <w:lvl w:ilvl="1">
       <w:start w:val="1"/>
       <w:numFmt w:val="bullet"/>
       <w:lvlText w:val="o"/>
@@ -4521,6 +7990,9 @@
   </w:num>
   <w:num w:numId="14" w16cid:durableId="339478632">
     <w:abstractNumId w:val="11"/>
+  </w:num>
+  <w:num w:numId="15" w16cid:durableId="1361324905">
+    <w:abstractNumId w:val="13"/>
   </w:num>
 </w:numbering>
 </file>
@@ -5128,6 +8600,7 @@
   <w:style w:type="character" w:default="1" w:styleId="DefaultParagraphFont">
     <w:name w:val="Default Paragraph Font"/>
     <w:uiPriority w:val="1"/>
+    <w:semiHidden/>
     <w:unhideWhenUsed/>
   </w:style>
   <w:style w:type="table" w:default="1" w:styleId="TableNormal">
@@ -15943,6 +19416,20 @@
       <w:shd w:val="clear" w:color="auto" w:fill="E1DFDD"/>
     </w:rPr>
   </w:style>
+  <w:style w:type="paragraph" w:customStyle="1" w:styleId="font-claude-response-body">
+    <w:name w:val="font-claude-response-body"/>
+    <w:basedOn w:val="Normal"/>
+    <w:rsid w:val="00FA17D5"/>
+    <w:pPr>
+      <w:spacing w:before="100" w:beforeAutospacing="1" w:after="100" w:afterAutospacing="1" w:line="240" w:lineRule="auto"/>
+    </w:pPr>
+    <w:rPr>
+      <w:rFonts w:ascii="Times New Roman" w:eastAsia="Times New Roman" w:hAnsi="Times New Roman" w:cs="Times New Roman"/>
+      <w:sz w:val="24"/>
+      <w:szCs w:val="24"/>
+      <w:lang w:val="en-IN" w:eastAsia="en-IN"/>
+    </w:rPr>
+  </w:style>
 </w:styles>
 </file>
 

--- a/reports/project report.docx
+++ b/reports/project report.docx
@@ -133,9 +133,12 @@
           <w:sz w:val="28"/>
           <w:szCs w:val="28"/>
         </w:rPr>
-        <w:t>102316</w:t>
+        <w:t>102316091 – Sahil Kumar</w:t>
       </w:r>
-      <w:r>
+    </w:p>
+    <w:p>
+      <w:pPr>
+        <w:jc w:val="center"/>
         <w:rPr>
           <w:rFonts w:ascii="Times New Roman" w:hAnsi="Times New Roman" w:cs="Times New Roman"/>
           <w:b/>
@@ -144,8 +147,7 @@
           <w:sz w:val="28"/>
           <w:szCs w:val="28"/>
         </w:rPr>
-        <w:t>091</w:t>
-      </w:r>
+      </w:pPr>
       <w:r>
         <w:rPr>
           <w:rFonts w:ascii="Times New Roman" w:hAnsi="Times New Roman" w:cs="Times New Roman"/>
@@ -155,9 +157,12 @@
           <w:sz w:val="28"/>
           <w:szCs w:val="28"/>
         </w:rPr>
-        <w:t xml:space="preserve"> </w:t>
+        <w:t>102316104 – Aashish Sharma</w:t>
       </w:r>
-      <w:r>
+    </w:p>
+    <w:p>
+      <w:pPr>
+        <w:jc w:val="center"/>
         <w:rPr>
           <w:rFonts w:ascii="Times New Roman" w:hAnsi="Times New Roman" w:cs="Times New Roman"/>
           <w:b/>
@@ -166,12 +171,8 @@
           <w:sz w:val="28"/>
           <w:szCs w:val="28"/>
         </w:rPr>
-        <w:t>– Sahil Kumar</w:t>
-      </w:r>
-    </w:p>
-    <w:p>
-      <w:pPr>
-        <w:jc w:val="center"/>
+      </w:pPr>
+      <w:r>
         <w:rPr>
           <w:rFonts w:ascii="Times New Roman" w:hAnsi="Times New Roman" w:cs="Times New Roman"/>
           <w:b/>
@@ -180,8 +181,12 @@
           <w:sz w:val="28"/>
           <w:szCs w:val="28"/>
         </w:rPr>
-      </w:pPr>
-      <w:r>
+        <w:t>102316106 – Chaitanya Singh Chouhan</w:t>
+      </w:r>
+    </w:p>
+    <w:p>
+      <w:pPr>
+        <w:jc w:val="center"/>
         <w:rPr>
           <w:rFonts w:ascii="Times New Roman" w:hAnsi="Times New Roman" w:cs="Times New Roman"/>
           <w:b/>
@@ -190,12 +195,8 @@
           <w:sz w:val="28"/>
           <w:szCs w:val="28"/>
         </w:rPr>
-        <w:t>102316104 – Aashish Sharma</w:t>
-      </w:r>
-    </w:p>
-    <w:p>
-      <w:pPr>
-        <w:jc w:val="center"/>
+      </w:pPr>
+      <w:r>
         <w:rPr>
           <w:rFonts w:ascii="Times New Roman" w:hAnsi="Times New Roman" w:cs="Times New Roman"/>
           <w:b/>
@@ -204,57 +205,8 @@
           <w:sz w:val="28"/>
           <w:szCs w:val="28"/>
         </w:rPr>
-      </w:pPr>
-      <w:r>
-        <w:rPr>
-          <w:rFonts w:ascii="Times New Roman" w:hAnsi="Times New Roman" w:cs="Times New Roman"/>
-          <w:b/>
-          <w:bCs/>
-          <w:color w:val="000000"/>
-          <w:sz w:val="28"/>
-          <w:szCs w:val="28"/>
-        </w:rPr>
-        <w:t>102316106 – Chaitanya Singh Chouhan</w:t>
-      </w:r>
-    </w:p>
-    <w:p>
-      <w:pPr>
-        <w:jc w:val="center"/>
-        <w:rPr>
-          <w:rFonts w:ascii="Times New Roman" w:hAnsi="Times New Roman" w:cs="Times New Roman"/>
-          <w:b/>
-          <w:bCs/>
-          <w:color w:val="000000"/>
-          <w:sz w:val="28"/>
-          <w:szCs w:val="28"/>
-        </w:rPr>
-      </w:pPr>
-      <w:r>
-        <w:rPr>
-          <w:rFonts w:ascii="Times New Roman" w:hAnsi="Times New Roman" w:cs="Times New Roman"/>
-          <w:b/>
-          <w:bCs/>
-          <w:color w:val="000000"/>
-          <w:sz w:val="28"/>
-          <w:szCs w:val="28"/>
-        </w:rPr>
         <w:t>102316108 - Naman Jain</w:t>
       </w:r>
-    </w:p>
-    <w:p>
-      <w:pPr>
-        <w:jc w:val="center"/>
-        <w:rPr>
-          <w:rFonts w:eastAsiaTheme="minorHAnsi"/>
-          <w:b/>
-          <w:bCs/>
-          <w:color w:val="000000"/>
-          <w:kern w:val="2"/>
-          <w:sz w:val="28"/>
-          <w:szCs w:val="28"/>
-          <w14:ligatures w14:val="standardContextual"/>
-        </w:rPr>
-      </w:pPr>
     </w:p>
     <w:p>
       <w:pPr>
@@ -476,7 +428,21 @@
           <w:lang w:val="en-IN"/>
           <w14:ligatures w14:val="standardContextual"/>
         </w:rPr>
-        <w:t>Dr. Reeta</w:t>
+        <w:t>Dr. Reet</w:t>
+      </w:r>
+      <w:r>
+        <w:rPr>
+          <w:rFonts w:ascii="Times New Roman" w:eastAsiaTheme="minorHAnsi" w:hAnsi="Times New Roman" w:cs="Times New Roman"/>
+          <w:b/>
+          <w:bCs/>
+          <w:color w:val="000000"/>
+          <w:kern w:val="2"/>
+          <w:sz w:val="32"/>
+          <w:szCs w:val="32"/>
+          <w:lang w:val="en-IN"/>
+          <w14:ligatures w14:val="standardContextual"/>
+        </w:rPr>
+        <w:t>u</w:t>
       </w:r>
     </w:p>
     <w:p>
@@ -577,6 +543,7 @@
           <w:sz w:val="32"/>
           <w:szCs w:val="24"/>
         </w:rPr>
+        <w:lastRenderedPageBreak/>
         <w:t>Table of Contents</w:t>
       </w:r>
     </w:p>
@@ -1104,6 +1071,19 @@
     </w:p>
     <w:p>
       <w:pPr>
+        <w:rPr>
+          <w:rFonts w:ascii="Times New Roman" w:hAnsi="Times New Roman" w:cs="Times New Roman"/>
+          <w:b/>
+          <w:bCs/>
+          <w:sz w:val="32"/>
+          <w:szCs w:val="32"/>
+          <w:lang w:val="en-IN"/>
+        </w:rPr>
+      </w:pPr>
+    </w:p>
+    <w:p>
+      <w:pPr>
+        <w:jc w:val="center"/>
         <w:rPr>
           <w:rFonts w:ascii="Times New Roman" w:hAnsi="Times New Roman" w:cs="Times New Roman"/>
           <w:b/>
@@ -2318,7 +2298,6 @@
     </w:p>
     <w:p>
       <w:pPr>
-        <w:jc w:val="center"/>
         <w:rPr>
           <w:rFonts w:ascii="Times New Roman" w:hAnsi="Times New Roman" w:cs="Times New Roman"/>
           <w:b/>
@@ -2331,6 +2310,7 @@
     </w:p>
     <w:p>
       <w:pPr>
+        <w:jc w:val="center"/>
         <w:rPr>
           <w:rFonts w:ascii="Times New Roman" w:hAnsi="Times New Roman" w:cs="Times New Roman"/>
           <w:b/>
@@ -2340,10 +2320,7 @@
           <w:lang w:val="en-IN"/>
         </w:rPr>
       </w:pPr>
-    </w:p>
-    <w:p>
-      <w:pPr>
-        <w:jc w:val="center"/>
+      <w:r>
         <w:rPr>
           <w:rFonts w:ascii="Times New Roman" w:hAnsi="Times New Roman" w:cs="Times New Roman"/>
           <w:b/>
@@ -2352,16 +2329,7 @@
           <w:szCs w:val="32"/>
           <w:lang w:val="en-IN"/>
         </w:rPr>
-      </w:pPr>
-      <w:r>
-        <w:rPr>
-          <w:rFonts w:ascii="Times New Roman" w:hAnsi="Times New Roman" w:cs="Times New Roman"/>
-          <w:b/>
-          <w:bCs/>
-          <w:sz w:val="32"/>
-          <w:szCs w:val="32"/>
-          <w:lang w:val="en-IN"/>
-        </w:rPr>
+        <w:lastRenderedPageBreak/>
         <w:t>Implementation Details</w:t>
       </w:r>
     </w:p>
@@ -2371,9 +2339,8 @@
           <w:rFonts w:ascii="Times New Roman" w:hAnsi="Times New Roman" w:cs="Times New Roman"/>
           <w:b/>
           <w:bCs/>
-          <w:sz w:val="32"/>
-          <w:szCs w:val="32"/>
-          <w:lang w:val="en-IN"/>
+          <w:sz w:val="28"/>
+          <w:szCs w:val="28"/>
         </w:rPr>
       </w:pPr>
       <w:r>
@@ -2385,11 +2352,31 @@
           <w:szCs w:val="28"/>
         </w:rPr>
         <w:t>Training &amp; Optimization Parameters</w:t>
+      </w:r>
+    </w:p>
+    <w:p>
+      <w:pPr>
+        <w:jc w:val="center"/>
+        <w:rPr>
+          <w:rFonts w:ascii="Times New Roman" w:hAnsi="Times New Roman" w:cs="Times New Roman"/>
+          <w:sz w:val="24"/>
+          <w:szCs w:val="24"/>
+          <w:lang w:val="en-IN"/>
+        </w:rPr>
+      </w:pPr>
+      <w:r>
+        <w:rPr>
+          <w:rFonts w:ascii="Times New Roman" w:hAnsi="Times New Roman" w:cs="Times New Roman"/>
+          <w:sz w:val="24"/>
+          <w:szCs w:val="24"/>
+        </w:rPr>
+        <w:t>Table 1: Training and Optimization Hyperparameters of the Proposed Model</w:t>
       </w:r>
     </w:p>
     <w:tbl>
       <w:tblPr>
         <w:tblW w:w="0" w:type="auto"/>
+        <w:jc w:val="center"/>
         <w:tblCellSpacing w:w="15" w:type="dxa"/>
         <w:tblBorders>
           <w:top w:val="single" w:sz="4" w:space="0" w:color="auto"/>
@@ -2417,6 +2404,7 @@
         <w:trPr>
           <w:tblHeader/>
           <w:tblCellSpacing w:w="15" w:type="dxa"/>
+          <w:jc w:val="center"/>
         </w:trPr>
         <w:tc>
           <w:tcPr>
@@ -2518,6 +2506,7 @@
       <w:tr>
         <w:trPr>
           <w:tblCellSpacing w:w="15" w:type="dxa"/>
+          <w:jc w:val="center"/>
         </w:trPr>
         <w:tc>
           <w:tcPr>
@@ -2607,6 +2596,7 @@
       <w:tr>
         <w:trPr>
           <w:tblCellSpacing w:w="15" w:type="dxa"/>
+          <w:jc w:val="center"/>
         </w:trPr>
         <w:tc>
           <w:tcPr>
@@ -2696,6 +2686,7 @@
       <w:tr>
         <w:trPr>
           <w:tblCellSpacing w:w="15" w:type="dxa"/>
+          <w:jc w:val="center"/>
         </w:trPr>
         <w:tc>
           <w:tcPr>
@@ -2785,6 +2776,7 @@
       <w:tr>
         <w:trPr>
           <w:tblCellSpacing w:w="15" w:type="dxa"/>
+          <w:jc w:val="center"/>
         </w:trPr>
         <w:tc>
           <w:tcPr>
@@ -2874,6 +2866,7 @@
       <w:tr>
         <w:trPr>
           <w:tblCellSpacing w:w="15" w:type="dxa"/>
+          <w:jc w:val="center"/>
         </w:trPr>
         <w:tc>
           <w:tcPr>
@@ -2963,6 +2956,7 @@
       <w:tr>
         <w:trPr>
           <w:tblCellSpacing w:w="15" w:type="dxa"/>
+          <w:jc w:val="center"/>
         </w:trPr>
         <w:tc>
           <w:tcPr>
@@ -3052,6 +3046,7 @@
       <w:tr>
         <w:trPr>
           <w:tblCellSpacing w:w="15" w:type="dxa"/>
+          <w:jc w:val="center"/>
         </w:trPr>
         <w:tc>
           <w:tcPr>
@@ -3141,6 +3136,7 @@
       <w:tr>
         <w:trPr>
           <w:tblCellSpacing w:w="15" w:type="dxa"/>
+          <w:jc w:val="center"/>
         </w:trPr>
         <w:tc>
           <w:tcPr>
@@ -3230,6 +3226,7 @@
       <w:tr>
         <w:trPr>
           <w:tblCellSpacing w:w="15" w:type="dxa"/>
+          <w:jc w:val="center"/>
         </w:trPr>
         <w:tc>
           <w:tcPr>
@@ -3319,6 +3316,7 @@
       <w:tr>
         <w:trPr>
           <w:tblCellSpacing w:w="15" w:type="dxa"/>
+          <w:jc w:val="center"/>
         </w:trPr>
         <w:tc>
           <w:tcPr>
@@ -3439,9 +3437,28 @@
         <w:t>Data &amp; Input Parameters</w:t>
       </w:r>
     </w:p>
+    <w:p>
+      <w:pPr>
+        <w:jc w:val="center"/>
+        <w:rPr>
+          <w:rFonts w:ascii="Times New Roman" w:hAnsi="Times New Roman" w:cs="Times New Roman"/>
+          <w:sz w:val="24"/>
+          <w:szCs w:val="24"/>
+        </w:rPr>
+      </w:pPr>
+      <w:r>
+        <w:rPr>
+          <w:rFonts w:ascii="Times New Roman" w:hAnsi="Times New Roman" w:cs="Times New Roman"/>
+          <w:sz w:val="24"/>
+          <w:szCs w:val="24"/>
+        </w:rPr>
+        <w:t>Table 2: Data and Input Configuration Parameters</w:t>
+      </w:r>
+    </w:p>
     <w:tbl>
       <w:tblPr>
         <w:tblW w:w="0" w:type="auto"/>
+        <w:jc w:val="center"/>
         <w:tblCellSpacing w:w="15" w:type="dxa"/>
         <w:tblBorders>
           <w:top w:val="single" w:sz="4" w:space="0" w:color="auto"/>
@@ -3468,6 +3485,7 @@
         <w:trPr>
           <w:tblHeader/>
           <w:tblCellSpacing w:w="15" w:type="dxa"/>
+          <w:jc w:val="center"/>
         </w:trPr>
         <w:tc>
           <w:tcPr>
@@ -3569,6 +3587,7 @@
       <w:tr>
         <w:trPr>
           <w:tblCellSpacing w:w="15" w:type="dxa"/>
+          <w:jc w:val="center"/>
         </w:trPr>
         <w:tc>
           <w:tcPr>
@@ -3655,6 +3674,7 @@
       <w:tr>
         <w:trPr>
           <w:tblCellSpacing w:w="15" w:type="dxa"/>
+          <w:jc w:val="center"/>
         </w:trPr>
         <w:tc>
           <w:tcPr>
@@ -3741,6 +3761,7 @@
       <w:tr>
         <w:trPr>
           <w:tblCellSpacing w:w="15" w:type="dxa"/>
+          <w:jc w:val="center"/>
         </w:trPr>
         <w:tc>
           <w:tcPr>
@@ -3858,9 +3879,28 @@
         <w:t>Regularization</w:t>
       </w:r>
     </w:p>
+    <w:p>
+      <w:pPr>
+        <w:jc w:val="center"/>
+        <w:rPr>
+          <w:rFonts w:ascii="Times New Roman" w:hAnsi="Times New Roman" w:cs="Times New Roman"/>
+          <w:sz w:val="24"/>
+          <w:szCs w:val="24"/>
+        </w:rPr>
+      </w:pPr>
+      <w:r>
+        <w:rPr>
+          <w:rFonts w:ascii="Times New Roman" w:hAnsi="Times New Roman" w:cs="Times New Roman"/>
+          <w:sz w:val="24"/>
+          <w:szCs w:val="24"/>
+        </w:rPr>
+        <w:t>Table 3: Regularization Parameters Used During Training</w:t>
+      </w:r>
+    </w:p>
     <w:tbl>
       <w:tblPr>
         <w:tblW w:w="0" w:type="auto"/>
+        <w:jc w:val="center"/>
         <w:tblCellSpacing w:w="15" w:type="dxa"/>
         <w:tblBorders>
           <w:top w:val="single" w:sz="4" w:space="0" w:color="auto"/>
@@ -3887,6 +3927,7 @@
         <w:trPr>
           <w:tblHeader/>
           <w:tblCellSpacing w:w="15" w:type="dxa"/>
+          <w:jc w:val="center"/>
         </w:trPr>
         <w:tc>
           <w:tcPr>
@@ -3988,6 +4029,7 @@
       <w:tr>
         <w:trPr>
           <w:tblCellSpacing w:w="15" w:type="dxa"/>
+          <w:jc w:val="center"/>
         </w:trPr>
         <w:tc>
           <w:tcPr>
@@ -4134,9 +4176,7 @@
           <w:lang w:val="en-IN"/>
         </w:rPr>
       </w:pPr>
-    </w:p>
-    <w:p>
-      <w:pPr>
+      <w:r>
         <w:rPr>
           <w:rFonts w:ascii="Times New Roman" w:hAnsi="Times New Roman" w:cs="Times New Roman"/>
           <w:b/>
@@ -4145,29 +4185,6 @@
           <w:szCs w:val="32"/>
           <w:lang w:val="en-IN"/>
         </w:rPr>
-      </w:pPr>
-    </w:p>
-    <w:p>
-      <w:pPr>
-        <w:jc w:val="center"/>
-        <w:rPr>
-          <w:rFonts w:ascii="Times New Roman" w:hAnsi="Times New Roman" w:cs="Times New Roman"/>
-          <w:b/>
-          <w:bCs/>
-          <w:sz w:val="32"/>
-          <w:szCs w:val="32"/>
-          <w:lang w:val="en-IN"/>
-        </w:rPr>
-      </w:pPr>
-      <w:r>
-        <w:rPr>
-          <w:rFonts w:ascii="Times New Roman" w:hAnsi="Times New Roman" w:cs="Times New Roman"/>
-          <w:b/>
-          <w:bCs/>
-          <w:sz w:val="32"/>
-          <w:szCs w:val="32"/>
-          <w:lang w:val="en-IN"/>
-        </w:rPr>
         <w:lastRenderedPageBreak/>
         <w:t>Results and Analysis</w:t>
       </w:r>
@@ -4195,11 +4212,30 @@
         <w:t>Performance Metrics</w:t>
       </w:r>
     </w:p>
+    <w:p>
+      <w:pPr>
+        <w:jc w:val="center"/>
+        <w:rPr>
+          <w:rFonts w:ascii="Times New Roman" w:hAnsi="Times New Roman" w:cs="Times New Roman"/>
+          <w:sz w:val="24"/>
+          <w:szCs w:val="24"/>
+          <w:lang w:val="en-IN"/>
+        </w:rPr>
+      </w:pPr>
+      <w:r>
+        <w:rPr>
+          <w:rFonts w:ascii="Times New Roman" w:hAnsi="Times New Roman" w:cs="Times New Roman"/>
+          <w:sz w:val="24"/>
+          <w:szCs w:val="24"/>
+        </w:rPr>
+        <w:t>Table 4: Overall Performance Metrics of the Proposed Model</w:t>
+      </w:r>
+    </w:p>
     <w:tbl>
       <w:tblPr>
         <w:tblW w:w="0" w:type="auto"/>
+        <w:jc w:val="center"/>
         <w:tblCellSpacing w:w="15" w:type="dxa"/>
-        <w:tblInd w:w="45" w:type="dxa"/>
         <w:tblBorders>
           <w:top w:val="single" w:sz="4" w:space="0" w:color="auto"/>
           <w:left w:val="single" w:sz="4" w:space="0" w:color="auto"/>
@@ -4224,6 +4260,7 @@
         <w:trPr>
           <w:tblHeader/>
           <w:tblCellSpacing w:w="15" w:type="dxa"/>
+          <w:jc w:val="center"/>
         </w:trPr>
         <w:tc>
           <w:tcPr>
@@ -4293,6 +4330,7 @@
       <w:tr>
         <w:trPr>
           <w:tblCellSpacing w:w="15" w:type="dxa"/>
+          <w:jc w:val="center"/>
         </w:trPr>
         <w:tc>
           <w:tcPr>
@@ -4352,6 +4390,7 @@
       <w:tr>
         <w:trPr>
           <w:tblCellSpacing w:w="15" w:type="dxa"/>
+          <w:jc w:val="center"/>
         </w:trPr>
         <w:tc>
           <w:tcPr>
@@ -4411,6 +4450,7 @@
       <w:tr>
         <w:trPr>
           <w:tblCellSpacing w:w="15" w:type="dxa"/>
+          <w:jc w:val="center"/>
         </w:trPr>
         <w:tc>
           <w:tcPr>
@@ -4470,6 +4510,7 @@
       <w:tr>
         <w:trPr>
           <w:tblCellSpacing w:w="15" w:type="dxa"/>
+          <w:jc w:val="center"/>
         </w:trPr>
         <w:tc>
           <w:tcPr>
@@ -4529,6 +4570,7 @@
       <w:tr>
         <w:trPr>
           <w:tblCellSpacing w:w="15" w:type="dxa"/>
+          <w:jc w:val="center"/>
         </w:trPr>
         <w:tc>
           <w:tcPr>
@@ -4588,6 +4630,7 @@
       <w:tr>
         <w:trPr>
           <w:tblCellSpacing w:w="15" w:type="dxa"/>
+          <w:jc w:val="center"/>
         </w:trPr>
         <w:tc>
           <w:tcPr>
@@ -4647,6 +4690,7 @@
       <w:tr>
         <w:trPr>
           <w:tblCellSpacing w:w="15" w:type="dxa"/>
+          <w:jc w:val="center"/>
         </w:trPr>
         <w:tc>
           <w:tcPr>
@@ -4706,6 +4750,7 @@
       <w:tr>
         <w:trPr>
           <w:tblCellSpacing w:w="15" w:type="dxa"/>
+          <w:jc w:val="center"/>
         </w:trPr>
         <w:tc>
           <w:tcPr>
@@ -4815,8 +4860,8 @@
           <w:noProof/>
         </w:rPr>
         <w:drawing>
-          <wp:inline distT="0" distB="0" distL="0" distR="0" wp14:anchorId="727711E4" wp14:editId="23A6A623">
-            <wp:extent cx="5144851" cy="4914900"/>
+          <wp:inline distT="0" distB="0" distL="0" distR="0" wp14:anchorId="727711E4" wp14:editId="3A50C4B9">
+            <wp:extent cx="4991100" cy="4768020"/>
             <wp:effectExtent l="0" t="0" r="0" b="0"/>
             <wp:docPr id="1433157159" name="Picture 1"/>
             <wp:cNvGraphicFramePr>
@@ -4847,7 +4892,7 @@
                   <pic:spPr bwMode="auto">
                     <a:xfrm>
                       <a:off x="0" y="0"/>
-                      <a:ext cx="5145248" cy="4915279"/>
+                      <a:ext cx="4991564" cy="4768463"/>
                     </a:xfrm>
                     <a:prstGeom prst="rect">
                       <a:avLst/>
@@ -5140,7 +5185,9 @@
           <w:lang w:val="en-IN"/>
         </w:rPr>
       </w:pPr>
-      <w:r>
+    </w:p>
+    <w:p>
+      <w:pPr>
         <w:rPr>
           <w:rFonts w:ascii="Times New Roman" w:hAnsi="Times New Roman" w:cs="Times New Roman"/>
           <w:b/>
@@ -5149,12 +5196,42 @@
           <w:szCs w:val="28"/>
           <w:lang w:val="en-IN"/>
         </w:rPr>
+      </w:pPr>
+      <w:r>
+        <w:rPr>
+          <w:rFonts w:ascii="Times New Roman" w:hAnsi="Times New Roman" w:cs="Times New Roman"/>
+          <w:b/>
+          <w:bCs/>
+          <w:sz w:val="28"/>
+          <w:szCs w:val="28"/>
+          <w:lang w:val="en-IN"/>
+        </w:rPr>
         <w:t>Comparison with Baseline Models</w:t>
+      </w:r>
+    </w:p>
+    <w:p>
+      <w:pPr>
+        <w:jc w:val="center"/>
+        <w:rPr>
+          <w:rFonts w:ascii="Times New Roman" w:hAnsi="Times New Roman" w:cs="Times New Roman"/>
+          <w:sz w:val="24"/>
+          <w:szCs w:val="24"/>
+          <w:lang w:val="en-IN"/>
+        </w:rPr>
+      </w:pPr>
+      <w:r>
+        <w:rPr>
+          <w:rFonts w:ascii="Times New Roman" w:hAnsi="Times New Roman" w:cs="Times New Roman"/>
+          <w:sz w:val="24"/>
+          <w:szCs w:val="24"/>
+        </w:rPr>
+        <w:t>Table 5: Comparison of Proposed Model with Baseline Models</w:t>
       </w:r>
     </w:p>
     <w:tbl>
       <w:tblPr>
         <w:tblW w:w="0" w:type="auto"/>
+        <w:jc w:val="center"/>
         <w:tblCellSpacing w:w="15" w:type="dxa"/>
         <w:tblBorders>
           <w:top w:val="single" w:sz="4" w:space="0" w:color="auto"/>
@@ -5173,17 +5250,18 @@
         <w:tblLook w:val="04A0" w:firstRow="1" w:lastRow="0" w:firstColumn="1" w:lastColumn="0" w:noHBand="0" w:noVBand="1"/>
       </w:tblPr>
       <w:tblGrid>
-        <w:gridCol w:w="3278"/>
-        <w:gridCol w:w="1288"/>
-        <w:gridCol w:w="1262"/>
-        <w:gridCol w:w="1004"/>
-        <w:gridCol w:w="1147"/>
-        <w:gridCol w:w="2669"/>
+        <w:gridCol w:w="2680"/>
+        <w:gridCol w:w="1350"/>
+        <w:gridCol w:w="1324"/>
+        <w:gridCol w:w="1052"/>
+        <w:gridCol w:w="1233"/>
+        <w:gridCol w:w="3009"/>
       </w:tblGrid>
       <w:tr>
         <w:trPr>
           <w:tblHeader/>
           <w:tblCellSpacing w:w="15" w:type="dxa"/>
+          <w:jc w:val="center"/>
         </w:trPr>
         <w:tc>
           <w:tcPr>
@@ -5381,6 +5459,7 @@
       <w:tr>
         <w:trPr>
           <w:tblCellSpacing w:w="15" w:type="dxa"/>
+          <w:jc w:val="center"/>
         </w:trPr>
         <w:tc>
           <w:tcPr>
@@ -5391,7 +5470,6 @@
           <w:p>
             <w:pPr>
               <w:spacing w:after="0" w:line="240" w:lineRule="auto"/>
-              <w:jc w:val="both"/>
               <w:rPr>
                 <w:rFonts w:ascii="Times New Roman" w:eastAsia="Times New Roman" w:hAnsi="Times New Roman" w:cs="Times New Roman"/>
                 <w:sz w:val="24"/>
@@ -5554,6 +5632,7 @@
       <w:tr>
         <w:trPr>
           <w:tblCellSpacing w:w="15" w:type="dxa"/>
+          <w:jc w:val="center"/>
         </w:trPr>
         <w:tc>
           <w:tcPr>
@@ -5564,7 +5643,6 @@
           <w:p>
             <w:pPr>
               <w:spacing w:after="0" w:line="240" w:lineRule="auto"/>
-              <w:jc w:val="both"/>
               <w:rPr>
                 <w:rFonts w:ascii="Times New Roman" w:eastAsia="Times New Roman" w:hAnsi="Times New Roman" w:cs="Times New Roman"/>
                 <w:sz w:val="24"/>
@@ -5704,7 +5782,6 @@
           <w:p>
             <w:pPr>
               <w:spacing w:after="0" w:line="240" w:lineRule="auto"/>
-              <w:jc w:val="both"/>
               <w:rPr>
                 <w:rFonts w:ascii="Times New Roman" w:eastAsia="Times New Roman" w:hAnsi="Times New Roman" w:cs="Times New Roman"/>
                 <w:sz w:val="24"/>
@@ -5727,6 +5804,7 @@
       <w:tr>
         <w:trPr>
           <w:tblCellSpacing w:w="15" w:type="dxa"/>
+          <w:jc w:val="center"/>
         </w:trPr>
         <w:tc>
           <w:tcPr>
@@ -5737,7 +5815,6 @@
           <w:p>
             <w:pPr>
               <w:spacing w:after="0" w:line="240" w:lineRule="auto"/>
-              <w:jc w:val="both"/>
               <w:rPr>
                 <w:rFonts w:ascii="Times New Roman" w:eastAsia="Times New Roman" w:hAnsi="Times New Roman" w:cs="Times New Roman"/>
                 <w:sz w:val="24"/>
@@ -5895,7 +5972,6 @@
           <w:p>
             <w:pPr>
               <w:spacing w:after="0" w:line="240" w:lineRule="auto"/>
-              <w:jc w:val="both"/>
               <w:rPr>
                 <w:rFonts w:ascii="Times New Roman" w:eastAsia="Times New Roman" w:hAnsi="Times New Roman" w:cs="Times New Roman"/>
                 <w:sz w:val="24"/>
@@ -5933,6 +6009,7 @@
       <w:tr>
         <w:trPr>
           <w:tblCellSpacing w:w="15" w:type="dxa"/>
+          <w:jc w:val="center"/>
         </w:trPr>
         <w:tc>
           <w:tcPr>
@@ -5943,7 +6020,6 @@
           <w:p>
             <w:pPr>
               <w:spacing w:after="0" w:line="240" w:lineRule="auto"/>
-              <w:jc w:val="both"/>
               <w:rPr>
                 <w:rFonts w:ascii="Times New Roman" w:eastAsia="Times New Roman" w:hAnsi="Times New Roman" w:cs="Times New Roman"/>
                 <w:sz w:val="24"/>
@@ -6083,7 +6159,6 @@
           <w:p>
             <w:pPr>
               <w:spacing w:after="0" w:line="240" w:lineRule="auto"/>
-              <w:jc w:val="both"/>
               <w:rPr>
                 <w:rFonts w:ascii="Times New Roman" w:eastAsia="Times New Roman" w:hAnsi="Times New Roman" w:cs="Times New Roman"/>
                 <w:sz w:val="24"/>
@@ -6106,6 +6181,7 @@
       <w:tr>
         <w:trPr>
           <w:tblCellSpacing w:w="15" w:type="dxa"/>
+          <w:jc w:val="center"/>
         </w:trPr>
         <w:tc>
           <w:tcPr>
@@ -6116,7 +6192,6 @@
           <w:p>
             <w:pPr>
               <w:spacing w:after="0" w:line="240" w:lineRule="auto"/>
-              <w:jc w:val="both"/>
               <w:rPr>
                 <w:rFonts w:ascii="Times New Roman" w:eastAsia="Times New Roman" w:hAnsi="Times New Roman" w:cs="Times New Roman"/>
                 <w:sz w:val="24"/>
@@ -6220,7 +6295,6 @@
           <w:p>
             <w:pPr>
               <w:spacing w:after="0" w:line="240" w:lineRule="auto"/>
-              <w:jc w:val="both"/>
               <w:rPr>
                 <w:rFonts w:ascii="Times New Roman" w:eastAsia="Times New Roman" w:hAnsi="Times New Roman" w:cs="Times New Roman"/>
                 <w:sz w:val="24"/>
@@ -6243,6 +6317,7 @@
       <w:tr>
         <w:trPr>
           <w:tblCellSpacing w:w="15" w:type="dxa"/>
+          <w:jc w:val="center"/>
         </w:trPr>
         <w:tc>
           <w:tcPr>
@@ -6253,9 +6328,10 @@
           <w:p>
             <w:pPr>
               <w:spacing w:after="0" w:line="240" w:lineRule="auto"/>
-              <w:jc w:val="both"/>
-              <w:rPr>
-                <w:rFonts w:ascii="Times New Roman" w:eastAsia="Times New Roman" w:hAnsi="Times New Roman" w:cs="Times New Roman"/>
+              <w:rPr>
+                <w:rFonts w:ascii="Times New Roman" w:eastAsia="Times New Roman" w:hAnsi="Times New Roman" w:cs="Times New Roman"/>
+                <w:b/>
+                <w:bCs/>
                 <w:sz w:val="24"/>
                 <w:szCs w:val="24"/>
                 <w:lang w:val="en-IN" w:eastAsia="en-IN"/>
@@ -6270,7 +6346,51 @@
                 <w:szCs w:val="24"/>
                 <w:lang w:val="en-IN" w:eastAsia="en-IN"/>
               </w:rPr>
-              <w:t>Proposed Model (CTR-GCN 2-Stream Ensemble)</w:t>
+              <w:t>Proposed Model</w:t>
+            </w:r>
+          </w:p>
+          <w:p>
+            <w:pPr>
+              <w:spacing w:after="0" w:line="240" w:lineRule="auto"/>
+              <w:rPr>
+                <w:rFonts w:ascii="Times New Roman" w:eastAsia="Times New Roman" w:hAnsi="Times New Roman" w:cs="Times New Roman"/>
+                <w:sz w:val="24"/>
+                <w:szCs w:val="24"/>
+                <w:lang w:val="en-IN" w:eastAsia="en-IN"/>
+              </w:rPr>
+            </w:pPr>
+            <w:r>
+              <w:rPr>
+                <w:rFonts w:ascii="Times New Roman" w:eastAsia="Times New Roman" w:hAnsi="Times New Roman" w:cs="Times New Roman"/>
+                <w:b/>
+                <w:bCs/>
+                <w:sz w:val="24"/>
+                <w:szCs w:val="24"/>
+                <w:lang w:val="en-IN" w:eastAsia="en-IN"/>
+              </w:rPr>
+              <w:t>(CTR-GCN</w:t>
+            </w:r>
+            <w:r>
+              <w:rPr>
+                <w:rFonts w:ascii="Times New Roman" w:eastAsia="Times New Roman" w:hAnsi="Times New Roman" w:cs="Times New Roman"/>
+                <w:b/>
+                <w:bCs/>
+                <w:sz w:val="24"/>
+                <w:szCs w:val="24"/>
+                <w:lang w:val="en-IN" w:eastAsia="en-IN"/>
+              </w:rPr>
+              <w:t xml:space="preserve"> </w:t>
+            </w:r>
+            <w:r>
+              <w:rPr>
+                <w:rFonts w:ascii="Times New Roman" w:eastAsia="Times New Roman" w:hAnsi="Times New Roman" w:cs="Times New Roman"/>
+                <w:b/>
+                <w:bCs/>
+                <w:sz w:val="24"/>
+                <w:szCs w:val="24"/>
+                <w:lang w:val="en-IN" w:eastAsia="en-IN"/>
+              </w:rPr>
+              <w:t>2-Stream Ensemble)</w:t>
             </w:r>
           </w:p>
         </w:tc>
@@ -6392,7 +6512,6 @@
           <w:p>
             <w:pPr>
               <w:spacing w:after="0" w:line="240" w:lineRule="auto"/>
-              <w:jc w:val="both"/>
               <w:rPr>
                 <w:rFonts w:ascii="Times New Roman" w:eastAsia="Times New Roman" w:hAnsi="Times New Roman" w:cs="Times New Roman"/>
                 <w:sz w:val="24"/>
@@ -6493,26 +6612,40 @@
           <w:szCs w:val="28"/>
           <w:lang w:val="en-IN"/>
         </w:rPr>
-        <w:lastRenderedPageBreak/>
         <w:t>Analysis and Discussion</w:t>
       </w:r>
     </w:p>
     <w:p>
       <w:pPr>
         <w:pStyle w:val="NormalWeb"/>
-        <w:jc w:val="both"/>
       </w:pPr>
       <w:r>
-        <w:t xml:space="preserve">The proposed CTR-GCN 2-stream ensemble achieves strong performance with </w:t>
+        <w:t xml:space="preserve">The proposed CTR-GCN 2-stream ensemble achieves </w:t>
       </w:r>
       <w:r>
         <w:rPr>
           <w:rStyle w:val="Strong"/>
         </w:rPr>
-        <w:t>95.76% accuracy and ~95.8% macro precision/recall/F1</w:t>
+        <w:t>95.76% accuracy with ~95.8% macro precision, recall, and F1-score</w:t>
       </w:r>
       <w:r>
-        <w:t>, indicating consistent and well-balanced classification across all action classes. The confusion matrix shows a dominant diagonal with minimal off-diagonal values, confirming low misclassification and high class separability. Training curves indicate stable convergence with decreasing loss and no significant overfitting, highlighting effective optimization and regularization. Compared to baselines such as ST-GCN and MSG3D (~75–77%), the model demonstrates a substantial improvement due to joint–bone feature fusion and adaptive topology learning. However, minor confusion in visually similar actions and reliance on accurate pose estimation remain key limitations.</w:t>
+        <w:t>, indicating not only high performance but also balanced learning across all 60 classes. The confusion matrix exhibits a strong diagonal dominance, confirming that most actions are correctly classified, with only minor confusion observed among semantically similar actions (e.g., actions with overlapping motion patterns). The training and validation curves show smooth convergence with steadily decreasing loss and no divergence, suggesting effective optimization and minimal overfitting due to appropriate regularization and data augmentation.</w:t>
+      </w:r>
+    </w:p>
+    <w:p>
+      <w:pPr>
+        <w:pStyle w:val="NormalWeb"/>
+      </w:pPr>
+      <w:r>
+        <w:t>Compared to baseline models such as ST-GCN, 2s-AGCN, and MSG3D (typically ~73–77% accuracy), the proposed model demonstrates a significant performance gain, primarily due to the complementary nature of joint and bone streams and the channel-wise topology refinement mechanism, which enables more expressive spatial modeling. Additionally, the use of temporal convolution blocks enhances motion dynamics capture, further improving discrimination.</w:t>
+      </w:r>
+    </w:p>
+    <w:p>
+      <w:pPr>
+        <w:pStyle w:val="NormalWeb"/>
+      </w:pPr>
+      <w:r>
+        <w:t>However, certain limitations remain. The model’s performance is still sensitive to the quality of input skeleton data, making it dependent on accurate pose estimation. Moreover, confusion between actions with subtle motion differences indicates that purely skeleton-based representations may lack contextual understanding. Despite these limitations, the results validate the effectiveness of multi-stream GCN architectures for robust skeleton-based HAR.</w:t>
       </w:r>
     </w:p>
     <w:p>
@@ -6553,21 +6686,101 @@
     </w:p>
     <w:p>
       <w:pPr>
+        <w:spacing w:before="100" w:beforeAutospacing="1" w:after="100" w:afterAutospacing="1" w:line="240" w:lineRule="auto"/>
+        <w:rPr>
+          <w:rFonts w:ascii="Times New Roman" w:eastAsia="Times New Roman" w:hAnsi="Times New Roman" w:cs="Times New Roman"/>
+          <w:sz w:val="24"/>
+          <w:szCs w:val="24"/>
+          <w:lang w:val="en-IN" w:eastAsia="en-IN"/>
+        </w:rPr>
+      </w:pPr>
+      <w:r>
+        <w:rPr>
+          <w:rFonts w:ascii="Times New Roman" w:eastAsia="Times New Roman" w:hAnsi="Times New Roman" w:cs="Times New Roman"/>
+          <w:sz w:val="24"/>
+          <w:szCs w:val="24"/>
+          <w:lang w:val="en-IN" w:eastAsia="en-IN"/>
+        </w:rPr>
+        <w:t xml:space="preserve">This work successfully demonstrates a high-performing skeleton-based HAR system using a 2-stream CTR-GCN, achieving </w:t>
+      </w:r>
+      <w:r>
+        <w:rPr>
+          <w:rFonts w:ascii="Times New Roman" w:eastAsia="Times New Roman" w:hAnsi="Times New Roman" w:cs="Times New Roman"/>
+          <w:b/>
+          <w:bCs/>
+          <w:sz w:val="24"/>
+          <w:szCs w:val="24"/>
+          <w:lang w:val="en-IN" w:eastAsia="en-IN"/>
+        </w:rPr>
+        <w:t>95.76% accuracy</w:t>
+      </w:r>
+      <w:r>
+        <w:rPr>
+          <w:rFonts w:ascii="Times New Roman" w:eastAsia="Times New Roman" w:hAnsi="Times New Roman" w:cs="Times New Roman"/>
+          <w:sz w:val="24"/>
+          <w:szCs w:val="24"/>
+          <w:lang w:val="en-IN" w:eastAsia="en-IN"/>
+        </w:rPr>
+        <w:t xml:space="preserve"> and outperforming multiple baselines. The combination of joint–bone fusion and adaptive graph learning proved effective for capturing complex motion patterns. While limitations such as pose dependency and closed-set constraints persist, the approach provides a strong foundation for future extensions toward more generalized and context-aware recognition systems.</w:t>
+      </w:r>
+    </w:p>
+    <w:p>
+      <w:pPr>
+        <w:pBdr>
+          <w:bottom w:val="single" w:sz="6" w:space="1" w:color="auto"/>
+        </w:pBdr>
+        <w:spacing w:after="0" w:line="240" w:lineRule="auto"/>
+        <w:jc w:val="center"/>
+        <w:rPr>
+          <w:rFonts w:ascii="Arial" w:eastAsia="Times New Roman" w:hAnsi="Arial" w:cs="Arial"/>
+          <w:vanish/>
+          <w:sz w:val="16"/>
+          <w:szCs w:val="16"/>
+          <w:lang w:val="en-IN" w:eastAsia="en-IN"/>
+        </w:rPr>
+      </w:pPr>
+      <w:r>
+        <w:rPr>
+          <w:rFonts w:ascii="Arial" w:eastAsia="Times New Roman" w:hAnsi="Arial" w:cs="Arial"/>
+          <w:vanish/>
+          <w:sz w:val="16"/>
+          <w:szCs w:val="16"/>
+          <w:lang w:val="en-IN" w:eastAsia="en-IN"/>
+        </w:rPr>
+        <w:t>Top of Form</w:t>
+      </w:r>
+    </w:p>
+    <w:p>
+      <w:pPr>
+        <w:pBdr>
+          <w:top w:val="single" w:sz="6" w:space="1" w:color="auto"/>
+        </w:pBdr>
+        <w:spacing w:after="0" w:line="240" w:lineRule="auto"/>
+        <w:jc w:val="center"/>
+        <w:rPr>
+          <w:rFonts w:ascii="Arial" w:eastAsia="Times New Roman" w:hAnsi="Arial" w:cs="Arial"/>
+          <w:vanish/>
+          <w:sz w:val="16"/>
+          <w:szCs w:val="16"/>
+          <w:lang w:val="en-IN" w:eastAsia="en-IN"/>
+        </w:rPr>
+      </w:pPr>
+      <w:r>
+        <w:rPr>
+          <w:rFonts w:ascii="Arial" w:eastAsia="Times New Roman" w:hAnsi="Arial" w:cs="Arial"/>
+          <w:vanish/>
+          <w:sz w:val="16"/>
+          <w:szCs w:val="16"/>
+          <w:lang w:val="en-IN" w:eastAsia="en-IN"/>
+        </w:rPr>
+        <w:t>Bottom of Form</w:t>
+      </w:r>
+    </w:p>
+    <w:p>
+      <w:pPr>
         <w:pStyle w:val="NormalWeb"/>
         <w:jc w:val="both"/>
       </w:pPr>
-      <w:r>
-        <w:t xml:space="preserve">This project set out to build a robust and efficient skeleton-based human action recognition system, and the results confirm that objective was largely achieved. By implementing a 2-stream CTR-GCN architecture leveraging both joint and bone representations, the model attained a strong accuracy of </w:t>
-      </w:r>
-      <w:r>
-        <w:rPr>
-          <w:rStyle w:val="Strong"/>
-        </w:rPr>
-        <w:t>95.76%</w:t>
-      </w:r>
-      <w:r>
-        <w:t>, demonstrating clear improvement over baseline models such as ST-GCN, 2s-AGCN, MSG3D, and Pose Transformer. The key contribution lies in effectively combining spatial topology refinement with complementary feature streams, enabling better discrimination of complex actions. The preprocessing pipeline and augmentation strategies also proved critical in improving robustness against noise. However, the approach still depends heavily on pose estimation quality and remains limited to closed-set classification on predefined action classes. Additionally, confusion persists in visually similar actions, indicating representational limitations. Future work should focus on transformer-based temporal modeling, self-supervised learning, and multimodal integration (e.g., object context or text alignment) to enhance generalization. Extending the system toward open-vocabulary recognition and real-world deployment scenarios would further increase its practical applicability.</w:t>
-      </w:r>
     </w:p>
     <w:p>
       <w:pPr>
@@ -6644,7 +6857,6 @@
     </w:p>
     <w:p>
       <w:pPr>
-        <w:jc w:val="center"/>
         <w:rPr>
           <w:rFonts w:ascii="Times New Roman" w:hAnsi="Times New Roman" w:cs="Times New Roman"/>
           <w:b/>
@@ -6657,6 +6869,7 @@
     </w:p>
     <w:p>
       <w:pPr>
+        <w:jc w:val="center"/>
         <w:rPr>
           <w:rFonts w:ascii="Times New Roman" w:hAnsi="Times New Roman" w:cs="Times New Roman"/>
           <w:b/>
@@ -6666,9 +6879,7 @@
           <w:lang w:val="en-IN"/>
         </w:rPr>
       </w:pPr>
-    </w:p>
-    <w:p>
-      <w:pPr>
+      <w:r>
         <w:rPr>
           <w:rFonts w:ascii="Times New Roman" w:hAnsi="Times New Roman" w:cs="Times New Roman"/>
           <w:b/>
@@ -6677,29 +6888,6 @@
           <w:szCs w:val="32"/>
           <w:lang w:val="en-IN"/>
         </w:rPr>
-      </w:pPr>
-    </w:p>
-    <w:p>
-      <w:pPr>
-        <w:jc w:val="center"/>
-        <w:rPr>
-          <w:rFonts w:ascii="Times New Roman" w:hAnsi="Times New Roman" w:cs="Times New Roman"/>
-          <w:b/>
-          <w:bCs/>
-          <w:sz w:val="32"/>
-          <w:szCs w:val="32"/>
-          <w:lang w:val="en-IN"/>
-        </w:rPr>
-      </w:pPr>
-      <w:r>
-        <w:rPr>
-          <w:rFonts w:ascii="Times New Roman" w:hAnsi="Times New Roman" w:cs="Times New Roman"/>
-          <w:b/>
-          <w:bCs/>
-          <w:sz w:val="32"/>
-          <w:szCs w:val="32"/>
-          <w:lang w:val="en-IN"/>
-        </w:rPr>
         <w:lastRenderedPageBreak/>
         <w:t>References</w:t>
       </w:r>
@@ -7015,41 +7203,6 @@
         </w:rPr>
         <w:t>[8] B. Yin et al., “Recognizing Skeleton-Based Actions As Points,” 2025 IEEE/RSJ International Conference on Intelligent Robots and Systems (IROS), pp. 21582–21589, Oct. 2025, doi: https://doi.org/10.1109/iros60139.2025.11247615.</w:t>
       </w:r>
-    </w:p>
-    <w:p>
-      <w:pPr>
-        <w:spacing w:before="100" w:beforeAutospacing="1" w:after="100" w:afterAutospacing="1" w:line="240" w:lineRule="auto"/>
-        <w:rPr>
-          <w:rFonts w:ascii="Calibri" w:eastAsia="Times New Roman" w:hAnsi="Calibri" w:cs="Calibri"/>
-          <w:color w:val="000000"/>
-          <w:sz w:val="27"/>
-          <w:szCs w:val="27"/>
-          <w:lang w:val="en-IN" w:eastAsia="en-IN"/>
-        </w:rPr>
-      </w:pPr>
-      <w:r>
-        <w:rPr>
-          <w:rFonts w:ascii="Calibri" w:eastAsia="Times New Roman" w:hAnsi="Calibri" w:cs="Calibri"/>
-          <w:color w:val="000000"/>
-          <w:sz w:val="27"/>
-          <w:szCs w:val="27"/>
-          <w:lang w:val="en-IN" w:eastAsia="en-IN"/>
-        </w:rPr>
-        <w:t>‌</w:t>
-      </w:r>
-    </w:p>
-    <w:p>
-      <w:pPr>
-        <w:spacing w:after="0"/>
-        <w:jc w:val="both"/>
-        <w:rPr>
-          <w:rFonts w:ascii="Times New Roman" w:eastAsia="Times New Roman" w:hAnsi="Times New Roman" w:cs="Times New Roman"/>
-          <w:color w:val="000000"/>
-          <w:sz w:val="24"/>
-          <w:szCs w:val="24"/>
-          <w:lang w:val="en-IN" w:eastAsia="en-IN"/>
-        </w:rPr>
-      </w:pPr>
     </w:p>
     <w:sectPr>
       <w:pgSz w:w="12240" w:h="15840"/>
@@ -8600,7 +8753,6 @@
   <w:style w:type="character" w:default="1" w:styleId="DefaultParagraphFont">
     <w:name w:val="Default Paragraph Font"/>
     <w:uiPriority w:val="1"/>
-    <w:semiHidden/>
     <w:unhideWhenUsed/>
   </w:style>
   <w:style w:type="table" w:default="1" w:styleId="TableNormal">
@@ -19430,6 +19582,86 @@
       <w:lang w:val="en-IN" w:eastAsia="en-IN"/>
     </w:rPr>
   </w:style>
+  <w:style w:type="paragraph" w:styleId="z-TopofForm">
+    <w:name w:val="HTML Top of Form"/>
+    <w:basedOn w:val="Normal"/>
+    <w:next w:val="Normal"/>
+    <w:link w:val="z-TopofFormChar"/>
+    <w:hidden/>
+    <w:uiPriority w:val="99"/>
+    <w:semiHidden/>
+    <w:unhideWhenUsed/>
+    <w:rsid w:val="00A93777"/>
+    <w:pPr>
+      <w:pBdr>
+        <w:bottom w:val="single" w:sz="6" w:space="1" w:color="auto"/>
+      </w:pBdr>
+      <w:spacing w:after="0" w:line="240" w:lineRule="auto"/>
+      <w:jc w:val="center"/>
+    </w:pPr>
+    <w:rPr>
+      <w:rFonts w:ascii="Arial" w:eastAsia="Times New Roman" w:hAnsi="Arial" w:cs="Arial"/>
+      <w:vanish/>
+      <w:sz w:val="16"/>
+      <w:szCs w:val="16"/>
+      <w:lang w:val="en-IN" w:eastAsia="en-IN"/>
+    </w:rPr>
+  </w:style>
+  <w:style w:type="character" w:customStyle="1" w:styleId="z-TopofFormChar">
+    <w:name w:val="z-Top of Form Char"/>
+    <w:basedOn w:val="DefaultParagraphFont"/>
+    <w:link w:val="z-TopofForm"/>
+    <w:uiPriority w:val="99"/>
+    <w:semiHidden/>
+    <w:rsid w:val="00A93777"/>
+    <w:rPr>
+      <w:rFonts w:ascii="Arial" w:eastAsia="Times New Roman" w:hAnsi="Arial" w:cs="Arial"/>
+      <w:vanish/>
+      <w:sz w:val="16"/>
+      <w:szCs w:val="16"/>
+      <w:lang w:val="en-IN" w:eastAsia="en-IN"/>
+    </w:rPr>
+  </w:style>
+  <w:style w:type="paragraph" w:styleId="z-BottomofForm">
+    <w:name w:val="HTML Bottom of Form"/>
+    <w:basedOn w:val="Normal"/>
+    <w:next w:val="Normal"/>
+    <w:link w:val="z-BottomofFormChar"/>
+    <w:hidden/>
+    <w:uiPriority w:val="99"/>
+    <w:semiHidden/>
+    <w:unhideWhenUsed/>
+    <w:rsid w:val="00A93777"/>
+    <w:pPr>
+      <w:pBdr>
+        <w:top w:val="single" w:sz="6" w:space="1" w:color="auto"/>
+      </w:pBdr>
+      <w:spacing w:after="0" w:line="240" w:lineRule="auto"/>
+      <w:jc w:val="center"/>
+    </w:pPr>
+    <w:rPr>
+      <w:rFonts w:ascii="Arial" w:eastAsia="Times New Roman" w:hAnsi="Arial" w:cs="Arial"/>
+      <w:vanish/>
+      <w:sz w:val="16"/>
+      <w:szCs w:val="16"/>
+      <w:lang w:val="en-IN" w:eastAsia="en-IN"/>
+    </w:rPr>
+  </w:style>
+  <w:style w:type="character" w:customStyle="1" w:styleId="z-BottomofFormChar">
+    <w:name w:val="z-Bottom of Form Char"/>
+    <w:basedOn w:val="DefaultParagraphFont"/>
+    <w:link w:val="z-BottomofForm"/>
+    <w:uiPriority w:val="99"/>
+    <w:semiHidden/>
+    <w:rsid w:val="00A93777"/>
+    <w:rPr>
+      <w:rFonts w:ascii="Arial" w:eastAsia="Times New Roman" w:hAnsi="Arial" w:cs="Arial"/>
+      <w:vanish/>
+      <w:sz w:val="16"/>
+      <w:szCs w:val="16"/>
+      <w:lang w:val="en-IN" w:eastAsia="en-IN"/>
+    </w:rPr>
+  </w:style>
 </w:styles>
 </file>
 

--- a/reports/project report.docx
+++ b/reports/project report.docx
@@ -6227,6 +6227,15 @@
                 <w:lang w:val="en-IN" w:eastAsia="en-IN"/>
               </w:rPr>
             </w:pPr>
+            <w:r>
+              <w:rPr>
+                <w:rFonts w:ascii="Times New Roman" w:eastAsia="Times New Roman" w:hAnsi="Times New Roman" w:cs="Times New Roman"/>
+                <w:sz w:val="24"/>
+                <w:szCs w:val="24"/>
+                <w:lang w:val="en-IN" w:eastAsia="en-IN"/>
+              </w:rPr>
+              <w:t>84.32%</w:t>
+            </w:r>
           </w:p>
         </w:tc>
         <w:tc>
@@ -6246,6 +6255,15 @@
                 <w:lang w:val="en-IN" w:eastAsia="en-IN"/>
               </w:rPr>
             </w:pPr>
+            <w:r>
+              <w:rPr>
+                <w:rFonts w:ascii="Times New Roman" w:eastAsia="Times New Roman" w:hAnsi="Times New Roman" w:cs="Times New Roman"/>
+                <w:sz w:val="24"/>
+                <w:szCs w:val="24"/>
+                <w:lang w:val="en-IN" w:eastAsia="en-IN"/>
+              </w:rPr>
+              <w:t>85.05%</w:t>
+            </w:r>
           </w:p>
         </w:tc>
         <w:tc>
@@ -6265,6 +6283,15 @@
                 <w:lang w:val="en-IN" w:eastAsia="en-IN"/>
               </w:rPr>
             </w:pPr>
+            <w:r>
+              <w:rPr>
+                <w:rFonts w:ascii="Times New Roman" w:eastAsia="Times New Roman" w:hAnsi="Times New Roman" w:cs="Times New Roman"/>
+                <w:sz w:val="24"/>
+                <w:szCs w:val="24"/>
+                <w:lang w:val="en-IN" w:eastAsia="en-IN"/>
+              </w:rPr>
+              <w:t>84.32%</w:t>
+            </w:r>
           </w:p>
         </w:tc>
         <w:tc>
@@ -6284,6 +6311,15 @@
                 <w:lang w:val="en-IN" w:eastAsia="en-IN"/>
               </w:rPr>
             </w:pPr>
+            <w:r>
+              <w:rPr>
+                <w:rFonts w:ascii="Times New Roman" w:eastAsia="Times New Roman" w:hAnsi="Times New Roman" w:cs="Times New Roman"/>
+                <w:sz w:val="24"/>
+                <w:szCs w:val="24"/>
+                <w:lang w:val="en-IN" w:eastAsia="en-IN"/>
+              </w:rPr>
+              <w:t>84.32%</w:t>
+            </w:r>
           </w:p>
         </w:tc>
         <w:tc>
@@ -8753,6 +8789,7 @@
   <w:style w:type="character" w:default="1" w:styleId="DefaultParagraphFont">
     <w:name w:val="Default Paragraph Font"/>
     <w:uiPriority w:val="1"/>
+    <w:semiHidden/>
     <w:unhideWhenUsed/>
   </w:style>
   <w:style w:type="table" w:default="1" w:styleId="TableNormal">

--- a/reports/project report.docx
+++ b/reports/project report.docx
@@ -275,6 +275,19 @@
           <w14:ligatures w14:val="standardContextual"/>
         </w:rPr>
         <w:t>P1N</w:t>
+      </w:r>
+      <w:r>
+        <w:rPr>
+          <w:rFonts w:ascii="Times New Roman" w:eastAsiaTheme="minorHAnsi" w:hAnsi="Times New Roman" w:cs="Times New Roman"/>
+          <w:b/>
+          <w:bCs/>
+          <w:color w:val="000000"/>
+          <w:kern w:val="2"/>
+          <w:sz w:val="28"/>
+          <w:szCs w:val="28"/>
+          <w14:ligatures w14:val="standardContextual"/>
+        </w:rPr>
+        <w:t xml:space="preserve"> (3P14)</w:t>
       </w:r>
     </w:p>
     <w:p>
@@ -442,7 +455,7 @@
           <w:lang w:val="en-IN"/>
           <w14:ligatures w14:val="standardContextual"/>
         </w:rPr>
-        <w:t>u</w:t>
+        <w:t>a</w:t>
       </w:r>
     </w:p>
     <w:p>
@@ -482,10 +495,31 @@
     </w:p>
     <w:p>
       <w:pPr>
-        <w:rPr>
-          <w:lang w:val="en-IN"/>
-        </w:rPr>
-      </w:pPr>
+        <w:jc w:val="center"/>
+        <w:rPr>
+          <w:rFonts w:ascii="Times New Roman" w:eastAsiaTheme="minorHAnsi" w:hAnsi="Times New Roman" w:cs="Times New Roman"/>
+          <w:b/>
+          <w:bCs/>
+          <w:color w:val="000000"/>
+          <w:kern w:val="2"/>
+          <w:sz w:val="28"/>
+          <w:szCs w:val="28"/>
+          <w14:ligatures w14:val="standardContextual"/>
+        </w:rPr>
+      </w:pPr>
+      <w:r>
+        <w:rPr>
+          <w:rFonts w:ascii="Times New Roman" w:eastAsiaTheme="minorHAnsi" w:hAnsi="Times New Roman" w:cs="Times New Roman"/>
+          <w:b/>
+          <w:bCs/>
+          <w:color w:val="000000"/>
+          <w:kern w:val="2"/>
+          <w:sz w:val="28"/>
+          <w:szCs w:val="28"/>
+          <w14:ligatures w14:val="standardContextual"/>
+        </w:rPr>
+        <w:t>May 2026</w:t>
+      </w:r>
     </w:p>
     <w:p>
       <w:pPr>

--- a/reports/project report.docx
+++ b/reports/project report.docx
@@ -35,7 +35,7 @@
           <w:sz w:val="36"/>
           <w:szCs w:val="36"/>
         </w:rPr>
-        <w:t xml:space="preserve">Skeleton Based Human </w:t>
+        <w:t xml:space="preserve">SKELETON BASED HUMAN </w:t>
       </w:r>
       <w:r>
         <w:rPr>
@@ -46,7 +46,7 @@
           <w:sz w:val="36"/>
           <w:szCs w:val="36"/>
         </w:rPr>
-        <w:t>Action Recognition</w:t>
+        <w:t>ACTION RECOGNITION</w:t>
       </w:r>
     </w:p>
     <w:p>
@@ -77,35 +77,60 @@
           <w:lang w:val="en-IN"/>
           <w14:ligatures w14:val="standardContextual"/>
         </w:rPr>
-        <w:t>UCS761 Deep Learning Project Report</w:t>
+        <w:t xml:space="preserve">UCS761 </w:t>
       </w:r>
-    </w:p>
-    <w:p>
-      <w:pPr>
-        <w:pStyle w:val="NormalWeb"/>
-        <w:spacing w:line="360" w:lineRule="auto"/>
-        <w:jc w:val="center"/>
-        <w:rPr>
-          <w:rFonts w:eastAsiaTheme="minorHAnsi"/>
+      <w:r>
+        <w:rPr>
+          <w:rFonts w:ascii="Times New Roman" w:eastAsiaTheme="minorHAnsi" w:hAnsi="Times New Roman" w:cs="Times New Roman"/>
           <w:b/>
           <w:bCs/>
           <w:color w:val="000000"/>
           <w:kern w:val="2"/>
           <w:sz w:val="28"/>
           <w:szCs w:val="28"/>
-          <w:lang w:eastAsia="en-US"/>
+          <w:lang w:val="en-IN"/>
           <w14:ligatures w14:val="standardContextual"/>
         </w:rPr>
-      </w:pPr>
+        <w:t>DEEP LEARNING</w:t>
+      </w:r>
       <w:r>
         <w:rPr>
-          <w:rFonts w:eastAsiaTheme="minorHAnsi"/>
+          <w:rFonts w:ascii="Times New Roman" w:eastAsiaTheme="minorHAnsi" w:hAnsi="Times New Roman" w:cs="Times New Roman"/>
           <w:b/>
           <w:bCs/>
           <w:color w:val="000000"/>
           <w:kern w:val="2"/>
           <w:sz w:val="28"/>
           <w:szCs w:val="28"/>
+          <w:lang w:val="en-IN"/>
+          <w14:ligatures w14:val="standardContextual"/>
+        </w:rPr>
+        <w:t xml:space="preserve"> Project Report</w:t>
+      </w:r>
+    </w:p>
+    <w:p>
+      <w:pPr>
+        <w:pStyle w:val="NormalWeb"/>
+        <w:jc w:val="center"/>
+        <w:rPr>
+          <w:rFonts w:eastAsiaTheme="minorHAnsi"/>
+          <w:color w:val="000000"/>
+          <w:kern w:val="2"/>
+          <w:sz w:val="28"/>
+          <w:szCs w:val="28"/>
+          <w:u w:val="single"/>
+          <w:lang w:eastAsia="en-US"/>
+          <w14:ligatures w14:val="standardContextual"/>
+        </w:rPr>
+      </w:pPr>
+      <w:r>
+        <w:rPr>
+          <w:rFonts w:eastAsiaTheme="minorHAnsi"/>
+          <w:color w:val="000000"/>
+          <w:kern w:val="2"/>
+          <w:sz w:val="28"/>
+          <w:szCs w:val="28"/>
+          <w:u w:val="single"/>
           <w:lang w:eastAsia="en-US"/>
           <w14:ligatures w14:val="standardContextual"/>
         </w:rPr>
@@ -114,11 +139,10 @@
     </w:p>
     <w:p>
       <w:pPr>
+        <w:spacing w:line="240" w:lineRule="auto"/>
         <w:jc w:val="center"/>
         <w:rPr>
           <w:rFonts w:ascii="Times New Roman" w:hAnsi="Times New Roman" w:cs="Times New Roman"/>
-          <w:b/>
-          <w:bCs/>
           <w:color w:val="000000"/>
           <w:sz w:val="28"/>
           <w:szCs w:val="28"/>
@@ -127,8 +151,6 @@
       <w:r>
         <w:rPr>
           <w:rFonts w:ascii="Times New Roman" w:hAnsi="Times New Roman" w:cs="Times New Roman"/>
-          <w:b/>
-          <w:bCs/>
           <w:color w:val="000000"/>
           <w:sz w:val="28"/>
           <w:szCs w:val="28"/>
@@ -138,11 +160,10 @@
     </w:p>
     <w:p>
       <w:pPr>
+        <w:spacing w:line="240" w:lineRule="auto"/>
         <w:jc w:val="center"/>
         <w:rPr>
           <w:rFonts w:ascii="Times New Roman" w:hAnsi="Times New Roman" w:cs="Times New Roman"/>
-          <w:b/>
-          <w:bCs/>
           <w:color w:val="000000"/>
           <w:sz w:val="28"/>
           <w:szCs w:val="28"/>
@@ -151,8 +172,6 @@
       <w:r>
         <w:rPr>
           <w:rFonts w:ascii="Times New Roman" w:hAnsi="Times New Roman" w:cs="Times New Roman"/>
-          <w:b/>
-          <w:bCs/>
           <w:color w:val="000000"/>
           <w:sz w:val="28"/>
           <w:szCs w:val="28"/>
@@ -162,11 +181,10 @@
     </w:p>
     <w:p>
       <w:pPr>
+        <w:spacing w:line="240" w:lineRule="auto"/>
         <w:jc w:val="center"/>
         <w:rPr>
           <w:rFonts w:ascii="Times New Roman" w:hAnsi="Times New Roman" w:cs="Times New Roman"/>
-          <w:b/>
-          <w:bCs/>
           <w:color w:val="000000"/>
           <w:sz w:val="28"/>
           <w:szCs w:val="28"/>
@@ -175,8 +193,6 @@
       <w:r>
         <w:rPr>
           <w:rFonts w:ascii="Times New Roman" w:hAnsi="Times New Roman" w:cs="Times New Roman"/>
-          <w:b/>
-          <w:bCs/>
           <w:color w:val="000000"/>
           <w:sz w:val="28"/>
           <w:szCs w:val="28"/>
@@ -186,11 +202,10 @@
     </w:p>
     <w:p>
       <w:pPr>
+        <w:spacing w:line="240" w:lineRule="auto"/>
         <w:jc w:val="center"/>
         <w:rPr>
           <w:rFonts w:ascii="Times New Roman" w:hAnsi="Times New Roman" w:cs="Times New Roman"/>
-          <w:b/>
-          <w:bCs/>
           <w:color w:val="000000"/>
           <w:sz w:val="28"/>
           <w:szCs w:val="28"/>
@@ -199,14 +214,26 @@
       <w:r>
         <w:rPr>
           <w:rFonts w:ascii="Times New Roman" w:hAnsi="Times New Roman" w:cs="Times New Roman"/>
-          <w:b/>
-          <w:bCs/>
           <w:color w:val="000000"/>
           <w:sz w:val="28"/>
           <w:szCs w:val="28"/>
         </w:rPr>
         <w:t>102316108 - Naman Jain</w:t>
       </w:r>
+    </w:p>
+    <w:p>
+      <w:pPr>
+        <w:spacing w:line="240" w:lineRule="auto"/>
+        <w:jc w:val="center"/>
+        <w:rPr>
+          <w:rFonts w:ascii="Times New Roman" w:eastAsiaTheme="minorHAnsi" w:hAnsi="Times New Roman" w:cs="Times New Roman"/>
+          <w:color w:val="000000"/>
+          <w:kern w:val="2"/>
+          <w:sz w:val="28"/>
+          <w:szCs w:val="28"/>
+          <w14:ligatures w14:val="standardContextual"/>
+        </w:rPr>
+      </w:pPr>
     </w:p>
     <w:p>
       <w:pPr>
@@ -233,12 +260,9 @@
           <w:szCs w:val="28"/>
           <w14:ligatures w14:val="standardContextual"/>
         </w:rPr>
-        <w:t>BE Third Year – CSE</w:t>
+        <w:t xml:space="preserve">Group: </w:t>
       </w:r>
-    </w:p>
-    <w:p>
-      <w:pPr>
-        <w:jc w:val="center"/>
+      <w:r>
         <w:rPr>
           <w:rFonts w:ascii="Times New Roman" w:eastAsiaTheme="minorHAnsi" w:hAnsi="Times New Roman" w:cs="Times New Roman"/>
           <w:b/>
@@ -249,7 +273,8 @@
           <w:szCs w:val="28"/>
           <w14:ligatures w14:val="standardContextual"/>
         </w:rPr>
-      </w:pPr>
+        <w:t>P1N</w:t>
+      </w:r>
       <w:r>
         <w:rPr>
           <w:rFonts w:ascii="Times New Roman" w:eastAsiaTheme="minorHAnsi" w:hAnsi="Times New Roman" w:cs="Times New Roman"/>
@@ -261,9 +286,12 @@
           <w:szCs w:val="28"/>
           <w14:ligatures w14:val="standardContextual"/>
         </w:rPr>
-        <w:t xml:space="preserve">Group: </w:t>
+        <w:t xml:space="preserve"> (3P14)</w:t>
       </w:r>
-      <w:r>
+    </w:p>
+    <w:p>
+      <w:pPr>
+        <w:jc w:val="center"/>
         <w:rPr>
           <w:rFonts w:ascii="Times New Roman" w:eastAsiaTheme="minorHAnsi" w:hAnsi="Times New Roman" w:cs="Times New Roman"/>
           <w:b/>
@@ -274,58 +302,31 @@
           <w:szCs w:val="28"/>
           <w14:ligatures w14:val="standardContextual"/>
         </w:rPr>
-        <w:t>P1N</w:t>
-      </w:r>
-      <w:r>
-        <w:rPr>
-          <w:rFonts w:ascii="Times New Roman" w:eastAsiaTheme="minorHAnsi" w:hAnsi="Times New Roman" w:cs="Times New Roman"/>
+      </w:pPr>
+    </w:p>
+    <w:p>
+      <w:pPr>
+        <w:jc w:val="center"/>
+        <w:rPr>
           <w:b/>
           <w:bCs/>
-          <w:color w:val="000000"/>
-          <w:kern w:val="2"/>
-          <w:sz w:val="28"/>
-          <w:szCs w:val="28"/>
-          <w14:ligatures w14:val="standardContextual"/>
-        </w:rPr>
-        <w:t xml:space="preserve"> (3P14)</w:t>
-      </w:r>
-    </w:p>
-    <w:p>
-      <w:pPr>
-        <w:jc w:val="center"/>
-        <w:rPr>
-          <w:rFonts w:ascii="Times New Roman" w:eastAsiaTheme="minorHAnsi" w:hAnsi="Times New Roman" w:cs="Times New Roman"/>
-          <w:b/>
-          <w:bCs/>
-          <w:color w:val="000000"/>
-          <w:kern w:val="2"/>
-          <w:sz w:val="28"/>
-          <w:szCs w:val="28"/>
-          <w14:ligatures w14:val="standardContextual"/>
-        </w:rPr>
-      </w:pPr>
-    </w:p>
-    <w:p>
-      <w:pPr>
-        <w:jc w:val="center"/>
-        <w:rPr>
-          <w:b/>
-          <w:bCs/>
         </w:rPr>
       </w:pPr>
       <w:r>
         <w:rPr>
-          <w:rFonts w:ascii="Times New Roman" w:hAnsi="Times New Roman" w:cs="Times New Roman"/>
           <w:noProof/>
-          <w:sz w:val="24"/>
-          <w:szCs w:val="24"/>
-          <w:lang w:eastAsia="en-IN"/>
         </w:rPr>
         <w:drawing>
-          <wp:inline distT="0" distB="0" distL="0" distR="0" wp14:anchorId="46CA723E" wp14:editId="63891455">
-            <wp:extent cx="2068830" cy="1002617"/>
-            <wp:effectExtent l="0" t="0" r="7620" b="7620"/>
-            <wp:docPr id="1" name="Picture 1" descr="logo"/>
+          <wp:inline distT="0" distB="0" distL="0" distR="0" wp14:anchorId="74E311AA" wp14:editId="462998E0">
+            <wp:extent cx="2099826" cy="1725324"/>
+            <wp:effectExtent l="0" t="0" r="0" b="0"/>
+            <wp:docPr id="376379752" name="drawing">
+              <a:extLst xmlns:a="http://schemas.openxmlformats.org/drawingml/2006/main">
+                <a:ext uri="{FF2B5EF4-FFF2-40B4-BE49-F238E27FC236}">
+                  <a16:creationId xmlns:a16="http://schemas.microsoft.com/office/drawing/2014/main" id="{458482BF-7CA8-46E1-A5A7-B692B9E38288}"/>
+                </a:ext>
+              </a:extLst>
+            </wp:docPr>
             <wp:cNvGraphicFramePr>
               <a:graphicFrameLocks xmlns:a="http://schemas.openxmlformats.org/drawingml/2006/main" noChangeAspect="1"/>
             </wp:cNvGraphicFramePr>
@@ -333,33 +334,29 @@
               <a:graphicData uri="http://schemas.openxmlformats.org/drawingml/2006/picture">
                 <pic:pic xmlns:pic="http://schemas.openxmlformats.org/drawingml/2006/picture">
                   <pic:nvPicPr>
-                    <pic:cNvPr id="0" name="Picture 1" descr="logo"/>
-                    <pic:cNvPicPr>
-                      <a:picLocks noChangeAspect="1" noChangeArrowheads="1"/>
-                    </pic:cNvPicPr>
+                    <pic:cNvPr id="376379752" name="Picture 376379752"/>
+                    <pic:cNvPicPr/>
                   </pic:nvPicPr>
                   <pic:blipFill>
-                    <a:blip r:embed="rId6"/>
-                    <a:srcRect/>
+                    <a:blip r:embed="rId6">
+                      <a:extLst>
+                        <a:ext uri="{28A0092B-C50C-407E-A947-70E740481C1C}">
+                          <a14:useLocalDpi xmlns:a14="http://schemas.microsoft.com/office/drawing/2010/main"/>
+                        </a:ext>
+                      </a:extLst>
+                    </a:blip>
                     <a:stretch>
                       <a:fillRect/>
                     </a:stretch>
                   </pic:blipFill>
-                  <pic:spPr bwMode="auto">
+                  <pic:spPr>
                     <a:xfrm>
                       <a:off x="0" y="0"/>
-                      <a:ext cx="2068830" cy="1002617"/>
+                      <a:ext cx="2099826" cy="1725324"/>
                     </a:xfrm>
                     <a:prstGeom prst="rect">
                       <a:avLst/>
                     </a:prstGeom>
-                    <a:noFill/>
-                    <a:ln w="9525">
-                      <a:noFill/>
-                      <a:miter lim="800000"/>
-                      <a:headEnd/>
-                      <a:tailEnd/>
-                    </a:ln>
                   </pic:spPr>
                 </pic:pic>
               </a:graphicData>
@@ -389,8 +386,6 @@
         <w:jc w:val="center"/>
         <w:rPr>
           <w:rFonts w:ascii="Times New Roman" w:eastAsiaTheme="minorHAnsi" w:hAnsi="Times New Roman" w:cs="Times New Roman"/>
-          <w:b/>
-          <w:bCs/>
           <w:color w:val="000000"/>
           <w:kern w:val="2"/>
           <w:sz w:val="28"/>
@@ -402,8 +397,6 @@
       <w:r>
         <w:rPr>
           <w:rFonts w:ascii="Times New Roman" w:eastAsiaTheme="minorHAnsi" w:hAnsi="Times New Roman" w:cs="Times New Roman"/>
-          <w:b/>
-          <w:bCs/>
           <w:color w:val="000000"/>
           <w:kern w:val="2"/>
           <w:sz w:val="28"/>
@@ -483,19 +476,26 @@
           <w:szCs w:val="28"/>
           <w14:ligatures w14:val="standardContextual"/>
         </w:rPr>
-        <w:t>Thapar Institute of Engineering and Technology, Patiala</w:t>
+        <w:t>THAPAR INSTITUTE OF ENGINEERING AND TECHNOLOGY, PATIALA</w:t>
       </w:r>
     </w:p>
     <w:p>
       <w:pPr>
-        <w:rPr>
-          <w:lang w:val="en-IN"/>
-        </w:rPr>
-      </w:pPr>
+        <w:jc w:val="center"/>
+      </w:pPr>
+      <w:r>
+        <w:rPr>
+          <w:rFonts w:ascii="Times New Roman" w:eastAsia="Times New Roman" w:hAnsi="Times New Roman" w:cs="Times New Roman"/>
+          <w:b/>
+          <w:bCs/>
+          <w:sz w:val="28"/>
+          <w:szCs w:val="28"/>
+        </w:rPr>
+        <w:t>Session: Jan – May 2026</w:t>
+      </w:r>
     </w:p>
     <w:p>
       <w:pPr>
-        <w:jc w:val="center"/>
         <w:rPr>
           <w:rFonts w:ascii="Times New Roman" w:eastAsiaTheme="minorHAnsi" w:hAnsi="Times New Roman" w:cs="Times New Roman"/>
           <w:b/>
@@ -507,19 +507,6 @@
           <w14:ligatures w14:val="standardContextual"/>
         </w:rPr>
       </w:pPr>
-      <w:r>
-        <w:rPr>
-          <w:rFonts w:ascii="Times New Roman" w:eastAsiaTheme="minorHAnsi" w:hAnsi="Times New Roman" w:cs="Times New Roman"/>
-          <w:b/>
-          <w:bCs/>
-          <w:color w:val="000000"/>
-          <w:kern w:val="2"/>
-          <w:sz w:val="28"/>
-          <w:szCs w:val="28"/>
-          <w14:ligatures w14:val="standardContextual"/>
-        </w:rPr>
-        <w:t>May 2026</w:t>
-      </w:r>
     </w:p>
     <w:p>
       <w:pPr>
@@ -538,16 +525,6 @@
     <w:p>
       <w:pPr>
         <w:spacing w:line="360" w:lineRule="auto"/>
-        <w:jc w:val="center"/>
-        <w:rPr>
-          <w:lang w:val="en-IN"/>
-        </w:rPr>
-      </w:pPr>
-    </w:p>
-    <w:p>
-      <w:pPr>
-        <w:spacing w:line="360" w:lineRule="auto"/>
-        <w:jc w:val="center"/>
         <w:rPr>
           <w:rFonts w:ascii="Times New Roman" w:hAnsi="Times New Roman" w:cs="Times New Roman"/>
           <w:b/>
